--- a/DmitrievA/Lab1/Отчёт.docx
+++ b/DmitrievA/Lab1/Отчёт.docx
@@ -1098,23 +1098,7 @@
             <w:color w:val="0000FF"/>
             <w:u w:val="single"/>
           </w:rPr>
-          <w:t>3</w:t>
-        </w:r>
-        <w:r>
-          <w:rPr>
-            <w:noProof/>
-            <w:color w:val="0000FF"/>
-            <w:u w:val="single"/>
-          </w:rPr>
-          <w:t>.</w:t>
-        </w:r>
-        <w:r>
-          <w:rPr>
-            <w:noProof/>
-            <w:color w:val="0000FF"/>
-            <w:u w:val="single"/>
-          </w:rPr>
-          <w:t>2.</w:t>
+          <w:t>3.2.</w:t>
         </w:r>
         <w:r>
           <w:rPr>
@@ -1594,8 +1578,8 @@
       <w:pPr>
         <w:jc w:val="left"/>
         <w:sectPr>
-          <w:footerReference w:type="even" r:id="rId5"/>
-          <w:footerReference w:type="default" r:id="rId6"/>
+          <w:footerReference w:type="even" r:id="rId8"/>
+          <w:footerReference w:type="default" r:id="rId9"/>
           <w:pgSz w:w="11906" w:h="16838"/>
           <w:pgMar w:top="1134" w:right="850" w:bottom="1134" w:left="1701" w:header="708" w:footer="708" w:gutter="0"/>
           <w:cols w:space="708"/>
@@ -1881,22 +1865,130 @@
       </w:r>
     </w:p>
     <w:p>
-      <w:pPr>
+      <w:r>
+        <w:t xml:space="preserve">Второй формат - человеко-читаемый формат. </w:t>
+      </w:r>
+      <w:proofErr w:type="gramStart"/>
+      <w:r>
+        <w:t>Например</w:t>
+      </w:r>
+      <w:proofErr w:type="gramEnd"/>
+      <w:r>
+        <w:t xml:space="preserve"> </w:t>
+      </w:r>
+      <w:r>
+        <w:t>10</w:t>
+      </w:r>
+      <w:r>
+        <w:t>.1</w:t>
+      </w:r>
+      <w:r>
+        <w:t>*</w:t>
+      </w:r>
+      <w:r>
         <w:rPr>
           <w:lang w:val="en-US"/>
         </w:rPr>
-      </w:pPr>
-      <w:r>
-        <w:t xml:space="preserve">Второй формат - человеко-читаемый формат. </w:t>
-      </w:r>
-      <w:r>
-        <w:t xml:space="preserve">Например </w:t>
-      </w:r>
-      <w:r>
-        <w:t>10</w:t>
-      </w:r>
-      <w:r>
-        <w:t>.1</w:t>
+        <w:t>x</w:t>
+      </w:r>
+      <w:r>
+        <w:t>^</w:t>
+      </w:r>
+      <w:r>
+        <w:t>2</w:t>
+      </w:r>
+      <w:r>
+        <w:rPr>
+          <w:lang w:val="en-US"/>
+        </w:rPr>
+        <w:t>y</w:t>
+      </w:r>
+      <w:r>
+        <w:t>^1</w:t>
+      </w:r>
+      <w:r>
+        <w:rPr>
+          <w:lang w:val="en-US"/>
+        </w:rPr>
+        <w:t>z</w:t>
+      </w:r>
+      <w:r>
+        <w:t xml:space="preserve">^3. </w:t>
+      </w:r>
+      <w:r>
+        <w:t xml:space="preserve">Знаки </w:t>
+      </w:r>
+      <w:r>
+        <w:t xml:space="preserve">* </w:t>
+      </w:r>
+      <w:r>
+        <w:t xml:space="preserve">и </w:t>
+      </w:r>
+      <w:r>
+        <w:t xml:space="preserve">^ </w:t>
+      </w:r>
+      <w:r>
+        <w:t xml:space="preserve">могут быть </w:t>
+      </w:r>
+      <w:proofErr w:type="gramStart"/>
+      <w:r>
+        <w:t xml:space="preserve">опущены( </w:t>
+      </w:r>
+      <w:r>
+        <w:t>10.1</w:t>
+      </w:r>
+      <w:r>
+        <w:rPr>
+          <w:lang w:val="en-US"/>
+        </w:rPr>
+        <w:t>x</w:t>
+      </w:r>
+      <w:r>
+        <w:t>2</w:t>
+      </w:r>
+      <w:r>
+        <w:rPr>
+          <w:lang w:val="en-US"/>
+        </w:rPr>
+        <w:t>y</w:t>
+      </w:r>
+      <w:r>
+        <w:t>1</w:t>
+      </w:r>
+      <w:r>
+        <w:rPr>
+          <w:lang w:val="en-US"/>
+        </w:rPr>
+        <w:t>z</w:t>
+      </w:r>
+      <w:r>
+        <w:t>3</w:t>
+      </w:r>
+      <w:proofErr w:type="gramEnd"/>
+      <w:r>
+        <w:t xml:space="preserve">), </w:t>
+      </w:r>
+      <w:r>
+        <w:t xml:space="preserve">как и единичные коэффициенты у степеней и </w:t>
+      </w:r>
+      <w:proofErr w:type="gramStart"/>
+      <w:r>
+        <w:t xml:space="preserve">мономов( </w:t>
+      </w:r>
+      <w:proofErr w:type="spellStart"/>
+      <w:r>
+        <w:rPr>
+          <w:lang w:val="en-US"/>
+        </w:rPr>
+        <w:t>xyz</w:t>
+      </w:r>
+      <w:proofErr w:type="spellEnd"/>
+      <w:proofErr w:type="gramEnd"/>
+      <w:r>
+        <w:t xml:space="preserve"> </w:t>
+      </w:r>
+      <w:r>
+        <w:t>аналогично 1</w:t>
       </w:r>
       <w:r>
         <w:t>*</w:t>
@@ -1911,7 +2003,7 @@
         <w:t>^</w:t>
       </w:r>
       <w:r>
-        <w:t>2</w:t>
+        <w:t>1</w:t>
       </w:r>
       <w:r>
         <w:rPr>
@@ -1920,7 +2012,10 @@
         <w:t>y</w:t>
       </w:r>
       <w:r>
-        <w:t>^1</w:t>
+        <w:t>^</w:t>
+      </w:r>
+      <w:r>
+        <w:t>1</w:t>
       </w:r>
       <w:r>
         <w:rPr>
@@ -1929,113 +2024,17 @@
         <w:t>z</w:t>
       </w:r>
       <w:r>
-        <w:t xml:space="preserve">^3. </w:t>
-      </w:r>
-      <w:r>
-        <w:t xml:space="preserve">Знаки </w:t>
-      </w:r>
-      <w:r>
-        <w:t xml:space="preserve">* </w:t>
-      </w:r>
-      <w:r>
-        <w:t xml:space="preserve">и </w:t>
-      </w:r>
-      <w:r>
-        <w:t xml:space="preserve">^ </w:t>
-      </w:r>
-      <w:r>
-        <w:t xml:space="preserve">могут быть опущены( </w:t>
-      </w:r>
-      <w:r>
-        <w:t>10.1</w:t>
-      </w:r>
-      <w:r>
-        <w:rPr>
-          <w:lang w:val="en-US"/>
-        </w:rPr>
-        <w:t>x</w:t>
-      </w:r>
-      <w:r>
-        <w:t>2</w:t>
-      </w:r>
-      <w:r>
-        <w:rPr>
-          <w:lang w:val="en-US"/>
-        </w:rPr>
-        <w:t>y</w:t>
+        <w:t>^</w:t>
       </w:r>
       <w:r>
         <w:t>1</w:t>
       </w:r>
       <w:r>
-        <w:rPr>
-          <w:lang w:val="en-US"/>
-        </w:rPr>
-        <w:t>z</w:t>
-      </w:r>
-      <w:r>
-        <w:t xml:space="preserve">3), </w:t>
-      </w:r>
-      <w:r>
-        <w:t xml:space="preserve">как и единичные коэффициенты у степеней и мономов( </w:t>
-      </w:r>
-      <w:r>
-        <w:rPr>
-          <w:lang w:val="en-US"/>
-        </w:rPr>
-        <w:t>xyz</w:t>
+        <w:t>).</w:t>
       </w:r>
       <w:r>
         <w:t xml:space="preserve"> </w:t>
       </w:r>
-      <w:r>
-        <w:t>аналогично 1</w:t>
-      </w:r>
-      <w:r>
-        <w:t>*</w:t>
-      </w:r>
-      <w:r>
-        <w:rPr>
-          <w:lang w:val="en-US"/>
-        </w:rPr>
-        <w:t>x</w:t>
-      </w:r>
-      <w:r>
-        <w:t>^</w:t>
-      </w:r>
-      <w:r>
-        <w:t>1</w:t>
-      </w:r>
-      <w:r>
-        <w:rPr>
-          <w:lang w:val="en-US"/>
-        </w:rPr>
-        <w:t>y</w:t>
-      </w:r>
-      <w:r>
-        <w:t>^</w:t>
-      </w:r>
-      <w:r>
-        <w:t>1</w:t>
-      </w:r>
-      <w:r>
-        <w:rPr>
-          <w:lang w:val="en-US"/>
-        </w:rPr>
-        <w:t>z</w:t>
-      </w:r>
-      <w:r>
-        <w:t>^</w:t>
-      </w:r>
-      <w:r>
-        <w:t>1</w:t>
-      </w:r>
-      <w:r>
-        <w:t>).</w:t>
-      </w:r>
-      <w:r>
-        <w:t xml:space="preserve"> </w:t>
-      </w:r>
     </w:p>
     <w:p>
       <w:r>
@@ -2056,9 +2055,6 @@
     </w:p>
     <w:p>
       <w:r>
-        <w:rPr>
-          <w:lang w:val="en-US"/>
-        </w:rPr>
         <w:t xml:space="preserve">0 – </w:t>
       </w:r>
       <w:r>
@@ -2077,36 +2073,12 @@
     </w:p>
     <w:p>
       <w:r>
-        <w:t xml:space="preserve">3 – вычитание </w:t>
-      </w:r>
-      <w:r>
-        <w:t xml:space="preserve">другого полинома. Вводится новый полином и </w:t>
-      </w:r>
-      <w:r>
-        <w:t>вычитается из</w:t>
-      </w:r>
-      <w:r>
-        <w:t xml:space="preserve"> текущ</w:t>
-      </w:r>
-      <w:r>
-        <w:t>его</w:t>
-      </w:r>
-      <w:r>
-        <w:t>. Результат становится текущим полиномом.</w:t>
-      </w:r>
-    </w:p>
-    <w:p>
-      <w:r>
-        <w:t xml:space="preserve">4 – умножение на другой полином. </w:t>
-      </w:r>
-      <w:r>
-        <w:t xml:space="preserve">Вводится новый полином и </w:t>
-      </w:r>
-      <w:r>
-        <w:t>перемножается</w:t>
-      </w:r>
-      <w:r>
-        <w:t xml:space="preserve"> с текущим. Результат становится текущим полиномом.</w:t>
+        <w:t>3 – вычитание другого полинома. Вводится новый полином и вычитается из текущего. Результат становится текущим полиномом.</w:t>
+      </w:r>
+    </w:p>
+    <w:p>
+      <w:r>
+        <w:t>4 – умножение на другой полином. Вводится новый полином и перемножается с текущим. Результат становится текущим полиномом.</w:t>
       </w:r>
     </w:p>
     <w:p>
@@ -2251,289 +2223,512 @@
         </w:rPr>
         <w:t>программы</w:t>
       </w:r>
+      <w:bookmarkStart w:id="7" w:name="_Toc223093648"/>
       <w:bookmarkEnd w:id="5"/>
       <w:bookmarkEnd w:id="6"/>
     </w:p>
+    <w:bookmarkEnd w:id="7"/>
+    <w:p>
+      <w:r>
+        <w:t>Программа имеет модульную структуру и состоит из нескольких логических компонентов: заголовочных файлов с описанием структур данных, файлов реализации бизнес-логики и интерфейсного модуля.</w:t>
+      </w:r>
+    </w:p>
+    <w:p>
+      <w:r>
+        <w:t>Программа разделена на следующие файлы:</w:t>
+      </w:r>
+    </w:p>
     <w:p>
       <w:pPr>
         <w:keepNext/>
+        <w:numPr>
+          <w:ilvl w:val="2"/>
+          <w:numId w:val="1"/>
+        </w:numPr>
         <w:spacing w:before="240" w:after="60"/>
-        <w:ind w:firstLine="0"/>
         <w:outlineLvl w:val="1"/>
       </w:pPr>
-      <w:bookmarkStart w:id="7" w:name="_Toc223093648"/>
-      <w:r>
-        <w:t xml:space="preserve">Программа состоит из </w:t>
-      </w:r>
-      <w:r>
-        <w:rPr>
-          <w:lang w:val="en-US"/>
-        </w:rPr>
-        <w:t>Main</w:t>
-      </w:r>
+      <w:proofErr w:type="spellStart"/>
+      <w:r>
+        <w:rPr>
+          <w:b/>
+          <w:bCs/>
+        </w:rPr>
+        <w:t>List.h</w:t>
+      </w:r>
+      <w:proofErr w:type="spellEnd"/>
+      <w:r>
+        <w:t>: Шаблонный модуль, реализующий универсальный двусвязный список.</w:t>
+      </w:r>
+    </w:p>
+    <w:p>
+      <w:r>
+        <w:rPr>
+          <w:b/>
+          <w:bCs/>
+        </w:rPr>
+        <w:t>Класс </w:t>
+      </w:r>
+      <w:proofErr w:type="spellStart"/>
+      <w:r>
+        <w:rPr>
+          <w:b/>
+          <w:bCs/>
+        </w:rPr>
+        <w:t>Node</w:t>
+      </w:r>
+      <w:proofErr w:type="spellEnd"/>
+      <w:r>
+        <w:rPr>
+          <w:b/>
+          <w:bCs/>
+        </w:rPr>
+        <w:t>&lt;T&gt;</w:t>
+      </w:r>
+      <w:r>
+        <w:t>: узел списка, хранящий данные и указатели на следующий и предыдущий элементы.</w:t>
+      </w:r>
+    </w:p>
+    <w:p>
+      <w:r>
+        <w:rPr>
+          <w:b/>
+          <w:bCs/>
+        </w:rPr>
+        <w:t>Класс </w:t>
+      </w:r>
+      <w:proofErr w:type="spellStart"/>
+      <w:r>
+        <w:rPr>
+          <w:b/>
+          <w:bCs/>
+        </w:rPr>
+        <w:t>Iterator</w:t>
+      </w:r>
+      <w:proofErr w:type="spellEnd"/>
+      <w:r>
+        <w:rPr>
+          <w:b/>
+          <w:bCs/>
+        </w:rPr>
+        <w:t>&lt;T&gt;</w:t>
+      </w:r>
+      <w:r>
+        <w:t>: реализация итератора для навигации по списку (поддерживает операции ++, *, ==</w:t>
+      </w:r>
+      <w:proofErr w:type="gramStart"/>
+      <w:r>
+        <w:t>, !</w:t>
+      </w:r>
+      <w:proofErr w:type="gramEnd"/>
+      <w:r>
+        <w:t>=).</w:t>
+      </w:r>
+    </w:p>
+    <w:p>
+      <w:r>
+        <w:rPr>
+          <w:b/>
+          <w:bCs/>
+        </w:rPr>
+        <w:t>Класс List&lt;T&gt;</w:t>
+      </w:r>
+      <w:r>
+        <w:t>: контейнер, предоставляющий методы для работы со списком (</w:t>
+      </w:r>
+      <w:proofErr w:type="spellStart"/>
+      <w:r>
+        <w:t>push_back</w:t>
+      </w:r>
+      <w:proofErr w:type="spellEnd"/>
+      <w:r>
+        <w:t>, </w:t>
+      </w:r>
+      <w:proofErr w:type="spellStart"/>
+      <w:r>
+        <w:t>insert</w:t>
+      </w:r>
+      <w:proofErr w:type="spellEnd"/>
+      <w:r>
+        <w:t>, </w:t>
+      </w:r>
+      <w:proofErr w:type="spellStart"/>
+      <w:r>
+        <w:t>erase</w:t>
+      </w:r>
+      <w:proofErr w:type="spellEnd"/>
+      <w:r>
+        <w:t>, </w:t>
+      </w:r>
+      <w:proofErr w:type="spellStart"/>
+      <w:r>
+        <w:t>begin</w:t>
+      </w:r>
+      <w:proofErr w:type="spellEnd"/>
+      <w:r>
+        <w:t>, </w:t>
+      </w:r>
+      <w:proofErr w:type="spellStart"/>
+      <w:r>
+        <w:t>end</w:t>
+      </w:r>
+      <w:proofErr w:type="spellEnd"/>
+      <w:r>
+        <w:t>). Включает в себя приватный метод </w:t>
+      </w:r>
+      <w:proofErr w:type="spellStart"/>
+      <w:r>
+        <w:t>sort</w:t>
+      </w:r>
+      <w:proofErr w:type="spellEnd"/>
+      <w:r>
+        <w:t>_, реализующий алгоритм сортировки слиянием (</w:t>
+      </w:r>
+      <w:proofErr w:type="spellStart"/>
+      <w:r>
+        <w:t>Merge</w:t>
+      </w:r>
+      <w:proofErr w:type="spellEnd"/>
+      <w:r>
+        <w:t xml:space="preserve"> </w:t>
+      </w:r>
+      <w:proofErr w:type="spellStart"/>
+      <w:r>
+        <w:t>Sort</w:t>
+      </w:r>
+      <w:proofErr w:type="spellEnd"/>
+      <w:r>
+        <w:t>) для итераторов, что необходимо для поддержания упорядоченности мономов.</w:t>
+      </w:r>
+    </w:p>
+    <w:p>
+      <w:pPr>
+        <w:keepNext/>
+        <w:numPr>
+          <w:ilvl w:val="2"/>
+          <w:numId w:val="1"/>
+        </w:numPr>
+        <w:spacing w:before="240" w:after="60"/>
+        <w:outlineLvl w:val="1"/>
+      </w:pPr>
+      <w:proofErr w:type="spellStart"/>
+      <w:r>
+        <w:rPr>
+          <w:b/>
+          <w:bCs/>
+        </w:rPr>
+        <w:t>Polinom.h</w:t>
+      </w:r>
+      <w:proofErr w:type="spellEnd"/>
+      <w:r>
+        <w:t>: Модуль, содержащий определения основных классов для работы с математической моделью полинома.</w:t>
+      </w:r>
+    </w:p>
+    <w:p>
+      <w:r>
+        <w:rPr>
+          <w:b/>
+          <w:bCs/>
+        </w:rPr>
+        <w:t>Класс </w:t>
+      </w:r>
+      <w:proofErr w:type="spellStart"/>
+      <w:r>
+        <w:rPr>
+          <w:b/>
+          <w:bCs/>
+        </w:rPr>
+        <w:t>Monome</w:t>
+      </w:r>
+      <w:proofErr w:type="spellEnd"/>
+      <w:r>
+        <w:t>: описывает один член полинома (коэффициент и «свернутую» степень). Содержит перегруженные операторы сравнения (&gt;, &lt;) для обеспечения порядка, а также арифметические операторы для работы с отдельными мономами.</w:t>
+      </w:r>
+    </w:p>
+    <w:p>
+      <w:r>
+        <w:rPr>
+          <w:b/>
+          <w:bCs/>
+        </w:rPr>
+        <w:t>Класс </w:t>
+      </w:r>
+      <w:proofErr w:type="spellStart"/>
+      <w:r>
+        <w:rPr>
+          <w:b/>
+          <w:bCs/>
+        </w:rPr>
+        <w:t>Polinom</w:t>
+      </w:r>
+      <w:proofErr w:type="spellEnd"/>
+      <w:r>
+        <w:t>: основной класс для работы с полиномами. Содержит объект </w:t>
+      </w:r>
+      <w:proofErr w:type="gramStart"/>
+      <w:r>
+        <w:t>List&lt;</w:t>
+      </w:r>
+      <w:proofErr w:type="spellStart"/>
+      <w:proofErr w:type="gramEnd"/>
+      <w:r>
+        <w:t>Monome</w:t>
+      </w:r>
+      <w:proofErr w:type="spellEnd"/>
+      <w:r>
+        <w:t>&gt; и методы для выполнения операций над ним.</w:t>
+      </w:r>
+    </w:p>
+    <w:p>
+      <w:pPr>
+        <w:keepNext/>
+        <w:numPr>
+          <w:ilvl w:val="2"/>
+          <w:numId w:val="1"/>
+        </w:numPr>
+        <w:spacing w:before="240" w:after="60"/>
+        <w:outlineLvl w:val="1"/>
+      </w:pPr>
+      <w:r>
+        <w:rPr>
+          <w:b/>
+          <w:bCs/>
+        </w:rPr>
+        <w:t>Polinom.cpp</w:t>
+      </w:r>
+      <w:r>
+        <w:t>: Модуль реализации методов классов </w:t>
+      </w:r>
+      <w:proofErr w:type="spellStart"/>
+      <w:r>
+        <w:t>Polinom</w:t>
+      </w:r>
+      <w:proofErr w:type="spellEnd"/>
+      <w:r>
+        <w:t> и </w:t>
+      </w:r>
+      <w:proofErr w:type="spellStart"/>
+      <w:r>
+        <w:t>Monome</w:t>
+      </w:r>
+      <w:proofErr w:type="spellEnd"/>
       <w:r>
         <w:t>.</w:t>
       </w:r>
-      <w:r>
-        <w:rPr>
-          <w:lang w:val="en-US"/>
-        </w:rPr>
-        <w:t>cpp</w:t>
-      </w:r>
-      <w:r>
-        <w:t xml:space="preserve">, </w:t>
-      </w:r>
-      <w:r>
-        <w:rPr>
-          <w:lang w:val="en-US"/>
-        </w:rPr>
-        <w:t>Polinome</w:t>
-      </w:r>
-      <w:r>
-        <w:t>.</w:t>
-      </w:r>
-      <w:r>
-        <w:rPr>
-          <w:lang w:val="en-US"/>
-        </w:rPr>
-        <w:t>cpp</w:t>
-      </w:r>
-      <w:r>
-        <w:t xml:space="preserve">, </w:t>
-      </w:r>
-      <w:r>
-        <w:rPr>
-          <w:lang w:val="en-US"/>
-        </w:rPr>
-        <w:t>Polinome</w:t>
-      </w:r>
-      <w:r>
-        <w:t>.</w:t>
-      </w:r>
-      <w:r>
-        <w:rPr>
-          <w:lang w:val="en-US"/>
-        </w:rPr>
-        <w:t>h</w:t>
-      </w:r>
-      <w:r>
-        <w:t xml:space="preserve">, </w:t>
-      </w:r>
-      <w:r>
-        <w:rPr>
-          <w:lang w:val="en-US"/>
-        </w:rPr>
-        <w:t>List</w:t>
-      </w:r>
-      <w:r>
-        <w:t>.</w:t>
-      </w:r>
-      <w:r>
-        <w:rPr>
-          <w:lang w:val="en-US"/>
-        </w:rPr>
-        <w:t>h</w:t>
-      </w:r>
-      <w:r>
-        <w:t xml:space="preserve">. </w:t>
-      </w:r>
-      <w:r>
-        <w:t>В</w:t>
-      </w:r>
-      <w:r>
-        <w:t xml:space="preserve"> </w:t>
-      </w:r>
-      <w:r>
-        <w:rPr>
-          <w:lang w:val="en-US"/>
-        </w:rPr>
-        <w:t>Main</w:t>
-      </w:r>
-      <w:r>
-        <w:t>.</w:t>
-      </w:r>
-      <w:r>
-        <w:rPr>
-          <w:lang w:val="en-US"/>
-        </w:rPr>
-        <w:t>cpp</w:t>
-      </w:r>
-      <w:r>
-        <w:t xml:space="preserve"> </w:t>
-      </w:r>
-      <w:r>
-        <w:t>консольное</w:t>
-      </w:r>
-      <w:r>
-        <w:t xml:space="preserve"> </w:t>
-      </w:r>
-      <w:r>
-        <w:t>приложение</w:t>
-      </w:r>
-      <w:r>
-        <w:t xml:space="preserve">. </w:t>
-      </w:r>
-      <w:r>
-        <w:t>В</w:t>
-      </w:r>
-      <w:r>
-        <w:rPr>
-          <w:lang w:val="en-US"/>
-        </w:rPr>
-        <w:t xml:space="preserve"> </w:t>
-      </w:r>
-      <w:r>
-        <w:rPr>
-          <w:lang w:val="en-US"/>
-        </w:rPr>
-        <w:t>Polinome</w:t>
-      </w:r>
-      <w:r>
-        <w:rPr>
-          <w:lang w:val="en-US"/>
-        </w:rPr>
-        <w:t>.</w:t>
-      </w:r>
-      <w:r>
-        <w:rPr>
-          <w:lang w:val="en-US"/>
-        </w:rPr>
-        <w:t>h</w:t>
-      </w:r>
-      <w:r>
-        <w:rPr>
-          <w:lang w:val="en-US"/>
-        </w:rPr>
-        <w:t xml:space="preserve"> </w:t>
-      </w:r>
-      <w:r>
-        <w:t>объявлены</w:t>
-      </w:r>
-      <w:r>
-        <w:rPr>
-          <w:lang w:val="en-US"/>
-        </w:rPr>
-        <w:t xml:space="preserve"> </w:t>
-      </w:r>
-      <w:r>
-        <w:t>классы</w:t>
-      </w:r>
-      <w:r>
-        <w:rPr>
-          <w:lang w:val="en-US"/>
-        </w:rPr>
-        <w:t xml:space="preserve"> </w:t>
-      </w:r>
-      <w:r>
-        <w:rPr>
-          <w:lang w:val="en-US"/>
-        </w:rPr>
+    </w:p>
+    <w:p>
+      <w:r>
+        <w:t>Содержит логику сложения, вычитания и умножения полиномов.</w:t>
+      </w:r>
+    </w:p>
+    <w:p>
+      <w:r>
+        <w:t>Реализует метод </w:t>
+      </w:r>
+      <w:proofErr w:type="spellStart"/>
+      <w:proofErr w:type="gramStart"/>
+      <w:r>
+        <w:t>normalize</w:t>
+      </w:r>
+      <w:proofErr w:type="spellEnd"/>
+      <w:r>
+        <w:t>(</w:t>
+      </w:r>
+      <w:proofErr w:type="gramEnd"/>
+      <w:r>
+        <w:t>), отвечающий за приведение подобных слагаемых и удаление мономов с нулевыми коэффициентами.</w:t>
+      </w:r>
+    </w:p>
+    <w:p>
+      <w:r>
+        <w:t>Содержит перегруженные операторы ввода/вывода (&gt;&gt;, &lt;&lt;), включая сложный парсинг строки в «</w:t>
+      </w:r>
+      <w:proofErr w:type="spellStart"/>
+      <w:r>
+        <w:t>человекочитаемом</w:t>
+      </w:r>
+      <w:proofErr w:type="spellEnd"/>
+      <w:r>
+        <w:t>» формате (например, x^2y^3z^4 + 2*</w:t>
+      </w:r>
+      <w:proofErr w:type="spellStart"/>
+      <w:r>
+        <w:t>xy</w:t>
+      </w:r>
+      <w:proofErr w:type="spellEnd"/>
+      <w:r>
+        <w:t>).</w:t>
+      </w:r>
+    </w:p>
+    <w:p>
+      <w:pPr>
+        <w:keepNext/>
+        <w:numPr>
+          <w:ilvl w:val="2"/>
+          <w:numId w:val="1"/>
+        </w:numPr>
+        <w:spacing w:before="240" w:after="60"/>
+        <w:outlineLvl w:val="1"/>
+      </w:pPr>
+      <w:r>
+        <w:rPr>
+          <w:b/>
+          <w:bCs/>
+        </w:rPr>
+        <w:t>main.cpp</w:t>
+      </w:r>
+      <w:r>
+        <w:t>: Модуль пользовательского интерфейса.</w:t>
+      </w:r>
+    </w:p>
+    <w:p>
+      <w:r>
+        <w:t>Реализует консольное меню, позволяющее пользователю выбирать формат ввода, вводить полиномы, вычислять их значения в точках (x, y, z) и выполнять арифметические действия.</w:t>
+      </w:r>
+    </w:p>
+    <w:p>
+      <w:pPr>
+        <w:keepNext/>
+        <w:numPr>
+          <w:ilvl w:val="2"/>
+          <w:numId w:val="1"/>
+        </w:numPr>
+        <w:spacing w:before="240" w:after="60"/>
+        <w:outlineLvl w:val="1"/>
+      </w:pPr>
+      <w:r>
+        <w:rPr>
+          <w:b/>
+          <w:bCs/>
+        </w:rPr>
+        <w:t>test.cpp</w:t>
+      </w:r>
+      <w:r>
+        <w:t>: Модуль тестирования.</w:t>
+      </w:r>
+    </w:p>
+    <w:p>
+      <w:r>
+        <w:t>Использует фреймворк </w:t>
+      </w:r>
+      <w:r>
+        <w:rPr>
+          <w:b/>
+          <w:bCs/>
+        </w:rPr>
+        <w:t>Google Test</w:t>
+      </w:r>
+      <w:r>
+        <w:t> для проверки корректности работы как базового списка (List), так и арифметических операций полинома (тестирование граничных случаев, переполнения степеней и точности вычислений).</w:t>
+      </w:r>
+    </w:p>
+    <w:p>
+      <w:r>
+        <w:rPr>
+          <w:b/>
+          <w:bCs/>
+        </w:rPr>
+        <w:t>Основные функции и методы:</w:t>
+      </w:r>
+    </w:p>
+    <w:p>
+      <w:proofErr w:type="spellStart"/>
+      <w:proofErr w:type="gramStart"/>
+      <w:r>
         <w:t>Polinom</w:t>
       </w:r>
-      <w:r>
-        <w:rPr>
-          <w:lang w:val="en-US"/>
-        </w:rPr>
-        <w:t xml:space="preserve"> </w:t>
-      </w:r>
-      <w:r>
-        <w:t>и</w:t>
-      </w:r>
-      <w:r>
-        <w:rPr>
-          <w:lang w:val="en-US"/>
-        </w:rPr>
-        <w:t xml:space="preserve"> </w:t>
-      </w:r>
-      <w:r>
-        <w:rPr>
-          <w:lang w:val="en-US"/>
-        </w:rPr>
+      <w:proofErr w:type="spellEnd"/>
+      <w:r>
+        <w:t>::</w:t>
+      </w:r>
+      <w:proofErr w:type="spellStart"/>
+      <w:proofErr w:type="gramEnd"/>
+      <w:r>
+        <w:t>operator</w:t>
+      </w:r>
+      <w:proofErr w:type="spellEnd"/>
+      <w:r>
+        <w:t>+ и </w:t>
+      </w:r>
+      <w:proofErr w:type="spellStart"/>
+      <w:proofErr w:type="gramStart"/>
+      <w:r>
+        <w:t>Polinom</w:t>
+      </w:r>
+      <w:proofErr w:type="spellEnd"/>
+      <w:r>
+        <w:t>::</w:t>
+      </w:r>
+      <w:proofErr w:type="spellStart"/>
+      <w:proofErr w:type="gramEnd"/>
+      <w:r>
+        <w:t>operator</w:t>
+      </w:r>
+      <w:proofErr w:type="spellEnd"/>
+      <w:r>
+        <w:t>- — реализуют алгоритм слияния двух упорядоченных списков.</w:t>
+      </w:r>
+    </w:p>
+    <w:p>
+      <w:proofErr w:type="spellStart"/>
+      <w:proofErr w:type="gramStart"/>
+      <w:r>
+        <w:t>Polinom</w:t>
+      </w:r>
+      <w:proofErr w:type="spellEnd"/>
+      <w:r>
+        <w:t>::</w:t>
+      </w:r>
+      <w:proofErr w:type="spellStart"/>
+      <w:proofErr w:type="gramEnd"/>
+      <w:r>
+        <w:t>operator</w:t>
+      </w:r>
+      <w:proofErr w:type="spellEnd"/>
+      <w:r>
+        <w:t>* — реализует умножение полиномов (каждый на каждый) с последующей сортировкой и нормализацией.</w:t>
+      </w:r>
+    </w:p>
+    <w:p>
+      <w:proofErr w:type="spellStart"/>
+      <w:proofErr w:type="gramStart"/>
+      <w:r>
+        <w:t>Polinom</w:t>
+      </w:r>
+      <w:proofErr w:type="spellEnd"/>
+      <w:r>
+        <w:t>::</w:t>
+      </w:r>
+      <w:proofErr w:type="spellStart"/>
+      <w:proofErr w:type="gramEnd"/>
+      <w:r>
+        <w:t>evaluate</w:t>
+      </w:r>
+      <w:proofErr w:type="spellEnd"/>
+      <w:r>
+        <w:t> — вычисляет значение полинома для заданных переменных.</w:t>
+      </w:r>
+    </w:p>
+    <w:p>
+      <w:proofErr w:type="spellStart"/>
+      <w:proofErr w:type="gramStart"/>
+      <w:r>
         <w:t>Monome</w:t>
       </w:r>
-      <w:r>
-        <w:rPr>
-          <w:lang w:val="en-US"/>
-        </w:rPr>
-        <w:t xml:space="preserve">. </w:t>
-      </w:r>
-      <w:r>
-        <w:t xml:space="preserve">В </w:t>
-      </w:r>
-      <w:r>
-        <w:rPr>
-          <w:lang w:val="en-US"/>
-        </w:rPr>
-        <w:t>Polinome</w:t>
-      </w:r>
-      <w:r>
-        <w:t>.</w:t>
-      </w:r>
-      <w:r>
-        <w:rPr>
-          <w:lang w:val="en-US"/>
-        </w:rPr>
-        <w:t>cpp</w:t>
-      </w:r>
-      <w:r>
-        <w:t xml:space="preserve"> </w:t>
-      </w:r>
-      <w:r>
-        <w:t xml:space="preserve">они реализованы. В </w:t>
-      </w:r>
-      <w:r>
-        <w:rPr>
-          <w:lang w:val="en-US"/>
-        </w:rPr>
-        <w:t>List</w:t>
-      </w:r>
-      <w:r>
-        <w:t>.</w:t>
-      </w:r>
-      <w:r>
-        <w:rPr>
-          <w:lang w:val="en-US"/>
-        </w:rPr>
-        <w:t>h</w:t>
-      </w:r>
-      <w:r>
-        <w:t xml:space="preserve"> </w:t>
-      </w:r>
-      <w:r>
-        <w:t xml:space="preserve">объявлен и реализован шаблон двухсвязного списка. В папке </w:t>
-      </w:r>
-      <w:r>
-        <w:rPr>
-          <w:lang w:val="en-US"/>
-        </w:rPr>
-        <w:t>Test</w:t>
-      </w:r>
-      <w:r>
-        <w:t xml:space="preserve"> </w:t>
-      </w:r>
-      <w:r>
-        <w:t xml:space="preserve">лежит файл с тестами </w:t>
-      </w:r>
-      <w:r>
-        <w:rPr>
-          <w:lang w:val="en-US"/>
-        </w:rPr>
-        <w:t>test</w:t>
-      </w:r>
-      <w:r>
-        <w:t>.</w:t>
-      </w:r>
-      <w:r>
-        <w:rPr>
-          <w:lang w:val="en-US"/>
-        </w:rPr>
-        <w:t>cpp</w:t>
-      </w:r>
-      <w:r>
-        <w:t>.</w:t>
-      </w:r>
-    </w:p>
-    <w:bookmarkEnd w:id="7"/>
+      <w:proofErr w:type="spellEnd"/>
+      <w:r>
+        <w:t>::</w:t>
+      </w:r>
+      <w:proofErr w:type="spellStart"/>
+      <w:proofErr w:type="gramEnd"/>
+      <w:r>
+        <w:t>operator</w:t>
+      </w:r>
+      <w:proofErr w:type="spellEnd"/>
+      <w:r>
+        <w:t>* — реализует умножение мономов с проверкой на переполнение степени (не более 9 для каждой переменной).</w:t>
+      </w:r>
+    </w:p>
     <w:p>
       <w:pPr>
         <w:keepNext/>
@@ -2584,552 +2779,867 @@
       </w:r>
     </w:p>
     <w:p>
-      <w:r>
+      <w:bookmarkStart w:id="8" w:name="_Toc223093649"/>
+      <w:r>
+        <w:t>В программе используются три основных уровня абстракции данных: базовый контейнер (двусвязный список), элементарная единица полинома (моном) и сам полином.</w:t>
+      </w:r>
+    </w:p>
+    <w:p>
+      <w:pPr>
+        <w:pStyle w:val="a7"/>
+        <w:keepNext/>
+        <w:numPr>
+          <w:ilvl w:val="2"/>
+          <w:numId w:val="1"/>
+        </w:numPr>
+        <w:spacing w:before="240" w:after="60"/>
+        <w:outlineLvl w:val="1"/>
+        <w:rPr>
+          <w:b/>
+          <w:bCs/>
+        </w:rPr>
+      </w:pPr>
+      <w:r>
+        <w:rPr>
+          <w:b/>
+          <w:bCs/>
+        </w:rPr>
+        <w:lastRenderedPageBreak/>
+        <w:t>Шаблонный двусвязный список (List)</w:t>
+      </w:r>
+      <w:r>
+        <w:rPr>
+          <w:b/>
+          <w:bCs/>
+        </w:rPr>
+        <w:t xml:space="preserve"> </w:t>
+      </w:r>
+    </w:p>
+    <w:p>
+      <w:pPr>
+        <w:rPr>
+          <w:b/>
+          <w:bCs/>
+        </w:rPr>
+      </w:pPr>
+      <w:r>
+        <w:t>Для хранения мономов реализован собственный шаблонный класс List&lt;T&gt;, который состоит из следующих компонентов:</w:t>
+      </w:r>
+    </w:p>
+    <w:p>
+      <w:pPr>
+        <w:pStyle w:val="a7"/>
+        <w:numPr>
+          <w:ilvl w:val="0"/>
+          <w:numId w:val="16"/>
+        </w:numPr>
+        <w:ind w:left="993" w:hanging="426"/>
+        <w:rPr>
+          <w:lang w:val="en-US"/>
+        </w:rPr>
+      </w:pPr>
+      <w:r>
+        <w:rPr>
+          <w:b/>
+          <w:bCs/>
+          <w:lang w:val="en-US"/>
+        </w:rPr>
+        <w:t>struct Node&lt;T&gt;</w:t>
+      </w:r>
+      <w:r>
+        <w:rPr>
+          <w:lang w:val="en-US"/>
+        </w:rPr>
+        <w:t xml:space="preserve">: </w:t>
+      </w:r>
+      <w:r>
+        <w:t>узел</w:t>
+      </w:r>
+      <w:r>
+        <w:rPr>
+          <w:lang w:val="en-US"/>
+        </w:rPr>
+        <w:t xml:space="preserve"> </w:t>
+      </w:r>
+      <w:r>
+        <w:t>списка</w:t>
+      </w:r>
+      <w:r>
+        <w:rPr>
+          <w:lang w:val="en-US"/>
+        </w:rPr>
+        <w:t>.</w:t>
+      </w:r>
+    </w:p>
+    <w:p>
+      <w:pPr>
+        <w:pStyle w:val="a7"/>
+        <w:numPr>
+          <w:ilvl w:val="0"/>
+          <w:numId w:val="16"/>
+        </w:numPr>
+        <w:ind w:left="993" w:hanging="426"/>
+      </w:pPr>
+      <w:r>
+        <w:t xml:space="preserve">T </w:t>
+      </w:r>
+      <w:proofErr w:type="spellStart"/>
+      <w:r>
+        <w:t>data</w:t>
+      </w:r>
+      <w:proofErr w:type="spellEnd"/>
+      <w:r>
+        <w:t>: поле для хранения данных (в данной работе — объект </w:t>
+      </w:r>
+      <w:proofErr w:type="spellStart"/>
+      <w:r>
+        <w:t>Monome</w:t>
+      </w:r>
+      <w:proofErr w:type="spellEnd"/>
+      <w:r>
+        <w:t>).</w:t>
+      </w:r>
+    </w:p>
+    <w:p>
+      <w:pPr>
+        <w:pStyle w:val="a7"/>
+        <w:numPr>
+          <w:ilvl w:val="0"/>
+          <w:numId w:val="16"/>
+        </w:numPr>
+        <w:ind w:left="993" w:hanging="426"/>
+      </w:pPr>
+      <w:proofErr w:type="spellStart"/>
+      <w:r>
+        <w:t>Node</w:t>
+      </w:r>
+      <w:proofErr w:type="spellEnd"/>
+      <w:r>
+        <w:t xml:space="preserve">* </w:t>
+      </w:r>
+      <w:proofErr w:type="spellStart"/>
+      <w:r>
+        <w:t>next</w:t>
+      </w:r>
+      <w:proofErr w:type="spellEnd"/>
+      <w:r>
+        <w:t>, </w:t>
+      </w:r>
+      <w:proofErr w:type="spellStart"/>
+      <w:r>
+        <w:t>Node</w:t>
+      </w:r>
+      <w:proofErr w:type="spellEnd"/>
+      <w:r>
+        <w:t xml:space="preserve">* </w:t>
+      </w:r>
+      <w:proofErr w:type="spellStart"/>
+      <w:r>
+        <w:t>prev</w:t>
+      </w:r>
+      <w:proofErr w:type="spellEnd"/>
+      <w:r>
+        <w:t>: указатели на следующий и предыдущий узлы, обеспечивающие двунаправленную навигацию.</w:t>
+      </w:r>
+    </w:p>
+    <w:p>
+      <w:pPr>
+        <w:pStyle w:val="a7"/>
+        <w:numPr>
+          <w:ilvl w:val="0"/>
+          <w:numId w:val="16"/>
+        </w:numPr>
+        <w:ind w:left="993" w:hanging="426"/>
+      </w:pPr>
+      <w:proofErr w:type="spellStart"/>
+      <w:r>
+        <w:rPr>
+          <w:b/>
+          <w:bCs/>
+        </w:rPr>
+        <w:t>class</w:t>
+      </w:r>
+      <w:proofErr w:type="spellEnd"/>
+      <w:r>
+        <w:rPr>
+          <w:b/>
+          <w:bCs/>
+        </w:rPr>
+        <w:t xml:space="preserve"> </w:t>
+      </w:r>
+      <w:proofErr w:type="spellStart"/>
+      <w:r>
+        <w:rPr>
+          <w:b/>
+          <w:bCs/>
+        </w:rPr>
+        <w:t>Iterator</w:t>
+      </w:r>
+      <w:proofErr w:type="spellEnd"/>
+      <w:r>
+        <w:rPr>
+          <w:b/>
+          <w:bCs/>
+        </w:rPr>
+        <w:t>&lt;T&gt;</w:t>
+      </w:r>
+      <w:r>
+        <w:t>: класс-итератор, инкапсулирующий указатель на текущий узел (</w:t>
+      </w:r>
+      <w:proofErr w:type="spellStart"/>
+      <w:r>
+        <w:t>Node</w:t>
+      </w:r>
+      <w:proofErr w:type="spellEnd"/>
+      <w:r>
+        <w:t xml:space="preserve">&lt;T&gt;* </w:t>
+      </w:r>
+      <w:proofErr w:type="spellStart"/>
+      <w:r>
+        <w:t>current</w:t>
+      </w:r>
+      <w:proofErr w:type="spellEnd"/>
+      <w:r>
+        <w:t>). Поддерживает стандартный интерфейс итераторов C++, что позволяет использовать список в циклах </w:t>
+      </w:r>
+      <w:proofErr w:type="spellStart"/>
+      <w:r>
+        <w:t>range-based</w:t>
+      </w:r>
+      <w:proofErr w:type="spellEnd"/>
+      <w:r>
+        <w:t xml:space="preserve"> </w:t>
+      </w:r>
+      <w:proofErr w:type="spellStart"/>
+      <w:r>
+        <w:t>for</w:t>
+      </w:r>
+      <w:proofErr w:type="spellEnd"/>
+      <w:r>
+        <w:t> и алгоритмах.</w:t>
+      </w:r>
+    </w:p>
+    <w:p>
+      <w:pPr>
+        <w:pStyle w:val="a7"/>
+        <w:numPr>
+          <w:ilvl w:val="0"/>
+          <w:numId w:val="16"/>
+        </w:numPr>
+        <w:ind w:left="993" w:hanging="426"/>
+      </w:pPr>
+      <w:proofErr w:type="spellStart"/>
+      <w:r>
+        <w:rPr>
+          <w:b/>
+          <w:bCs/>
+        </w:rPr>
+        <w:t>class</w:t>
+      </w:r>
+      <w:proofErr w:type="spellEnd"/>
+      <w:r>
+        <w:rPr>
+          <w:b/>
+          <w:bCs/>
+        </w:rPr>
+        <w:t xml:space="preserve"> List&lt;T&gt;</w:t>
+      </w:r>
+      <w:r>
+        <w:t>: управляющая структура.</w:t>
+      </w:r>
+    </w:p>
+    <w:p>
+      <w:pPr>
+        <w:pStyle w:val="a7"/>
+        <w:numPr>
+          <w:ilvl w:val="0"/>
+          <w:numId w:val="16"/>
+        </w:numPr>
+        <w:ind w:left="993" w:hanging="426"/>
+      </w:pPr>
+      <w:proofErr w:type="spellStart"/>
+      <w:r>
+        <w:t>Node</w:t>
+      </w:r>
+      <w:proofErr w:type="spellEnd"/>
+      <w:r>
+        <w:t xml:space="preserve">&lt;T&gt;* </w:t>
+      </w:r>
+      <w:proofErr w:type="spellStart"/>
+      <w:r>
+        <w:t>first</w:t>
+      </w:r>
+      <w:proofErr w:type="spellEnd"/>
+      <w:r>
+        <w:t>, </w:t>
+      </w:r>
+      <w:proofErr w:type="spellStart"/>
+      <w:r>
+        <w:t>last</w:t>
+      </w:r>
+      <w:proofErr w:type="spellEnd"/>
+      <w:r>
+        <w:t>: указатели на начало и конец списка для обеспечения быстрой вставки в обе стороны (сложность </w:t>
+      </w:r>
+      <m:oMath>
+        <m:r>
+          <w:rPr>
+            <w:rFonts w:ascii="Cambria Math" w:hAnsi="Cambria Math"/>
+          </w:rPr>
+          <m:t>O</m:t>
+        </m:r>
+        <m:d>
+          <m:dPr>
+            <m:ctrlPr>
+              <w:rPr>
+                <w:rFonts w:ascii="Cambria Math" w:hAnsi="Cambria Math"/>
+                <w:i/>
+              </w:rPr>
+            </m:ctrlPr>
+          </m:dPr>
+          <m:e>
+            <m:r>
+              <w:rPr>
+                <w:rFonts w:ascii="Cambria Math" w:hAnsi="Cambria Math"/>
+              </w:rPr>
+              <m:t>1</m:t>
+            </m:r>
+          </m:e>
+        </m:d>
+      </m:oMath>
+      <w:r>
+        <w:t>).</w:t>
+      </w:r>
+    </w:p>
+    <w:p>
+      <w:pPr>
+        <w:pStyle w:val="a7"/>
+        <w:numPr>
+          <w:ilvl w:val="0"/>
+          <w:numId w:val="16"/>
+        </w:numPr>
+        <w:ind w:left="993" w:hanging="426"/>
+      </w:pPr>
+      <w:proofErr w:type="spellStart"/>
+      <w:r>
+        <w:t>size_t</w:t>
+      </w:r>
+      <w:proofErr w:type="spellEnd"/>
+      <w:r>
+        <w:t xml:space="preserve"> </w:t>
+      </w:r>
+      <w:proofErr w:type="spellStart"/>
+      <w:r>
+        <w:t>size</w:t>
+      </w:r>
+      <w:proofErr w:type="spellEnd"/>
+      <w:r>
+        <w:t>: счетчик элементов для быстрого получения размера списка.</w:t>
+      </w:r>
+    </w:p>
+    <w:p>
+      <w:pPr>
+        <w:pStyle w:val="a7"/>
+        <w:keepNext/>
+        <w:numPr>
+          <w:ilvl w:val="2"/>
+          <w:numId w:val="1"/>
+        </w:numPr>
+        <w:spacing w:before="240" w:after="60"/>
+        <w:outlineLvl w:val="1"/>
+        <w:rPr>
+          <w:b/>
+          <w:bCs/>
+        </w:rPr>
+      </w:pPr>
+      <w:r>
+        <w:rPr>
+          <w:b/>
+          <w:bCs/>
+        </w:rPr>
         <w:t xml:space="preserve">Класс </w:t>
       </w:r>
+      <w:proofErr w:type="spellStart"/>
+      <w:r>
+        <w:rPr>
+          <w:b/>
+          <w:bCs/>
+        </w:rPr>
+        <w:t>Monome</w:t>
+      </w:r>
+      <w:proofErr w:type="spellEnd"/>
+      <w:r>
+        <w:rPr>
+          <w:b/>
+          <w:bCs/>
+        </w:rPr>
+        <w:t xml:space="preserve"> (Моном)</w:t>
+      </w:r>
+    </w:p>
+    <w:p>
+      <w:pPr>
+        <w:pStyle w:val="a7"/>
+        <w:numPr>
+          <w:ilvl w:val="0"/>
+          <w:numId w:val="19"/>
+        </w:numPr>
+      </w:pPr>
+      <w:r>
+        <w:t>Класс представляет собой отдельное слагаемое полинома и содержит:</w:t>
+      </w:r>
+    </w:p>
+    <w:p>
+      <w:pPr>
+        <w:pStyle w:val="a7"/>
+        <w:numPr>
+          <w:ilvl w:val="0"/>
+          <w:numId w:val="19"/>
+        </w:numPr>
+      </w:pPr>
+      <w:proofErr w:type="spellStart"/>
+      <w:r>
+        <w:rPr>
+          <w:b/>
+          <w:bCs/>
+        </w:rPr>
+        <w:t>double</w:t>
+      </w:r>
+      <w:proofErr w:type="spellEnd"/>
+      <w:r>
+        <w:rPr>
+          <w:b/>
+          <w:bCs/>
+        </w:rPr>
+        <w:t xml:space="preserve"> </w:t>
+      </w:r>
+      <w:proofErr w:type="spellStart"/>
+      <w:r>
+        <w:rPr>
+          <w:b/>
+          <w:bCs/>
+        </w:rPr>
+        <w:t>coeff</w:t>
+      </w:r>
+      <w:proofErr w:type="spellEnd"/>
+      <w:r>
+        <w:t>: вещественный коэффициент перед переменными.</w:t>
+      </w:r>
+    </w:p>
+    <w:p>
+      <w:pPr>
+        <w:pStyle w:val="a7"/>
+        <w:numPr>
+          <w:ilvl w:val="0"/>
+          <w:numId w:val="19"/>
+        </w:numPr>
+      </w:pPr>
+      <w:proofErr w:type="spellStart"/>
+      <w:r>
+        <w:rPr>
+          <w:b/>
+          <w:bCs/>
+        </w:rPr>
+        <w:t>int</w:t>
+      </w:r>
+      <w:proofErr w:type="spellEnd"/>
+      <w:r>
+        <w:rPr>
+          <w:b/>
+          <w:bCs/>
+        </w:rPr>
+        <w:t xml:space="preserve"> </w:t>
+      </w:r>
+      <w:proofErr w:type="spellStart"/>
+      <w:r>
+        <w:rPr>
+          <w:b/>
+          <w:bCs/>
+        </w:rPr>
+        <w:t>degree</w:t>
+      </w:r>
+      <w:proofErr w:type="spellEnd"/>
+      <w:r>
+        <w:t>: «свернутая» степень, представленная целым трехзначным числом в формате </w:t>
+      </w:r>
+    </w:p>
+    <w:p>
+      <w:pPr>
+        <w:pStyle w:val="a7"/>
+        <w:numPr>
+          <w:ilvl w:val="0"/>
+          <w:numId w:val="19"/>
+        </w:numPr>
+      </w:pPr>
+      <w:r>
+        <w:t>100*</w:t>
+      </w:r>
       <w:r>
         <w:rPr>
           <w:lang w:val="en-US"/>
         </w:rPr>
-        <w:t>List</w:t>
-      </w:r>
-      <w:r>
+        <w:t>d</w:t>
+      </w:r>
+      <w:r>
+        <w:rPr>
+          <w:vertAlign w:val="subscript"/>
+          <w:lang w:val="en-US"/>
+        </w:rPr>
+        <w:t>x</w:t>
+      </w:r>
+      <w:r>
+        <w:t>+10*</w:t>
+      </w:r>
+      <w:proofErr w:type="spellStart"/>
+      <w:r>
+        <w:rPr>
+          <w:lang w:val="en-US"/>
+        </w:rPr>
+        <w:t>d</w:t>
+      </w:r>
+      <w:r>
+        <w:rPr>
+          <w:vertAlign w:val="subscript"/>
+          <w:lang w:val="en-US"/>
+        </w:rPr>
+        <w:t>y</w:t>
+      </w:r>
+      <w:proofErr w:type="spellEnd"/>
+      <w:r>
+        <w:t>+</w:t>
+      </w:r>
+      <w:proofErr w:type="spellStart"/>
+      <w:proofErr w:type="gramStart"/>
+      <w:r>
+        <w:rPr>
+          <w:lang w:val="en-US"/>
+        </w:rPr>
+        <w:t>d</w:t>
+      </w:r>
+      <w:r>
+        <w:rPr>
+          <w:vertAlign w:val="subscript"/>
+          <w:lang w:val="en-US"/>
+        </w:rPr>
+        <w:t>z</w:t>
+      </w:r>
+      <w:proofErr w:type="spellEnd"/>
+      <w:r>
+        <w:rPr>
+          <w:vertAlign w:val="subscript"/>
+        </w:rPr>
         <w:t xml:space="preserve"> </w:t>
       </w:r>
       <w:r>
-        <w:t>представляет собой двухсвязный список. Реализованы</w:t>
+        <w:t>,</w:t>
+      </w:r>
+      <w:proofErr w:type="gramEnd"/>
+      <w:r>
+        <w:t xml:space="preserve"> где:</w:t>
       </w:r>
       <w:r>
         <w:t xml:space="preserve"> </w:t>
       </w:r>
       <w:r>
-        <w:t>методы</w:t>
+        <w:t>сотни — степень </w:t>
+      </w:r>
+      <w:r>
+        <w:rPr>
+          <w:lang w:val="en-US"/>
+        </w:rPr>
+        <w:t>x</w:t>
       </w:r>
       <w:r>
         <w:t xml:space="preserve"> </w:t>
       </w:r>
       <w:r>
+        <w:t>(от 0 до 9);</w:t>
+      </w:r>
+      <w:r>
+        <w:t xml:space="preserve"> </w:t>
+      </w:r>
+      <w:r>
+        <w:t>десятки — степень </w:t>
+      </w:r>
+      <w:r>
         <w:rPr>
           <w:lang w:val="en-US"/>
         </w:rPr>
-        <w:t>push</w:t>
-      </w:r>
-      <w:r>
-        <w:t>_</w:t>
-      </w:r>
-      <w:r>
-        <w:rPr>
-          <w:lang w:val="en-US"/>
-        </w:rPr>
-        <w:t>back</w:t>
-      </w:r>
-      <w:r>
-        <w:t xml:space="preserve">, </w:t>
-      </w:r>
-      <w:r>
-        <w:rPr>
-          <w:lang w:val="en-US"/>
-        </w:rPr>
-        <w:t>insert</w:t>
-      </w:r>
-      <w:r>
-        <w:t xml:space="preserve">, </w:t>
-      </w:r>
-      <w:r>
-        <w:rPr>
-          <w:lang w:val="en-US"/>
-        </w:rPr>
-        <w:t>erase</w:t>
-      </w:r>
-      <w:r>
-        <w:t xml:space="preserve">, </w:t>
-      </w:r>
-      <w:r>
-        <w:rPr>
-          <w:lang w:val="en-US"/>
-        </w:rPr>
-        <w:t>sort</w:t>
-      </w:r>
-      <w:r>
-        <w:t xml:space="preserve">, </w:t>
-      </w:r>
-      <w:r>
-        <w:rPr>
-          <w:lang w:val="en-US"/>
-        </w:rPr>
-        <w:t>begin</w:t>
-      </w:r>
-      <w:r>
-        <w:t xml:space="preserve">, </w:t>
-      </w:r>
-      <w:r>
-        <w:rPr>
-          <w:lang w:val="en-US"/>
-        </w:rPr>
-        <w:t>cbegin</w:t>
-      </w:r>
-      <w:r>
-        <w:t xml:space="preserve">, </w:t>
-      </w:r>
-      <w:r>
-        <w:rPr>
-          <w:lang w:val="en-US"/>
-        </w:rPr>
-        <w:t>end</w:t>
-      </w:r>
-      <w:r>
-        <w:t xml:space="preserve">, </w:t>
-      </w:r>
-      <w:r>
-        <w:rPr>
-          <w:lang w:val="en-US"/>
-        </w:rPr>
-        <w:t>cend</w:t>
-      </w:r>
-      <w:r>
-        <w:t xml:space="preserve">. </w:t>
-      </w:r>
-      <w:r>
-        <w:rPr>
-          <w:lang w:val="en-US"/>
-        </w:rPr>
-        <w:t>push</w:t>
-      </w:r>
-      <w:r>
-        <w:t>_</w:t>
-      </w:r>
-      <w:r>
-        <w:rPr>
-          <w:lang w:val="en-US"/>
-        </w:rPr>
-        <w:t>back</w:t>
+        <w:t>y</w:t>
       </w:r>
       <w:r>
         <w:t xml:space="preserve"> </w:t>
       </w:r>
       <w:r>
-        <w:t>добавляет</w:t>
+        <w:t>(от 0 до 9);</w:t>
       </w:r>
       <w:r>
         <w:t xml:space="preserve"> </w:t>
       </w:r>
       <w:r>
-        <w:t>элемент</w:t>
-      </w:r>
+        <w:t>единицы — степень </w:t>
+      </w:r>
+      <m:oMath>
+        <m:r>
+          <w:rPr>
+            <w:rFonts w:ascii="Cambria Math" w:hAnsi="Cambria Math"/>
+          </w:rPr>
+          <m:t>z</m:t>
+        </m:r>
+      </m:oMath>
       <w:r>
         <w:t xml:space="preserve"> </w:t>
       </w:r>
       <w:r>
-        <w:t>в</w:t>
-      </w:r>
-      <w:r>
+        <w:t>(от 0 до 9).</w:t>
+      </w:r>
+    </w:p>
+    <w:p>
+      <w:pPr>
+        <w:pStyle w:val="a7"/>
+        <w:numPr>
+          <w:ilvl w:val="0"/>
+          <w:numId w:val="19"/>
+        </w:numPr>
+      </w:pPr>
+      <w:r>
+        <w:t>Метод </w:t>
+      </w:r>
+      <w:proofErr w:type="spellStart"/>
+      <w:r>
+        <w:rPr>
+          <w:b/>
+          <w:bCs/>
+        </w:rPr>
+        <w:t>degree_</w:t>
+      </w:r>
+      <w:proofErr w:type="gramStart"/>
+      <w:r>
+        <w:rPr>
+          <w:b/>
+          <w:bCs/>
+        </w:rPr>
+        <w:t>sum</w:t>
+      </w:r>
+      <w:proofErr w:type="spellEnd"/>
+      <w:r>
+        <w:rPr>
+          <w:b/>
+          <w:bCs/>
+        </w:rPr>
+        <w:t>(</w:t>
+      </w:r>
+      <w:proofErr w:type="gramEnd"/>
+      <w:r>
+        <w:rPr>
+          <w:b/>
+          <w:bCs/>
+        </w:rPr>
+        <w:t>)</w:t>
+      </w:r>
+      <w:r>
+        <w:t>: возвращает арифметическую сумму степеней </w:t>
+      </w:r>
+      <m:oMath>
+        <m:r>
+          <w:rPr>
+            <w:rFonts w:ascii="Cambria Math" w:hAnsi="Cambria Math"/>
+          </w:rPr>
+          <m:t>x+y+z</m:t>
+        </m:r>
+      </m:oMath>
+      <w:r>
+        <w:t>, которая используется как первичный критерий при сравнении мономов для их упорядочивания.</w:t>
+      </w:r>
+    </w:p>
+    <w:p>
+      <w:pPr>
+        <w:pStyle w:val="3"/>
+        <w:numPr>
+          <w:ilvl w:val="2"/>
+          <w:numId w:val="1"/>
+        </w:numPr>
+        <w:rPr>
+          <w:b/>
+          <w:bCs/>
+          <w:color w:val="auto"/>
+          <w:sz w:val="24"/>
+          <w:szCs w:val="24"/>
+        </w:rPr>
+      </w:pPr>
+      <w:r>
+        <w:rPr>
+          <w:b/>
+          <w:bCs/>
+          <w:color w:val="auto"/>
+          <w:sz w:val="24"/>
+          <w:szCs w:val="24"/>
+        </w:rPr>
+        <w:t xml:space="preserve">Класс </w:t>
+      </w:r>
+      <w:proofErr w:type="spellStart"/>
+      <w:r>
+        <w:rPr>
+          <w:b/>
+          <w:bCs/>
+          <w:color w:val="auto"/>
+          <w:sz w:val="24"/>
+          <w:szCs w:val="24"/>
+        </w:rPr>
+        <w:t>Polinom</w:t>
+      </w:r>
+      <w:proofErr w:type="spellEnd"/>
+      <w:r>
+        <w:rPr>
+          <w:b/>
+          <w:bCs/>
+          <w:color w:val="auto"/>
+          <w:sz w:val="24"/>
+          <w:szCs w:val="24"/>
+        </w:rPr>
+        <w:t xml:space="preserve"> (Полином)</w:t>
+      </w:r>
+    </w:p>
+    <w:p>
+      <w:r>
+        <w:t>Класс агрегирует список мономов и управляет ими:</w:t>
+      </w:r>
+    </w:p>
+    <w:p>
+      <w:proofErr w:type="gramStart"/>
+      <w:r>
+        <w:rPr>
+          <w:b/>
+          <w:bCs/>
+        </w:rPr>
+        <w:t>List&lt;</w:t>
+      </w:r>
+      <w:proofErr w:type="spellStart"/>
+      <w:proofErr w:type="gramEnd"/>
+      <w:r>
+        <w:rPr>
+          <w:b/>
+          <w:bCs/>
+        </w:rPr>
+        <w:t>Monome</w:t>
+      </w:r>
+      <w:proofErr w:type="spellEnd"/>
+      <w:r>
+        <w:rPr>
+          <w:b/>
+          <w:bCs/>
+        </w:rPr>
+        <w:t xml:space="preserve">&gt; </w:t>
+      </w:r>
+      <w:proofErr w:type="spellStart"/>
+      <w:r>
+        <w:rPr>
+          <w:b/>
+          <w:bCs/>
+        </w:rPr>
+        <w:t>monomes</w:t>
+      </w:r>
+      <w:proofErr w:type="spellEnd"/>
+      <w:r>
+        <w:t>: упорядоченный список объектов </w:t>
+      </w:r>
+      <w:proofErr w:type="spellStart"/>
+      <w:r>
+        <w:t>Monome</w:t>
+      </w:r>
+      <w:proofErr w:type="spellEnd"/>
+      <w:r>
+        <w:t>. Порядок поддерживается от старших степеней к младшим.</w:t>
+      </w:r>
+    </w:p>
+    <w:p>
+      <w:proofErr w:type="spellStart"/>
+      <w:r>
+        <w:rPr>
+          <w:b/>
+          <w:bCs/>
+        </w:rPr>
+        <w:t>ParseMode</w:t>
+      </w:r>
+      <w:proofErr w:type="spellEnd"/>
+      <w:r>
+        <w:rPr>
+          <w:b/>
+          <w:bCs/>
+        </w:rPr>
         <w:t xml:space="preserve"> </w:t>
       </w:r>
-      <w:r>
-        <w:t>конец</w:t>
-      </w:r>
-      <w:r>
-        <w:t xml:space="preserve"> </w:t>
-      </w:r>
-      <w:r>
-        <w:t>списка</w:t>
-      </w:r>
-      <w:r>
-        <w:t xml:space="preserve">. </w:t>
-      </w:r>
-      <w:r>
-        <w:rPr>
-          <w:lang w:val="en-US"/>
-        </w:rPr>
-        <w:t>Insert</w:t>
-      </w:r>
-      <w:r>
-        <w:t xml:space="preserve"> </w:t>
-      </w:r>
-      <w:r>
-        <w:t xml:space="preserve">добавляет элемент перед данным итератором. </w:t>
-      </w:r>
-      <w:r>
-        <w:rPr>
-          <w:lang w:val="en-US"/>
-        </w:rPr>
-        <w:t>Erase</w:t>
-      </w:r>
-      <w:r>
-        <w:t xml:space="preserve"> </w:t>
-      </w:r>
-      <w:r>
-        <w:t xml:space="preserve">удаляет элемент по данному итератору. </w:t>
-      </w:r>
-      <w:r>
-        <w:rPr>
-          <w:lang w:val="en-US"/>
-        </w:rPr>
-        <w:t>Sort</w:t>
-      </w:r>
-      <w:r>
-        <w:t xml:space="preserve"> – </w:t>
-      </w:r>
-      <w:r>
-        <w:t xml:space="preserve">сортирует список. По умолчанию элементы сортируются в порядке возрастания. Но есть шаблон метода, который позволяет указать функторы, отвечающие за сравнение элементов. Основной код сортировки написан в приватном методе </w:t>
-      </w:r>
-      <w:r>
-        <w:t>_</w:t>
-      </w:r>
-      <w:r>
-        <w:rPr>
-          <w:lang w:val="en-US"/>
-        </w:rPr>
-        <w:t>sort</w:t>
-      </w:r>
-      <w:r>
-        <w:t>. Публичные методы являются обёрткой над приватным.</w:t>
-      </w:r>
-      <w:r>
-        <w:t xml:space="preserve"> </w:t>
-      </w:r>
-      <w:r>
-        <w:rPr>
-          <w:lang w:val="en-US"/>
-        </w:rPr>
-        <w:t>Begin</w:t>
-      </w:r>
-      <w:r>
-        <w:t xml:space="preserve"> – </w:t>
-      </w:r>
-      <w:r>
-        <w:t xml:space="preserve">возвращает итератор на начало списка. </w:t>
-      </w:r>
-      <w:r>
-        <w:rPr>
-          <w:lang w:val="en-US"/>
-        </w:rPr>
-        <w:t>End</w:t>
-      </w:r>
-      <w:r>
-        <w:t xml:space="preserve"> – </w:t>
-      </w:r>
-      <w:r>
-        <w:t xml:space="preserve">возвращает итератор, идущий после конца списка. Т.е. это итератор с указателем внутри на </w:t>
-      </w:r>
-      <w:r>
-        <w:rPr>
-          <w:lang w:val="en-US"/>
-        </w:rPr>
-        <w:t>nullptr</w:t>
-      </w:r>
-      <w:r>
-        <w:t>.</w:t>
-      </w:r>
-      <w:r>
-        <w:t xml:space="preserve"> </w:t>
-      </w:r>
-      <w:r>
-        <w:rPr>
-          <w:lang w:val="en-US"/>
-        </w:rPr>
-        <w:t>Cbegin</w:t>
-      </w:r>
-      <w:r>
-        <w:t xml:space="preserve"> </w:t>
-      </w:r>
-      <w:r>
-        <w:t xml:space="preserve">и </w:t>
-      </w:r>
-      <w:r>
-        <w:rPr>
-          <w:lang w:val="en-US"/>
-        </w:rPr>
-        <w:t>cend</w:t>
-      </w:r>
-      <w:r>
-        <w:t xml:space="preserve"> </w:t>
-      </w:r>
-      <w:r>
-        <w:t xml:space="preserve">– возвращают константные итераторы. Для списка реализована вспомогательная структура </w:t>
-      </w:r>
-      <w:r>
-        <w:rPr>
-          <w:lang w:val="en-US"/>
-        </w:rPr>
-        <w:t>Node</w:t>
-      </w:r>
-      <w:r>
-        <w:t xml:space="preserve">. </w:t>
-      </w:r>
-      <w:r>
-        <w:t>Имеет 3 поля – значение, указатель на следующую ноду и указатель на предыдущую ноду. Для списка реализован свой класс итератора.</w:t>
-      </w:r>
-      <w:r>
-        <w:t xml:space="preserve"> В нём перегружены операторы взятия значения </w:t>
-      </w:r>
-      <w:r>
-        <w:t xml:space="preserve">(*), </w:t>
-      </w:r>
-      <w:r>
-        <w:t>получение указателя на значение</w:t>
-      </w:r>
-      <w:r>
-        <w:t xml:space="preserve">(-&gt;), </w:t>
-      </w:r>
-      <w:r>
-        <w:t>префиксный и постфиксный ++ и сравнение(!= и ==)</w:t>
-      </w:r>
-      <w:r>
-        <w:t xml:space="preserve"> </w:t>
-      </w:r>
-      <w:r>
-        <w:t>.</w:t>
-      </w:r>
-    </w:p>
-    <w:p>
-      <w:r>
-        <w:t xml:space="preserve">Класс </w:t>
-      </w:r>
-      <w:r>
-        <w:rPr>
-          <w:lang w:val="en-US"/>
-        </w:rPr>
-        <w:t>Monome</w:t>
-      </w:r>
-      <w:r>
-        <w:t xml:space="preserve"> </w:t>
-      </w:r>
-      <w:r>
-        <w:t>хранит в себе свой коэффициент и набор степеней ввиде числа от 0 до 999 включительно. Для публичного использования реализованы операторы сравнения</w:t>
-      </w:r>
-      <w:r>
-        <w:t xml:space="preserve"> </w:t>
-      </w:r>
-      <w:r>
-        <w:t>мономов(</w:t>
-      </w:r>
-      <w:r>
-        <w:t>&lt;, &gt;,</w:t>
-      </w:r>
-      <w:r>
-        <w:t>==)</w:t>
-      </w:r>
-      <w:r>
-        <w:t xml:space="preserve">, </w:t>
-      </w:r>
-      <w:r>
-        <w:t xml:space="preserve">умножения монома на число и на другой моном, ввод и вывод и унарный минус. Все операторы константные кроме ввода. Моном можно задать либо воспользовавшись перегруженным конструктором класса, где на вход подаются коэффициент и степень монома, либо оператором </w:t>
-      </w:r>
-      <w:r>
-        <w:t xml:space="preserve">&gt;&gt; </w:t>
-      </w:r>
-      <w:r>
-        <w:t>для ввода монома.</w:t>
-      </w:r>
-    </w:p>
-    <w:p>
-      <w:r>
-        <w:t xml:space="preserve">Класс </w:t>
-      </w:r>
-      <w:r>
-        <w:rPr>
-          <w:lang w:val="en-US"/>
-        </w:rPr>
-        <w:t>Polinom</w:t>
-      </w:r>
-      <w:r>
-        <w:t xml:space="preserve"> </w:t>
-      </w:r>
-      <w:r>
-        <w:t xml:space="preserve">из данный содержит в себе только список мономов, реализованный через класс </w:t>
-      </w:r>
-      <w:r>
-        <w:rPr>
-          <w:lang w:val="en-US"/>
-        </w:rPr>
-        <w:t>List</w:t>
-      </w:r>
-      <w:r>
-        <w:t xml:space="preserve"> </w:t>
-      </w:r>
-      <w:r>
-        <w:t xml:space="preserve">из файла </w:t>
-      </w:r>
-      <w:r>
-        <w:rPr>
-          <w:lang w:val="en-US"/>
-        </w:rPr>
-        <w:t>List</w:t>
-      </w:r>
-      <w:r>
-        <w:t>.</w:t>
-      </w:r>
-      <w:r>
-        <w:rPr>
-          <w:lang w:val="en-US"/>
-        </w:rPr>
-        <w:t>h</w:t>
-      </w:r>
-      <w:r>
-        <w:t xml:space="preserve">  и флаг </w:t>
-      </w:r>
-      <w:r>
-        <w:rPr>
-          <w:lang w:val="en-US"/>
+      <w:proofErr w:type="spellStart"/>
+      <w:r>
+        <w:rPr>
+          <w:b/>
+          <w:bCs/>
         </w:rPr>
         <w:t>parseMode</w:t>
       </w:r>
-      <w:r>
-        <w:t xml:space="preserve">, </w:t>
-      </w:r>
-      <w:r>
-        <w:t>отвечающий за режим считывания данных</w:t>
-      </w:r>
-      <w:r>
-        <w:t>.</w:t>
-      </w:r>
-      <w:r>
-        <w:t xml:space="preserve"> </w:t>
-      </w:r>
-      <w:r>
-        <w:rPr>
-          <w:lang w:val="en-US"/>
-        </w:rPr>
-        <w:t>parseMode</w:t>
-      </w:r>
-      <w:r>
-        <w:t xml:space="preserve"> </w:t>
-      </w:r>
-      <w:r>
-        <w:t xml:space="preserve">можно установить либо в </w:t>
-      </w:r>
-      <w:r>
-        <w:rPr>
-          <w:lang w:val="en-US"/>
-        </w:rPr>
-        <w:t>Simple</w:t>
-      </w:r>
-      <w:r>
-        <w:t xml:space="preserve"> </w:t>
-      </w:r>
-      <w:r>
-        <w:t>либо в</w:t>
-      </w:r>
-      <w:r>
-        <w:t xml:space="preserve"> </w:t>
-      </w:r>
-      <w:r>
-        <w:rPr>
-          <w:lang w:val="en-US"/>
-        </w:rPr>
-        <w:t>Human</w:t>
-      </w:r>
-      <w:r>
-        <w:t xml:space="preserve">. </w:t>
-      </w:r>
-      <w:r>
-        <w:t xml:space="preserve">Форматы описаны в пункте </w:t>
-      </w:r>
-      <w:r>
-        <w:t>2</w:t>
-      </w:r>
-      <w:r>
-        <w:t>.</w:t>
-      </w:r>
-      <w:r>
-        <w:t xml:space="preserve"> </w:t>
-      </w:r>
-      <w:r>
-        <w:t xml:space="preserve">Есть конструктор по умолчанию, он создаёт пустой полином, конструктор копирования и конструктор с аргументом </w:t>
-      </w:r>
-      <w:r>
-        <w:rPr>
-          <w:lang w:val="en-US"/>
-        </w:rPr>
-        <w:t>double</w:t>
-      </w:r>
-      <w:r>
-        <w:t xml:space="preserve"> </w:t>
-      </w:r>
-      <w:r>
-        <w:rPr>
-          <w:lang w:val="en-US"/>
-        </w:rPr>
-        <w:t>num</w:t>
-      </w:r>
-      <w:r>
-        <w:t xml:space="preserve">. </w:t>
-      </w:r>
-      <w:r>
-        <w:t xml:space="preserve">Этот конструктор создаёт полином с одним мономом нулевой степени и коэффициентом </w:t>
-      </w:r>
-      <w:r>
-        <w:rPr>
-          <w:lang w:val="en-US"/>
-        </w:rPr>
-        <w:t>num</w:t>
-      </w:r>
-      <w:r>
-        <w:t xml:space="preserve">. </w:t>
-      </w:r>
-      <w:r>
-        <w:t xml:space="preserve">Реализованы операторы </w:t>
-      </w:r>
-      <w:r>
-        <w:t>+, -, *(</w:t>
-      </w:r>
-      <w:r>
-        <w:t>и для числа, и для полинома)</w:t>
-      </w:r>
-      <w:r>
-        <w:t>, =</w:t>
-      </w:r>
-      <w:r>
-        <w:t xml:space="preserve">, </w:t>
-      </w:r>
-      <w:r>
-        <w:t>&lt;&lt;, &gt;&gt;</w:t>
-      </w:r>
-      <w:r>
-        <w:t xml:space="preserve">. Написан метод </w:t>
-      </w:r>
-      <w:r>
-        <w:rPr>
-          <w:lang w:val="en-US"/>
-        </w:rPr>
-        <w:t>evaluate</w:t>
-      </w:r>
-      <w:r>
-        <w:t xml:space="preserve">. </w:t>
-      </w:r>
-      <w:r>
-        <w:t xml:space="preserve">На вход в него подаются 3 числа, которые подставляются в </w:t>
-      </w:r>
-      <w:r>
-        <w:rPr>
-          <w:lang w:val="en-US"/>
-        </w:rPr>
-        <w:t>x</w:t>
-      </w:r>
-      <w:r>
-        <w:t xml:space="preserve">, </w:t>
-      </w:r>
-      <w:r>
-        <w:rPr>
-          <w:lang w:val="en-US"/>
-        </w:rPr>
-        <w:t>y</w:t>
-      </w:r>
-      <w:r>
-        <w:t xml:space="preserve">, </w:t>
-      </w:r>
-      <w:r>
-        <w:rPr>
-          <w:lang w:val="en-US"/>
-        </w:rPr>
-        <w:t>z</w:t>
-      </w:r>
-      <w:r>
-        <w:t xml:space="preserve"> </w:t>
-      </w:r>
-      <w:r>
-        <w:t>и возвращается посчитанное значение полинома</w:t>
+      <w:proofErr w:type="spellEnd"/>
+      <w:r>
+        <w:t>: перечислимый тип (</w:t>
+      </w:r>
+      <w:proofErr w:type="spellStart"/>
+      <w:r>
+        <w:t>enum</w:t>
+      </w:r>
+      <w:proofErr w:type="spellEnd"/>
+      <w:r>
+        <w:t>), определяющий способ парсинга входных данных:</w:t>
+      </w:r>
+    </w:p>
+    <w:p>
+      <w:r>
+        <w:t>Simple: формат ввода количества мономов и пар «коэффициент-степень».</w:t>
+      </w:r>
+    </w:p>
+    <w:p>
+      <w:r>
+        <w:t>Human: формат парсинга строки вида x^2 + 3.5y - 10.</w:t>
+      </w:r>
+    </w:p>
+    <w:p>
+      <w:pPr>
+        <w:pStyle w:val="a7"/>
+        <w:keepNext/>
+        <w:numPr>
+          <w:ilvl w:val="2"/>
+          <w:numId w:val="1"/>
+        </w:numPr>
+        <w:spacing w:before="240" w:after="60"/>
+        <w:outlineLvl w:val="1"/>
+        <w:rPr>
+          <w:b/>
+          <w:bCs/>
+        </w:rPr>
+      </w:pPr>
+      <w:r>
+        <w:rPr>
+          <w:b/>
+          <w:bCs/>
+        </w:rPr>
+        <w:t>Вспомогательные константы</w:t>
+      </w:r>
+    </w:p>
+    <w:p>
+      <w:r>
+        <w:rPr>
+          <w:b/>
+          <w:bCs/>
+        </w:rPr>
+        <w:t>EPS (1e-12)</w:t>
+      </w:r>
+      <w:r>
+        <w:t>: константа точности, используемая при сравнении вещественных коэффициентов с нулем. Если абсолютное значение коэффициента меньше EPS, моном считается нулевым и удаляется из списка (метод </w:t>
+      </w:r>
+      <w:proofErr w:type="spellStart"/>
+      <w:r>
+        <w:t>normalize</w:t>
+      </w:r>
+      <w:proofErr w:type="spellEnd"/>
+      <w:r>
+        <w:t>).</w:t>
       </w:r>
     </w:p>
     <w:p>
@@ -3150,7 +3660,6 @@
           <w:szCs w:val="28"/>
         </w:rPr>
       </w:pPr>
-      <w:bookmarkStart w:id="8" w:name="_Toc223093649"/>
       <w:r>
         <w:rPr>
           <w:b/>
@@ -3185,228 +3694,6 @@
       <w:bookmarkEnd w:id="8"/>
     </w:p>
     <w:p>
-      <w:r>
-        <w:t xml:space="preserve">Сортировка в классе </w:t>
-      </w:r>
-      <w:r>
-        <w:rPr>
-          <w:lang w:val="en-US"/>
-        </w:rPr>
-        <w:t>List</w:t>
-      </w:r>
-      <w:r>
-        <w:t xml:space="preserve"> </w:t>
-      </w:r>
-      <w:r>
-        <w:t xml:space="preserve">реализована как сортировка слиянием и без привлечения дополнительной памяти. </w:t>
-      </w:r>
-      <w:r>
-        <w:t>На вход в приватный метод подаётся указатель на первую ноду в списке, количество элементов в списке, функтор или функция, отвечающая за сравнение. Потом происходит стандартные действия для сортировки слиянием</w:t>
-      </w:r>
-      <w:r>
-        <w:t>:</w:t>
-      </w:r>
-      <w:r>
-        <w:t xml:space="preserve"> проверка, что длина больше 1, иначе выход из метода, 2 рекурсивных вызова с уменьшенной длиной в 2 раза, первый от начала участка, второй от середины. Потом идёт слияние упорядоченных участков. Вот описание алгоритма слияния </w:t>
-      </w:r>
-      <w:r>
-        <w:t>упорядоченных участков</w:t>
-      </w:r>
-      <w:r>
-        <w:t xml:space="preserve"> с примером</w:t>
-      </w:r>
-      <w:r>
-        <w:t xml:space="preserve">: </w:t>
-      </w:r>
-      <w:r>
-        <w:t>берутся два итератора – один на начало участка, который обработан первым вызовом рекурсии, второй – на начало участка от второго вызова рекурсии. Запускается цикл, пока первый итератор не совпадёт со вторым, либо пока второй не выйдет за границу участка. В каждой итерации цикла сравниваются значения из итераторов. Если</w:t>
-      </w:r>
-      <w:r>
-        <w:t xml:space="preserve"> элемент второго итератора должен стоять раньше элемента первого, то он помещается перед первым элементом, а</w:t>
-      </w:r>
-      <w:r>
-        <w:t xml:space="preserve"> </w:t>
-      </w:r>
-      <w:r>
-        <w:t xml:space="preserve">на старом месте происходит </w:t>
-      </w:r>
-      <w:r>
-        <w:t>“</w:t>
-      </w:r>
-      <w:r>
-        <w:t>склейка</w:t>
-      </w:r>
-      <w:r>
-        <w:t>”</w:t>
-      </w:r>
-      <w:r>
-        <w:t xml:space="preserve">. Затем второй итератор увеличивается. Если элемент первого итератора должен стоять раньше второго, то </w:t>
-      </w:r>
-      <w:r>
-        <w:lastRenderedPageBreak/>
-        <w:t>первый итератор увеличивается. Вот пример работы алгоритма</w:t>
-      </w:r>
-      <w:r>
-        <w:rPr>
-          <w:lang w:val="en-US"/>
-        </w:rPr>
-        <w:t xml:space="preserve">: </w:t>
-      </w:r>
-      <w:r>
-        <w:t xml:space="preserve"> </w:t>
-      </w:r>
-      <w:r>
-        <w:rPr>
-          <w:noProof/>
-        </w:rPr>
-        <w:drawing>
-          <wp:inline distT="0" distB="0" distL="0" distR="0" wp14:anchorId="7643043C" wp14:editId="52E6FE1B">
-            <wp:extent cx="6289040" cy="9126220"/>
-            <wp:effectExtent l="0" t="0" r="0" b="0"/>
-            <wp:docPr id="124887328" name="Рисунок 1"/>
-            <wp:cNvGraphicFramePr>
-              <a:graphicFrameLocks xmlns:a="http://schemas.openxmlformats.org/drawingml/2006/main" noChangeAspect="1"/>
-            </wp:cNvGraphicFramePr>
-            <a:graphic xmlns:a="http://schemas.openxmlformats.org/drawingml/2006/main">
-              <a:graphicData uri="http://schemas.openxmlformats.org/drawingml/2006/picture">
-                <pic:pic xmlns:pic="http://schemas.openxmlformats.org/drawingml/2006/picture">
-                  <pic:nvPicPr>
-                    <pic:cNvPr id="0" name="Picture 1"/>
-                    <pic:cNvPicPr>
-                      <a:picLocks noChangeAspect="1" noChangeArrowheads="1"/>
-                    </pic:cNvPicPr>
-                  </pic:nvPicPr>
-                  <pic:blipFill>
-                    <a:blip r:embed="rId7">
-                      <a:extLst>
-                        <a:ext uri="{28A0092B-C50C-407E-A947-70E740481C1C}">
-                          <a14:useLocalDpi xmlns:a14="http://schemas.microsoft.com/office/drawing/2010/main" val="0"/>
-                        </a:ext>
-                      </a:extLst>
-                    </a:blip>
-                    <a:srcRect/>
-                    <a:stretch>
-                      <a:fillRect/>
-                    </a:stretch>
-                  </pic:blipFill>
-                  <pic:spPr bwMode="auto">
-                    <a:xfrm>
-                      <a:off x="0" y="0"/>
-                      <a:ext cx="6289040" cy="9126220"/>
-                    </a:xfrm>
-                    <a:prstGeom prst="rect">
-                      <a:avLst/>
-                    </a:prstGeom>
-                    <a:noFill/>
-                    <a:ln>
-                      <a:noFill/>
-                    </a:ln>
-                  </pic:spPr>
-                </pic:pic>
-              </a:graphicData>
-            </a:graphic>
-          </wp:inline>
-        </w:drawing>
-      </w:r>
-    </w:p>
-    <w:p>
-      <w:pPr>
-        <w:suppressAutoHyphens w:val="0"/>
-        <w:spacing w:after="260"/>
-        <w:rPr>
-          <w:lang w:eastAsia="en-US"/>
-        </w:rPr>
-      </w:pPr>
-      <w:r>
-        <w:rPr>
-          <w:lang w:eastAsia="en-US"/>
-        </w:rPr>
-        <w:lastRenderedPageBreak/>
-        <w:t xml:space="preserve">Стрелочками показаны положения итераторов. После пятого шага итераторы совпали и произошёл выход из цикла. </w:t>
-      </w:r>
-    </w:p>
-    <w:p>
-      <w:pPr>
-        <w:suppressAutoHyphens w:val="0"/>
-        <w:spacing w:after="260"/>
-        <w:rPr>
-          <w:lang w:eastAsia="en-US"/>
-        </w:rPr>
-      </w:pPr>
-      <w:r>
-        <w:rPr>
-          <w:lang w:eastAsia="en-US"/>
-        </w:rPr>
-        <w:t xml:space="preserve">В классе </w:t>
-      </w:r>
-      <w:r>
-        <w:rPr>
-          <w:lang w:val="en-US" w:eastAsia="en-US"/>
-        </w:rPr>
-        <w:t>Polinom</w:t>
-      </w:r>
-      <w:r>
-        <w:rPr>
-          <w:lang w:eastAsia="en-US"/>
-        </w:rPr>
-        <w:t xml:space="preserve"> </w:t>
-      </w:r>
-      <w:r>
-        <w:rPr>
-          <w:lang w:eastAsia="en-US"/>
-        </w:rPr>
-        <w:t xml:space="preserve">есть </w:t>
-      </w:r>
-      <w:r>
-        <w:rPr>
-          <w:lang w:eastAsia="en-US"/>
-        </w:rPr>
-        <w:t xml:space="preserve">приватная </w:t>
-      </w:r>
-      <w:r>
-        <w:rPr>
-          <w:lang w:eastAsia="en-US"/>
-        </w:rPr>
-        <w:t xml:space="preserve">функция </w:t>
-      </w:r>
-      <w:r>
-        <w:rPr>
-          <w:lang w:val="en-US" w:eastAsia="en-US"/>
-        </w:rPr>
-        <w:t>normalize</w:t>
-      </w:r>
-      <w:r>
-        <w:rPr>
-          <w:lang w:eastAsia="en-US"/>
-        </w:rPr>
-        <w:t>. Она используется когда мономы в полиноме уже отсортированы</w:t>
-      </w:r>
-      <w:r>
-        <w:rPr>
-          <w:lang w:eastAsia="en-US"/>
-        </w:rPr>
-        <w:t xml:space="preserve">. Она проходит по мономам в списке и суммирует мономы с одинаковой степенью в один моном. После умножения на полином и ввода полинома выполняется сначала сортировка, а потом метод </w:t>
-      </w:r>
-      <w:r>
-        <w:rPr>
-          <w:lang w:val="en-US" w:eastAsia="en-US"/>
-        </w:rPr>
-        <w:t>normalize</w:t>
-      </w:r>
-      <w:r>
-        <w:rPr>
-          <w:lang w:eastAsia="en-US"/>
-        </w:rPr>
-        <w:t xml:space="preserve">. </w:t>
-      </w:r>
-      <w:r>
-        <w:rPr>
-          <w:lang w:eastAsia="en-US"/>
-        </w:rPr>
-        <w:t xml:space="preserve">При сложении/вычитании полиномы объединяются как упорядоченные списки. </w:t>
-      </w:r>
-    </w:p>
-    <w:p>
       <w:pPr>
         <w:suppressAutoHyphens w:val="0"/>
         <w:spacing w:after="160" w:line="259" w:lineRule="auto"/>
@@ -3415,12 +3702,1158 @@
         <w:rPr>
           <w:b/>
           <w:bCs/>
+        </w:rPr>
+      </w:pPr>
+      <w:bookmarkStart w:id="9" w:name="_Toc169986020"/>
+      <w:r>
+        <w:rPr>
+          <w:b/>
+          <w:bCs/>
+        </w:rPr>
+        <w:t>1. Алгоритм нормализации полинома (</w:t>
+      </w:r>
+      <w:proofErr w:type="spellStart"/>
+      <w:r>
+        <w:rPr>
+          <w:b/>
+          <w:bCs/>
+        </w:rPr>
+        <w:t>normalize</w:t>
+      </w:r>
+      <w:proofErr w:type="spellEnd"/>
+      <w:r>
+        <w:rPr>
+          <w:b/>
+          <w:bCs/>
+        </w:rPr>
+        <w:t>)</w:t>
+      </w:r>
+    </w:p>
+    <w:p>
+      <w:pPr>
+        <w:suppressAutoHyphens w:val="0"/>
+        <w:spacing w:after="160" w:line="259" w:lineRule="auto"/>
+        <w:ind w:firstLine="0"/>
+        <w:jc w:val="left"/>
+      </w:pPr>
+      <w:r>
+        <w:t>Этот алгоритм является ключевым для поддержания корректного состояния полинома после любой операции.</w:t>
+      </w:r>
+    </w:p>
+    <w:p>
+      <w:pPr>
+        <w:numPr>
+          <w:ilvl w:val="0"/>
+          <w:numId w:val="24"/>
+        </w:numPr>
+        <w:suppressAutoHyphens w:val="0"/>
+        <w:spacing w:after="160" w:line="259" w:lineRule="auto"/>
+        <w:jc w:val="left"/>
+      </w:pPr>
+      <w:r>
+        <w:rPr>
+          <w:b/>
+          <w:bCs/>
+        </w:rPr>
+        <w:t>Сложение подобных слагаемых</w:t>
+      </w:r>
+      <w:proofErr w:type="gramStart"/>
+      <w:r>
+        <w:t>: Поскольку</w:t>
+      </w:r>
+      <w:proofErr w:type="gramEnd"/>
+      <w:r>
+        <w:t xml:space="preserve"> список мономов всегда поддерживается упорядоченным по степеням, алгоритм проходит по списку и сравнивает текущий элемент со следующим. Если их степени (</w:t>
+      </w:r>
+      <w:proofErr w:type="spellStart"/>
+      <w:r>
+        <w:t>degree</w:t>
+      </w:r>
+      <w:proofErr w:type="spellEnd"/>
+      <w:r>
+        <w:t>) равны, коэффициенты складываются, а лишний узел удаляется.</w:t>
+      </w:r>
+    </w:p>
+    <w:p>
+      <w:pPr>
+        <w:numPr>
+          <w:ilvl w:val="0"/>
+          <w:numId w:val="24"/>
+        </w:numPr>
+        <w:suppressAutoHyphens w:val="0"/>
+        <w:spacing w:after="160" w:line="259" w:lineRule="auto"/>
+        <w:ind w:firstLine="0"/>
+        <w:jc w:val="left"/>
+      </w:pPr>
+      <w:r>
+        <w:rPr>
+          <w:b/>
+          <w:bCs/>
+        </w:rPr>
+        <w:t>Удаление нулевых коэффициентов</w:t>
+      </w:r>
+      <w:proofErr w:type="gramStart"/>
+      <w:r>
+        <w:t>: Если</w:t>
+      </w:r>
+      <w:proofErr w:type="gramEnd"/>
+      <w:r>
+        <w:t xml:space="preserve"> после сложения или в результате других операций коэффициент монома становится меньше значения EPS (</w:t>
+      </w:r>
+      <m:oMath>
+        <m:sSup>
+          <m:sSupPr>
+            <m:ctrlPr>
+              <w:rPr>
+                <w:rFonts w:ascii="Cambria Math" w:hAnsi="Cambria Math"/>
+              </w:rPr>
+            </m:ctrlPr>
+          </m:sSupPr>
+          <m:e>
+            <m:r>
+              <w:rPr>
+                <w:rFonts w:ascii="Cambria Math" w:hAnsi="Cambria Math"/>
+              </w:rPr>
+              <m:t>10</m:t>
+            </m:r>
+          </m:e>
+          <m:sup>
+            <m:r>
+              <w:rPr>
+                <w:rFonts w:ascii="Cambria Math" w:hAnsi="Cambria Math"/>
+              </w:rPr>
+              <m:t>-12</m:t>
+            </m:r>
+          </m:sup>
+        </m:sSup>
+      </m:oMath>
+      <w:r>
+        <w:t>), моном удаляется из списка, чтобы не занимать память и не участвовать в вычислениях.</w:t>
+      </w:r>
+    </w:p>
+    <w:p>
+      <w:pPr>
+        <w:suppressAutoHyphens w:val="0"/>
+        <w:spacing w:after="160" w:line="259" w:lineRule="auto"/>
+        <w:ind w:firstLine="0"/>
+        <w:jc w:val="left"/>
+        <w:rPr>
+          <w:b/>
+          <w:bCs/>
+        </w:rPr>
+      </w:pPr>
+      <w:r>
+        <w:rPr>
+          <w:b/>
+          <w:bCs/>
+        </w:rPr>
+        <w:t>2. Арифметические операции</w:t>
+      </w:r>
+    </w:p>
+    <w:p>
+      <w:pPr>
+        <w:numPr>
+          <w:ilvl w:val="0"/>
+          <w:numId w:val="25"/>
+        </w:numPr>
+        <w:suppressAutoHyphens w:val="0"/>
+        <w:spacing w:after="160" w:line="259" w:lineRule="auto"/>
+        <w:jc w:val="left"/>
+      </w:pPr>
+      <w:r>
+        <w:rPr>
+          <w:b/>
+          <w:bCs/>
+        </w:rPr>
+        <w:lastRenderedPageBreak/>
+        <w:t>Сложение (</w:t>
+      </w:r>
+      <w:proofErr w:type="spellStart"/>
+      <w:r>
+        <w:rPr>
+          <w:b/>
+          <w:bCs/>
+        </w:rPr>
+        <w:t>operator</w:t>
+      </w:r>
+      <w:proofErr w:type="spellEnd"/>
+      <w:r>
+        <w:rPr>
+          <w:b/>
+          <w:bCs/>
+        </w:rPr>
+        <w:t>+)</w:t>
+      </w:r>
+      <w:proofErr w:type="gramStart"/>
+      <w:r>
+        <w:t>: Используется</w:t>
+      </w:r>
+      <w:proofErr w:type="gramEnd"/>
+      <w:r>
+        <w:t xml:space="preserve"> классический алгоритм </w:t>
+      </w:r>
+      <w:r>
+        <w:rPr>
+          <w:b/>
+          <w:bCs/>
+        </w:rPr>
+        <w:t>слияния (</w:t>
+      </w:r>
+      <w:proofErr w:type="spellStart"/>
+      <w:r>
+        <w:rPr>
+          <w:b/>
+          <w:bCs/>
+        </w:rPr>
+        <w:t>merge</w:t>
+      </w:r>
+      <w:proofErr w:type="spellEnd"/>
+      <w:r>
+        <w:rPr>
+          <w:b/>
+          <w:bCs/>
+        </w:rPr>
+        <w:t>)</w:t>
+      </w:r>
+      <w:r>
+        <w:t> двух упорядоченных списков. Итераторы обоих полиномов одновременно проходят по своим спискам. В зависимости от сравнения степеней, в результирующий полином копируется либо моном с большей степенью, либо сумма мономов с равными степенями. Сложность — </w:t>
+      </w:r>
+    </w:p>
+    <w:p>
+      <w:pPr>
+        <w:suppressAutoHyphens w:val="0"/>
+        <w:spacing w:after="160" w:line="259" w:lineRule="auto"/>
+        <w:ind w:firstLine="0"/>
+        <w:jc w:val="left"/>
+      </w:pPr>
+      <m:oMathPara>
+        <m:oMath>
+          <m:r>
+            <w:rPr>
+              <w:rFonts w:ascii="Cambria Math" w:hAnsi="Cambria Math"/>
+            </w:rPr>
+            <m:t>O(N+M)</m:t>
+          </m:r>
+        </m:oMath>
+      </m:oMathPara>
+    </w:p>
+    <w:p>
+      <w:pPr>
+        <w:suppressAutoHyphens w:val="0"/>
+        <w:spacing w:after="160" w:line="259" w:lineRule="auto"/>
+        <w:ind w:firstLine="0"/>
+        <w:jc w:val="left"/>
+      </w:pPr>
+      <w:r>
+        <w:t>.</w:t>
+      </w:r>
+    </w:p>
+    <w:p>
+      <w:pPr>
+        <w:numPr>
+          <w:ilvl w:val="0"/>
+          <w:numId w:val="25"/>
+        </w:numPr>
+        <w:suppressAutoHyphens w:val="0"/>
+        <w:spacing w:after="160" w:line="259" w:lineRule="auto"/>
+        <w:jc w:val="left"/>
+      </w:pPr>
+      <w:r>
+        <w:rPr>
+          <w:b/>
+          <w:bCs/>
+        </w:rPr>
+        <w:t>Вычитание (</w:t>
+      </w:r>
+      <w:proofErr w:type="spellStart"/>
+      <w:r>
+        <w:rPr>
+          <w:b/>
+          <w:bCs/>
+        </w:rPr>
+        <w:t>operator</w:t>
+      </w:r>
+      <w:proofErr w:type="spellEnd"/>
+      <w:r>
+        <w:rPr>
+          <w:b/>
+          <w:bCs/>
+        </w:rPr>
+        <w:t>-)</w:t>
+      </w:r>
+      <w:r>
+        <w:t>: Реализовано аналогично сложению, но коэффициенты второго полинома берутся с противоположным знаком.</w:t>
+      </w:r>
+    </w:p>
+    <w:p>
+      <w:pPr>
+        <w:numPr>
+          <w:ilvl w:val="0"/>
+          <w:numId w:val="25"/>
+        </w:numPr>
+        <w:suppressAutoHyphens w:val="0"/>
+        <w:spacing w:after="160" w:line="259" w:lineRule="auto"/>
+        <w:jc w:val="left"/>
+      </w:pPr>
+      <w:r>
+        <w:rPr>
+          <w:b/>
+          <w:bCs/>
+        </w:rPr>
+        <w:t>Умножение (</w:t>
+      </w:r>
+      <w:proofErr w:type="spellStart"/>
+      <w:r>
+        <w:rPr>
+          <w:b/>
+          <w:bCs/>
+        </w:rPr>
+        <w:t>operator</w:t>
+      </w:r>
+      <w:proofErr w:type="spellEnd"/>
+      <w:r>
+        <w:rPr>
+          <w:b/>
+          <w:bCs/>
+        </w:rPr>
+        <w:t>*)</w:t>
+      </w:r>
+      <w:r>
+        <w:t>: Каждый моном первого полинома умножается на каждый моном второго. Полученные результаты добавляются в список. После завершения вложенных циклов список сортируется и вызывается метод </w:t>
+      </w:r>
+      <w:proofErr w:type="spellStart"/>
+      <w:r>
+        <w:t>normalize</w:t>
+      </w:r>
+      <w:proofErr w:type="spellEnd"/>
+      <w:r>
+        <w:t> для приведения подобных слагаемых.</w:t>
+      </w:r>
+    </w:p>
+    <w:p>
+      <w:pPr>
+        <w:suppressAutoHyphens w:val="0"/>
+        <w:spacing w:after="160" w:line="259" w:lineRule="auto"/>
+        <w:ind w:firstLine="0"/>
+        <w:jc w:val="left"/>
+      </w:pPr>
+      <w:r>
+        <w:pict w14:anchorId="3B79F0BA">
+          <v:rect id="_x0000_i1025" style="width:730.5pt;height:1.5pt" o:hrpct="0" o:hralign="center" o:hrstd="t" o:hr="t" fillcolor="#a0a0a0" stroked="f"/>
+        </w:pict>
+      </w:r>
+    </w:p>
+    <w:p>
+      <w:pPr>
+        <w:suppressAutoHyphens w:val="0"/>
+        <w:spacing w:after="160" w:line="259" w:lineRule="auto"/>
+        <w:ind w:firstLine="0"/>
+        <w:jc w:val="left"/>
+        <w:rPr>
+          <w:b/>
+          <w:bCs/>
+        </w:rPr>
+      </w:pPr>
+      <w:r>
+        <w:rPr>
+          <w:b/>
+          <w:bCs/>
+        </w:rPr>
+        <w:t>3. Сортировка на итераторах (</w:t>
+      </w:r>
+      <w:proofErr w:type="spellStart"/>
+      <w:r>
+        <w:rPr>
+          <w:b/>
+          <w:bCs/>
+        </w:rPr>
+        <w:t>Merge</w:t>
+      </w:r>
+      <w:proofErr w:type="spellEnd"/>
+      <w:r>
+        <w:rPr>
+          <w:b/>
+          <w:bCs/>
+        </w:rPr>
+        <w:t xml:space="preserve"> </w:t>
+      </w:r>
+      <w:proofErr w:type="spellStart"/>
+      <w:r>
+        <w:rPr>
+          <w:b/>
+          <w:bCs/>
+        </w:rPr>
+        <w:t>Sort</w:t>
+      </w:r>
+      <w:proofErr w:type="spellEnd"/>
+      <w:r>
+        <w:rPr>
+          <w:b/>
+          <w:bCs/>
+        </w:rPr>
+        <w:t>)</w:t>
+      </w:r>
+    </w:p>
+    <w:p>
+      <w:pPr>
+        <w:suppressAutoHyphens w:val="0"/>
+        <w:spacing w:after="160" w:line="259" w:lineRule="auto"/>
+        <w:ind w:firstLine="0"/>
+        <w:jc w:val="left"/>
+      </w:pPr>
+      <w:r>
+        <w:t>В классе List реализована сортировка слиянием. Это наиболее эффективный алгоритм для связных списков, так как он не требует случайного доступа к элементам.</w:t>
+      </w:r>
+    </w:p>
+    <w:p>
+      <w:pPr>
+        <w:suppressAutoHyphens w:val="0"/>
+        <w:spacing w:after="160" w:line="259" w:lineRule="auto"/>
+        <w:ind w:firstLine="0"/>
+        <w:jc w:val="left"/>
+      </w:pPr>
+      <w:r>
+        <w:rPr>
+          <w:b/>
+          <w:bCs/>
+        </w:rPr>
+        <w:t>Детальное описание реализации:</w:t>
+      </w:r>
+      <w:r>
+        <w:br/>
+        <w:t>Алгоритм реализован рекурсивно в методе </w:t>
+      </w:r>
+      <w:proofErr w:type="spellStart"/>
+      <w:r>
+        <w:t>sort</w:t>
+      </w:r>
+      <w:proofErr w:type="spellEnd"/>
+      <w:proofErr w:type="gramStart"/>
+      <w:r>
+        <w:t>_(</w:t>
+      </w:r>
+      <w:proofErr w:type="spellStart"/>
+      <w:proofErr w:type="gramEnd"/>
+      <w:r>
+        <w:t>iterator</w:t>
+      </w:r>
+      <w:proofErr w:type="spellEnd"/>
+      <w:r>
+        <w:t xml:space="preserve"> </w:t>
+      </w:r>
+      <w:proofErr w:type="spellStart"/>
+      <w:r>
+        <w:t>iter</w:t>
+      </w:r>
+      <w:proofErr w:type="spellEnd"/>
+      <w:r>
+        <w:t xml:space="preserve">, </w:t>
+      </w:r>
+      <w:proofErr w:type="spellStart"/>
+      <w:r>
+        <w:t>size_t</w:t>
+      </w:r>
+      <w:proofErr w:type="spellEnd"/>
+      <w:r>
+        <w:t xml:space="preserve"> </w:t>
+      </w:r>
+      <w:proofErr w:type="spellStart"/>
+      <w:r>
+        <w:t>len</w:t>
+      </w:r>
+      <w:proofErr w:type="spellEnd"/>
+      <w:r>
+        <w:t xml:space="preserve">, </w:t>
+      </w:r>
+      <w:proofErr w:type="spellStart"/>
+      <w:r>
+        <w:t>Compare</w:t>
+      </w:r>
+      <w:proofErr w:type="spellEnd"/>
+      <w:r>
+        <w:t xml:space="preserve"> </w:t>
+      </w:r>
+      <w:proofErr w:type="spellStart"/>
+      <w:r>
+        <w:t>comp</w:t>
+      </w:r>
+      <w:proofErr w:type="spellEnd"/>
+      <w:r>
+        <w:t>).</w:t>
+      </w:r>
+    </w:p>
+    <w:p>
+      <w:pPr>
+        <w:numPr>
+          <w:ilvl w:val="0"/>
+          <w:numId w:val="26"/>
+        </w:numPr>
+        <w:suppressAutoHyphens w:val="0"/>
+        <w:spacing w:after="160" w:line="259" w:lineRule="auto"/>
+        <w:jc w:val="left"/>
+      </w:pPr>
+      <w:r>
+        <w:rPr>
+          <w:b/>
+          <w:bCs/>
+        </w:rPr>
+        <w:t>Разделение (</w:t>
+      </w:r>
+      <w:proofErr w:type="spellStart"/>
+      <w:r>
+        <w:rPr>
+          <w:b/>
+          <w:bCs/>
+        </w:rPr>
+        <w:t>Divide</w:t>
+      </w:r>
+      <w:proofErr w:type="spellEnd"/>
+      <w:r>
+        <w:rPr>
+          <w:b/>
+          <w:bCs/>
+        </w:rPr>
+        <w:t>)</w:t>
+      </w:r>
+      <w:r>
+        <w:t>:</w:t>
+      </w:r>
+    </w:p>
+    <w:p>
+      <w:pPr>
+        <w:numPr>
+          <w:ilvl w:val="1"/>
+          <w:numId w:val="26"/>
+        </w:numPr>
+        <w:suppressAutoHyphens w:val="0"/>
+        <w:spacing w:after="160" w:line="259" w:lineRule="auto"/>
+        <w:jc w:val="left"/>
+      </w:pPr>
+      <w:r>
+        <w:t>На вход подается итератор на начало участка и его длина </w:t>
+      </w:r>
+      <w:proofErr w:type="spellStart"/>
+      <w:r>
+        <w:t>len</w:t>
+      </w:r>
+      <w:proofErr w:type="spellEnd"/>
+      <w:r>
+        <w:t>.</w:t>
+      </w:r>
+    </w:p>
+    <w:p>
+      <w:pPr>
+        <w:numPr>
+          <w:ilvl w:val="1"/>
+          <w:numId w:val="26"/>
+        </w:numPr>
+        <w:suppressAutoHyphens w:val="0"/>
+        <w:spacing w:after="160" w:line="259" w:lineRule="auto"/>
+        <w:jc w:val="left"/>
+      </w:pPr>
+      <w:r>
+        <w:t>Находится середина участка: итератор </w:t>
+      </w:r>
+      <w:proofErr w:type="spellStart"/>
+      <w:r>
+        <w:t>middle_it</w:t>
+      </w:r>
+      <w:proofErr w:type="spellEnd"/>
+      <w:r>
+        <w:t> сдвигается вперед на </w:t>
+      </w:r>
+      <w:proofErr w:type="spellStart"/>
+      <w:r>
+        <w:t>len</w:t>
+      </w:r>
+      <w:proofErr w:type="spellEnd"/>
+      <w:r>
+        <w:t xml:space="preserve"> / 2 шагов.</w:t>
+      </w:r>
+    </w:p>
+    <w:p>
+      <w:pPr>
+        <w:numPr>
+          <w:ilvl w:val="1"/>
+          <w:numId w:val="26"/>
+        </w:numPr>
+        <w:suppressAutoHyphens w:val="0"/>
+        <w:spacing w:after="160" w:line="259" w:lineRule="auto"/>
+        <w:jc w:val="left"/>
+      </w:pPr>
+      <w:r>
+        <w:t>Рекурсивно вызывается </w:t>
+      </w:r>
+      <w:proofErr w:type="spellStart"/>
+      <w:r>
+        <w:t>sort</w:t>
+      </w:r>
+      <w:proofErr w:type="spellEnd"/>
+      <w:r>
+        <w:t>_ для левой и правой половин.</w:t>
+      </w:r>
+    </w:p>
+    <w:p>
+      <w:pPr>
+        <w:numPr>
+          <w:ilvl w:val="0"/>
+          <w:numId w:val="26"/>
+        </w:numPr>
+        <w:suppressAutoHyphens w:val="0"/>
+        <w:spacing w:after="160" w:line="259" w:lineRule="auto"/>
+        <w:jc w:val="left"/>
+      </w:pPr>
+      <w:r>
+        <w:rPr>
+          <w:b/>
+          <w:bCs/>
+        </w:rPr>
+        <w:t>Слияние (</w:t>
+      </w:r>
+      <w:proofErr w:type="spellStart"/>
+      <w:r>
+        <w:rPr>
+          <w:b/>
+          <w:bCs/>
+        </w:rPr>
+        <w:t>Merge</w:t>
+      </w:r>
+      <w:proofErr w:type="spellEnd"/>
+      <w:r>
+        <w:rPr>
+          <w:b/>
+          <w:bCs/>
+        </w:rPr>
+        <w:t>) с перестановкой узлов</w:t>
+      </w:r>
+      <w:r>
+        <w:t>:</w:t>
+      </w:r>
+      <w:r>
+        <w:br/>
+        <w:t>Вместо создания нового списка, алгоритм перестраивает связи </w:t>
+      </w:r>
+      <w:proofErr w:type="spellStart"/>
+      <w:r>
+        <w:t>next</w:t>
+      </w:r>
+      <w:proofErr w:type="spellEnd"/>
+      <w:r>
+        <w:t> и </w:t>
+      </w:r>
+      <w:proofErr w:type="spellStart"/>
+      <w:r>
+        <w:t>prev</w:t>
+      </w:r>
+      <w:proofErr w:type="spellEnd"/>
+      <w:r>
+        <w:t> существующих узлов. Это экономит память. Процесс происходит в цикле, пока итераторы левой и правой частей не встретятся.</w:t>
+      </w:r>
+    </w:p>
+    <w:p>
+      <w:pPr>
+        <w:numPr>
+          <w:ilvl w:val="1"/>
+          <w:numId w:val="26"/>
+        </w:numPr>
+        <w:suppressAutoHyphens w:val="0"/>
+        <w:spacing w:after="160" w:line="259" w:lineRule="auto"/>
+        <w:jc w:val="left"/>
+      </w:pPr>
+      <w:r>
+        <w:rPr>
+          <w:b/>
+          <w:bCs/>
+        </w:rPr>
+        <w:t>Сравнение</w:t>
+      </w:r>
+      <w:proofErr w:type="gramStart"/>
+      <w:r>
+        <w:t>: Сравниваются</w:t>
+      </w:r>
+      <w:proofErr w:type="gramEnd"/>
+      <w:r>
+        <w:t xml:space="preserve"> значения, на которые указывают </w:t>
+      </w:r>
+      <w:proofErr w:type="spellStart"/>
+      <w:r>
+        <w:t>iter</w:t>
+      </w:r>
+      <w:proofErr w:type="spellEnd"/>
+      <w:r>
+        <w:t> (левая часть) и </w:t>
+      </w:r>
+      <w:proofErr w:type="spellStart"/>
+      <w:r>
+        <w:t>middle_it</w:t>
+      </w:r>
+      <w:proofErr w:type="spellEnd"/>
+      <w:r>
+        <w:t> (правая часть).</w:t>
+      </w:r>
+    </w:p>
+    <w:p>
+      <w:pPr>
+        <w:numPr>
+          <w:ilvl w:val="1"/>
+          <w:numId w:val="26"/>
+        </w:numPr>
+        <w:suppressAutoHyphens w:val="0"/>
+        <w:spacing w:after="160" w:line="259" w:lineRule="auto"/>
+        <w:jc w:val="left"/>
+      </w:pPr>
+      <w:r>
+        <w:rPr>
+          <w:b/>
+          <w:bCs/>
+        </w:rPr>
+        <w:t>Перестановка</w:t>
+      </w:r>
+      <w:proofErr w:type="gramStart"/>
+      <w:r>
+        <w:t>: Если</w:t>
+      </w:r>
+      <w:proofErr w:type="gramEnd"/>
+      <w:r>
+        <w:t xml:space="preserve"> элемент правой части (*</w:t>
+      </w:r>
+      <w:proofErr w:type="spellStart"/>
+      <w:r>
+        <w:t>middle_it</w:t>
+      </w:r>
+      <w:proofErr w:type="spellEnd"/>
+      <w:r>
+        <w:t>) должен стоять перед элементом левой части (*</w:t>
+      </w:r>
+      <w:proofErr w:type="spellStart"/>
+      <w:r>
+        <w:t>iter</w:t>
+      </w:r>
+      <w:proofErr w:type="spellEnd"/>
+      <w:r>
+        <w:t>):</w:t>
+      </w:r>
+    </w:p>
+    <w:p>
+      <w:pPr>
+        <w:numPr>
+          <w:ilvl w:val="2"/>
+          <w:numId w:val="26"/>
+        </w:numPr>
+        <w:suppressAutoHyphens w:val="0"/>
+        <w:spacing w:after="160" w:line="259" w:lineRule="auto"/>
+        <w:jc w:val="left"/>
+      </w:pPr>
+      <w:r>
+        <w:t>Узел </w:t>
+      </w:r>
+      <w:proofErr w:type="spellStart"/>
+      <w:r>
+        <w:t>middle_node</w:t>
+      </w:r>
+      <w:proofErr w:type="spellEnd"/>
+      <w:r>
+        <w:t> временно исключается из своей текущей позиции в списке (обновляются связи его соседей).</w:t>
+      </w:r>
+    </w:p>
+    <w:p>
+      <w:pPr>
+        <w:numPr>
+          <w:ilvl w:val="2"/>
+          <w:numId w:val="26"/>
+        </w:numPr>
+        <w:suppressAutoHyphens w:val="0"/>
+        <w:spacing w:after="160" w:line="259" w:lineRule="auto"/>
+        <w:jc w:val="left"/>
+      </w:pPr>
+      <w:r>
+        <w:t>Узел </w:t>
+      </w:r>
+      <w:proofErr w:type="spellStart"/>
+      <w:r>
+        <w:t>middle_node</w:t>
+      </w:r>
+      <w:proofErr w:type="spellEnd"/>
+      <w:r>
+        <w:t> вставляется в список </w:t>
+      </w:r>
+      <w:r>
+        <w:rPr>
+          <w:i/>
+          <w:iCs/>
+        </w:rPr>
+        <w:t>перед</w:t>
+      </w:r>
+      <w:r>
+        <w:t> узлом </w:t>
+      </w:r>
+      <w:proofErr w:type="spellStart"/>
+      <w:r>
+        <w:t>iter_node</w:t>
+      </w:r>
+      <w:proofErr w:type="spellEnd"/>
+      <w:r>
+        <w:t>.</w:t>
+      </w:r>
+    </w:p>
+    <w:p>
+      <w:pPr>
+        <w:numPr>
+          <w:ilvl w:val="2"/>
+          <w:numId w:val="26"/>
+        </w:numPr>
+        <w:suppressAutoHyphens w:val="0"/>
+        <w:spacing w:after="160" w:line="259" w:lineRule="auto"/>
+        <w:jc w:val="left"/>
+      </w:pPr>
+      <w:r>
+        <w:t>Если вставка произошла в самое начало списка, обновляется указатель </w:t>
+      </w:r>
+      <w:proofErr w:type="spellStart"/>
+      <w:r>
+        <w:t>first</w:t>
+      </w:r>
+      <w:proofErr w:type="spellEnd"/>
+      <w:r>
+        <w:t> всего списка.</w:t>
+      </w:r>
+    </w:p>
+    <w:p>
+      <w:pPr>
+        <w:numPr>
+          <w:ilvl w:val="2"/>
+          <w:numId w:val="26"/>
+        </w:numPr>
+        <w:suppressAutoHyphens w:val="0"/>
+        <w:spacing w:after="160" w:line="259" w:lineRule="auto"/>
+        <w:jc w:val="left"/>
+      </w:pPr>
+      <w:r>
+        <w:t>Итератор </w:t>
+      </w:r>
+      <w:proofErr w:type="spellStart"/>
+      <w:r>
+        <w:t>middle_it</w:t>
+      </w:r>
+      <w:proofErr w:type="spellEnd"/>
+      <w:r>
+        <w:t> сдвигается к следующему элементу правой части.</w:t>
+      </w:r>
+    </w:p>
+    <w:p>
+      <w:pPr>
+        <w:numPr>
+          <w:ilvl w:val="1"/>
+          <w:numId w:val="26"/>
+        </w:numPr>
+        <w:suppressAutoHyphens w:val="0"/>
+        <w:spacing w:after="160" w:line="259" w:lineRule="auto"/>
+        <w:jc w:val="left"/>
+      </w:pPr>
+      <w:r>
+        <w:rPr>
+          <w:b/>
+          <w:bCs/>
+        </w:rPr>
+        <w:t>Сдвиг</w:t>
+      </w:r>
+      <w:proofErr w:type="gramStart"/>
+      <w:r>
+        <w:t>: Если</w:t>
+      </w:r>
+      <w:proofErr w:type="gramEnd"/>
+      <w:r>
+        <w:t xml:space="preserve"> элемент левой части меньше, просто сдвигается итератор </w:t>
+      </w:r>
+      <w:proofErr w:type="spellStart"/>
+      <w:r>
+        <w:t>iter</w:t>
+      </w:r>
+      <w:proofErr w:type="spellEnd"/>
+      <w:r>
+        <w:t>.</w:t>
+      </w:r>
+    </w:p>
+    <w:p>
+      <w:pPr>
+        <w:numPr>
+          <w:ilvl w:val="0"/>
+          <w:numId w:val="26"/>
+        </w:numPr>
+        <w:suppressAutoHyphens w:val="0"/>
+        <w:spacing w:after="160" w:line="259" w:lineRule="auto"/>
+        <w:jc w:val="left"/>
+      </w:pPr>
+      <w:r>
+        <w:rPr>
+          <w:b/>
+          <w:bCs/>
+        </w:rPr>
+        <w:lastRenderedPageBreak/>
+        <w:t>Особенности работы с итераторами</w:t>
+      </w:r>
+      <w:r>
+        <w:t>:</w:t>
+      </w:r>
+    </w:p>
+    <w:p>
+      <w:pPr>
+        <w:numPr>
+          <w:ilvl w:val="1"/>
+          <w:numId w:val="26"/>
+        </w:numPr>
+        <w:suppressAutoHyphens w:val="0"/>
+        <w:spacing w:after="160" w:line="259" w:lineRule="auto"/>
+        <w:jc w:val="left"/>
+      </w:pPr>
+      <w:r>
+        <w:t>Поскольку это двусвязный список, при переброске узла (</w:t>
+      </w:r>
+      <w:proofErr w:type="spellStart"/>
+      <w:r>
+        <w:t>middle_node</w:t>
+      </w:r>
+      <w:proofErr w:type="spellEnd"/>
+      <w:r>
+        <w:t>) необходимо корректно обновить 4 указателя: </w:t>
+      </w:r>
+      <w:proofErr w:type="spellStart"/>
+      <w:r>
+        <w:t>prev</w:t>
+      </w:r>
+      <w:proofErr w:type="spellEnd"/>
+      <w:proofErr w:type="gramStart"/>
+      <w:r>
+        <w:t>-&gt;</w:t>
+      </w:r>
+      <w:proofErr w:type="spellStart"/>
+      <w:r>
+        <w:t>next</w:t>
+      </w:r>
+      <w:proofErr w:type="spellEnd"/>
+      <w:proofErr w:type="gramEnd"/>
+      <w:r>
+        <w:t> и </w:t>
+      </w:r>
+      <w:proofErr w:type="spellStart"/>
+      <w:r>
+        <w:t>next</w:t>
+      </w:r>
+      <w:proofErr w:type="spellEnd"/>
+      <w:proofErr w:type="gramStart"/>
+      <w:r>
+        <w:t>-&gt;</w:t>
+      </w:r>
+      <w:proofErr w:type="spellStart"/>
+      <w:r>
+        <w:t>prev</w:t>
+      </w:r>
+      <w:proofErr w:type="spellEnd"/>
+      <w:proofErr w:type="gramEnd"/>
+      <w:r>
+        <w:t> у старых соседей, а также </w:t>
+      </w:r>
+      <w:proofErr w:type="spellStart"/>
+      <w:r>
+        <w:t>prev</w:t>
+      </w:r>
+      <w:proofErr w:type="spellEnd"/>
+      <w:r>
+        <w:t> и </w:t>
+      </w:r>
+      <w:proofErr w:type="spellStart"/>
+      <w:r>
+        <w:t>next</w:t>
+      </w:r>
+      <w:proofErr w:type="spellEnd"/>
+      <w:r>
+        <w:t> у самого узла относительно новой позиции.</w:t>
+      </w:r>
+    </w:p>
+    <w:p>
+      <w:pPr>
+        <w:numPr>
+          <w:ilvl w:val="1"/>
+          <w:numId w:val="26"/>
+        </w:numPr>
+        <w:suppressAutoHyphens w:val="0"/>
+        <w:spacing w:after="160" w:line="259" w:lineRule="auto"/>
+        <w:jc w:val="left"/>
+      </w:pPr>
+      <w:r>
+        <w:t>Использование итераторов позволяет абстрагироваться от внутренней структуры узлов в основной логике, однако для эффективной переброски в методе </w:t>
+      </w:r>
+      <w:proofErr w:type="spellStart"/>
+      <w:r>
+        <w:t>sort</w:t>
+      </w:r>
+      <w:proofErr w:type="spellEnd"/>
+      <w:r>
+        <w:t>_ класс </w:t>
+      </w:r>
+      <w:proofErr w:type="spellStart"/>
+      <w:r>
+        <w:t>Iterator</w:t>
+      </w:r>
+      <w:proofErr w:type="spellEnd"/>
+      <w:r>
+        <w:t> предоставляет доступ к </w:t>
+      </w:r>
+      <w:proofErr w:type="spellStart"/>
+      <w:r>
+        <w:t>current</w:t>
+      </w:r>
+      <w:proofErr w:type="spellEnd"/>
+      <w:r>
+        <w:t> (указателю на </w:t>
+      </w:r>
+      <w:proofErr w:type="spellStart"/>
+      <w:r>
+        <w:t>Node</w:t>
+      </w:r>
+      <w:proofErr w:type="spellEnd"/>
+      <w:r>
+        <w:t>), так как List является дружественным классом.</w:t>
+      </w:r>
+    </w:p>
+    <w:p>
+      <w:pPr>
+        <w:suppressAutoHyphens w:val="0"/>
+        <w:spacing w:after="160" w:line="259" w:lineRule="auto"/>
+        <w:ind w:firstLine="0"/>
+        <w:jc w:val="left"/>
+        <w:rPr>
+          <w:b/>
+          <w:bCs/>
+        </w:rPr>
+      </w:pPr>
+      <w:r>
+        <w:rPr>
+          <w:b/>
+          <w:bCs/>
+        </w:rPr>
+        <w:t>4. Алгоритм парсинга («</w:t>
+      </w:r>
+      <w:proofErr w:type="spellStart"/>
+      <w:r>
+        <w:rPr>
+          <w:b/>
+          <w:bCs/>
+        </w:rPr>
+        <w:t>Человекочитаемый</w:t>
+      </w:r>
+      <w:proofErr w:type="spellEnd"/>
+      <w:r>
+        <w:rPr>
+          <w:b/>
+          <w:bCs/>
+        </w:rPr>
+        <w:t>» формат)</w:t>
+      </w:r>
+    </w:p>
+    <w:p>
+      <w:pPr>
+        <w:suppressAutoHyphens w:val="0"/>
+        <w:spacing w:after="160" w:line="259" w:lineRule="auto"/>
+        <w:ind w:firstLine="0"/>
+        <w:jc w:val="left"/>
+      </w:pPr>
+      <w:r>
+        <w:t>Реализован в </w:t>
+      </w:r>
+      <w:proofErr w:type="spellStart"/>
+      <w:r>
+        <w:t>operator</w:t>
+      </w:r>
+      <w:proofErr w:type="spellEnd"/>
+      <w:r>
+        <w:t>&gt;&gt;. Это конечный автомат, который посимвольно анализирует строку:</w:t>
+      </w:r>
+    </w:p>
+    <w:p>
+      <w:pPr>
+        <w:numPr>
+          <w:ilvl w:val="0"/>
+          <w:numId w:val="27"/>
+        </w:numPr>
+        <w:suppressAutoHyphens w:val="0"/>
+        <w:spacing w:after="160" w:line="259" w:lineRule="auto"/>
+        <w:jc w:val="left"/>
+      </w:pPr>
+      <w:r>
+        <w:t>Определяет знаки (+, -).</w:t>
+      </w:r>
+    </w:p>
+    <w:p>
+      <w:pPr>
+        <w:numPr>
+          <w:ilvl w:val="0"/>
+          <w:numId w:val="27"/>
+        </w:numPr>
+        <w:suppressAutoHyphens w:val="0"/>
+        <w:spacing w:after="160" w:line="259" w:lineRule="auto"/>
+        <w:jc w:val="left"/>
+      </w:pPr>
+      <w:r>
+        <w:t>Считывает коэффициент (включая дробную часть через точку).</w:t>
+      </w:r>
+    </w:p>
+    <w:p>
+      <w:pPr>
+        <w:numPr>
+          <w:ilvl w:val="0"/>
+          <w:numId w:val="27"/>
+        </w:numPr>
+        <w:suppressAutoHyphens w:val="0"/>
+        <w:spacing w:after="160" w:line="259" w:lineRule="auto"/>
+        <w:jc w:val="left"/>
+      </w:pPr>
+      <w:r>
+        <w:t>При встрече символов x, y, z переключает состояние для чтения степени.</w:t>
+      </w:r>
+    </w:p>
+    <w:p>
+      <w:pPr>
+        <w:numPr>
+          <w:ilvl w:val="0"/>
+          <w:numId w:val="27"/>
+        </w:numPr>
+        <w:suppressAutoHyphens w:val="0"/>
+        <w:spacing w:after="160" w:line="259" w:lineRule="auto"/>
+        <w:jc w:val="left"/>
+      </w:pPr>
+      <w:r>
+        <w:t>Если после буквы нет знака ^ или цифры, степень принимается равной 1.</w:t>
+      </w:r>
+    </w:p>
+    <w:p>
+      <w:pPr>
+        <w:numPr>
+          <w:ilvl w:val="0"/>
+          <w:numId w:val="27"/>
+        </w:numPr>
+        <w:suppressAutoHyphens w:val="0"/>
+        <w:spacing w:after="160" w:line="259" w:lineRule="auto"/>
+        <w:jc w:val="left"/>
+      </w:pPr>
+      <w:r>
+        <w:t>По завершении чтения каждого монома, он добавляется в список, который в конце сортируется и нормализуется.</w:t>
+      </w:r>
+    </w:p>
+    <w:p>
+      <w:pPr>
+        <w:suppressAutoHyphens w:val="0"/>
+        <w:spacing w:after="160" w:line="259" w:lineRule="auto"/>
+        <w:ind w:firstLine="0"/>
+        <w:jc w:val="left"/>
+        <w:rPr>
+          <w:b/>
+          <w:bCs/>
           <w:kern w:val="32"/>
           <w:sz w:val="32"/>
           <w:szCs w:val="32"/>
         </w:rPr>
       </w:pPr>
-      <w:bookmarkStart w:id="9" w:name="_Toc169986020"/>
       <w:r>
         <w:br w:type="page"/>
       </w:r>
@@ -3460,164 +4893,1217 @@
     </w:p>
     <w:p>
       <w:r>
-        <w:t xml:space="preserve">Для монома и списка сделаны тесты с случайными данными. Список сравнивался с реализацией класса </w:t>
-      </w:r>
-      <w:r>
+        <w:t>Работоспособность системы была проверена двумя способами: автоматизированным тестированием с использованием фреймворка Google Test (</w:t>
+      </w:r>
+      <w:proofErr w:type="spellStart"/>
+      <w:r>
+        <w:t>GTest</w:t>
+      </w:r>
+      <w:proofErr w:type="spellEnd"/>
+      <w:r>
+        <w:t>) и ручным тестированием через консольное приложение.</w:t>
+      </w:r>
+    </w:p>
+    <w:p>
+      <w:pPr>
+        <w:rPr>
+          <w:b/>
+          <w:bCs/>
+        </w:rPr>
+      </w:pPr>
+      <w:r>
+        <w:rPr>
+          <w:b/>
+          <w:bCs/>
+        </w:rPr>
+        <w:t>4.1. Автоматизированное тестирование</w:t>
+      </w:r>
+    </w:p>
+    <w:p>
+      <w:r>
+        <w:t>В файле test.cpp реализован набор тестов, покрывающий:</w:t>
+      </w:r>
+    </w:p>
+    <w:p>
+      <w:pPr>
+        <w:numPr>
+          <w:ilvl w:val="0"/>
+          <w:numId w:val="28"/>
+        </w:numPr>
+      </w:pPr>
+      <w:r>
+        <w:rPr>
+          <w:b/>
+          <w:bCs/>
+        </w:rPr>
+        <w:t>Класс List</w:t>
+      </w:r>
+      <w:r>
+        <w:t>:</w:t>
+      </w:r>
+    </w:p>
+    <w:p>
+      <w:pPr>
+        <w:numPr>
+          <w:ilvl w:val="1"/>
+          <w:numId w:val="28"/>
+        </w:numPr>
+      </w:pPr>
+      <w:r>
+        <w:t>Вставка в начало, середину и конец списка.</w:t>
+      </w:r>
+    </w:p>
+    <w:p>
+      <w:pPr>
+        <w:numPr>
+          <w:ilvl w:val="1"/>
+          <w:numId w:val="28"/>
+        </w:numPr>
+      </w:pPr>
+      <w:r>
+        <w:t>Корректность работы итераторов и оператора удаления </w:t>
+      </w:r>
+      <w:proofErr w:type="spellStart"/>
+      <w:r>
+        <w:t>erase</w:t>
+      </w:r>
+      <w:proofErr w:type="spellEnd"/>
+      <w:r>
+        <w:t>.</w:t>
+      </w:r>
+    </w:p>
+    <w:p>
+      <w:pPr>
+        <w:numPr>
+          <w:ilvl w:val="1"/>
+          <w:numId w:val="28"/>
+        </w:numPr>
+      </w:pPr>
+      <w:r>
+        <w:t>Сортировка больших списков случайных чисел (до 4000 элементов) с проверкой через </w:t>
+      </w:r>
+      <w:proofErr w:type="spellStart"/>
+      <w:proofErr w:type="gramStart"/>
+      <w:r>
+        <w:t>std</w:t>
+      </w:r>
+      <w:proofErr w:type="spellEnd"/>
+      <w:r>
+        <w:t>::</w:t>
+      </w:r>
+      <w:proofErr w:type="spellStart"/>
+      <w:proofErr w:type="gramEnd"/>
+      <w:r>
+        <w:t>sort</w:t>
+      </w:r>
+      <w:proofErr w:type="spellEnd"/>
+      <w:r>
+        <w:t>.</w:t>
+      </w:r>
+    </w:p>
+    <w:p>
+      <w:pPr>
+        <w:numPr>
+          <w:ilvl w:val="0"/>
+          <w:numId w:val="28"/>
+        </w:numPr>
+      </w:pPr>
+      <w:r>
+        <w:rPr>
+          <w:b/>
+          <w:bCs/>
+        </w:rPr>
+        <w:t>Класс </w:t>
+      </w:r>
+      <w:proofErr w:type="spellStart"/>
+      <w:r>
+        <w:rPr>
+          <w:b/>
+          <w:bCs/>
+        </w:rPr>
+        <w:t>Monome</w:t>
+      </w:r>
+      <w:proofErr w:type="spellEnd"/>
+      <w:r>
+        <w:t>:</w:t>
+      </w:r>
+    </w:p>
+    <w:p>
+      <w:pPr>
+        <w:numPr>
+          <w:ilvl w:val="1"/>
+          <w:numId w:val="28"/>
+        </w:numPr>
+      </w:pPr>
+      <w:r>
+        <w:t>Сравнение мономов (лексикографическое по степеням и по сумме степеней).</w:t>
+      </w:r>
+    </w:p>
+    <w:p>
+      <w:pPr>
+        <w:numPr>
+          <w:ilvl w:val="1"/>
+          <w:numId w:val="28"/>
+        </w:numPr>
+      </w:pPr>
+      <w:r>
+        <w:t>Перемножение мономов с проверкой переполнения степени (&gt; 9).</w:t>
+      </w:r>
+    </w:p>
+    <w:p>
+      <w:pPr>
+        <w:numPr>
+          <w:ilvl w:val="0"/>
+          <w:numId w:val="28"/>
+        </w:numPr>
+      </w:pPr>
+      <w:r>
+        <w:rPr>
+          <w:b/>
+          <w:bCs/>
+        </w:rPr>
+        <w:t>Класс </w:t>
+      </w:r>
+      <w:proofErr w:type="spellStart"/>
+      <w:r>
+        <w:rPr>
+          <w:b/>
+          <w:bCs/>
+        </w:rPr>
+        <w:t>Polinom</w:t>
+      </w:r>
+      <w:proofErr w:type="spellEnd"/>
+      <w:r>
+        <w:t>:</w:t>
+      </w:r>
+    </w:p>
+    <w:p>
+      <w:pPr>
+        <w:numPr>
+          <w:ilvl w:val="1"/>
+          <w:numId w:val="28"/>
+        </w:numPr>
+      </w:pPr>
+      <w:r>
+        <w:t>Сложение и вычитание (включая случаи обнуления коэффициентов).</w:t>
+      </w:r>
+    </w:p>
+    <w:p>
+      <w:pPr>
+        <w:numPr>
+          <w:ilvl w:val="1"/>
+          <w:numId w:val="28"/>
+        </w:numPr>
+      </w:pPr>
+      <w:r>
+        <w:t>Умножение полиномов и приведение подобных слагаемых.</w:t>
+      </w:r>
+    </w:p>
+    <w:p>
+      <w:pPr>
+        <w:numPr>
+          <w:ilvl w:val="1"/>
+          <w:numId w:val="28"/>
+        </w:numPr>
+      </w:pPr>
+      <w:r>
+        <w:t>Корректность парсинга строк в «</w:t>
+      </w:r>
+      <w:proofErr w:type="spellStart"/>
+      <w:r>
+        <w:t>человекочитаемом</w:t>
+      </w:r>
+      <w:proofErr w:type="spellEnd"/>
+      <w:r>
+        <w:t>» формате.</w:t>
+      </w:r>
+    </w:p>
+    <w:p>
+      <w:r>
+        <w:t>Все разработанные тесты успешно пройдены.</w:t>
+      </w:r>
+    </w:p>
+    <w:p>
+      <w:pPr>
+        <w:rPr>
+          <w:b/>
+          <w:bCs/>
+        </w:rPr>
+      </w:pPr>
+      <w:r>
+        <w:rPr>
+          <w:b/>
+          <w:bCs/>
+        </w:rPr>
+        <w:t>4.2. Примеры для демонстрации (Ручное тестирование)</w:t>
+      </w:r>
+    </w:p>
+    <w:p>
+      <w:r>
+        <w:t>Ниже приведены сценарии, которые рекомендуется использовать для проверки программы в консольном режиме.</w:t>
+      </w:r>
+    </w:p>
+    <w:p>
+      <w:r>
+        <w:rPr>
+          <w:b/>
+          <w:bCs/>
+        </w:rPr>
+        <w:t>Пример №1: Сложение и приведение подобных</w:t>
+      </w:r>
+    </w:p>
+    <w:p>
+      <w:pPr>
+        <w:numPr>
+          <w:ilvl w:val="0"/>
+          <w:numId w:val="29"/>
+        </w:numPr>
+      </w:pPr>
+      <w:r>
+        <w:t xml:space="preserve">Действие: Выбор режима 2 (Human </w:t>
+      </w:r>
+      <w:proofErr w:type="spellStart"/>
+      <w:r>
+        <w:t>Readable</w:t>
+      </w:r>
+      <w:proofErr w:type="spellEnd"/>
+      <w:r>
+        <w:t>), ввод двух полиномов.</w:t>
+      </w:r>
+    </w:p>
+    <w:p>
+      <w:pPr>
+        <w:numPr>
+          <w:ilvl w:val="0"/>
+          <w:numId w:val="29"/>
+        </w:numPr>
+      </w:pPr>
+      <w:r>
+        <w:t>Ввод P1: 2x^2y + 3z - 5</w:t>
+      </w:r>
+    </w:p>
+    <w:p>
+      <w:pPr>
+        <w:numPr>
+          <w:ilvl w:val="0"/>
+          <w:numId w:val="29"/>
+        </w:numPr>
+      </w:pPr>
+      <w:r>
+        <w:t>Ввод P2: -2x2y + 10</w:t>
+      </w:r>
+    </w:p>
+    <w:p>
+      <w:pPr>
+        <w:numPr>
+          <w:ilvl w:val="0"/>
+          <w:numId w:val="29"/>
+        </w:numPr>
+      </w:pPr>
+      <w:r>
+        <w:t>Ожидаемый результат (P1 + P2): 3z + 5</w:t>
+      </w:r>
+    </w:p>
+    <w:p>
+      <w:pPr>
+        <w:numPr>
+          <w:ilvl w:val="0"/>
+          <w:numId w:val="29"/>
+        </w:numPr>
+      </w:pPr>
+      <w:r>
+        <w:t>Пояснение: Программа должна успешно распознать сокращение мономов 2x^2y и -2x^2y и сложить константы.</w:t>
+      </w:r>
+    </w:p>
+    <w:p>
+      <w:r>
+        <w:rPr>
+          <w:b/>
+          <w:bCs/>
+        </w:rPr>
+        <w:t>Пример №2: Умножение полиномов</w:t>
+      </w:r>
+    </w:p>
+    <w:p>
+      <w:pPr>
+        <w:numPr>
+          <w:ilvl w:val="0"/>
+          <w:numId w:val="30"/>
+        </w:numPr>
+      </w:pPr>
+      <w:r>
+        <w:t>Ввод P1: x + y</w:t>
+      </w:r>
+    </w:p>
+    <w:p>
+      <w:pPr>
+        <w:numPr>
+          <w:ilvl w:val="0"/>
+          <w:numId w:val="30"/>
+        </w:numPr>
+      </w:pPr>
+      <w:r>
+        <w:t>Ввод P2: x - y</w:t>
+      </w:r>
+    </w:p>
+    <w:p>
+      <w:pPr>
+        <w:numPr>
+          <w:ilvl w:val="0"/>
+          <w:numId w:val="30"/>
+        </w:numPr>
+      </w:pPr>
+      <w:r>
+        <w:t>Ожидаемый результат (P1 * P2): 1x^2 - 1y^2</w:t>
+      </w:r>
+    </w:p>
+    <w:p>
+      <w:pPr>
+        <w:numPr>
+          <w:ilvl w:val="0"/>
+          <w:numId w:val="30"/>
+        </w:numPr>
+      </w:pPr>
+      <w:r>
+        <w:t>Пояснение</w:t>
+      </w:r>
+      <w:proofErr w:type="gramStart"/>
+      <w:r>
+        <w:t>: Демонстрируется</w:t>
+      </w:r>
+      <w:proofErr w:type="gramEnd"/>
+      <w:r>
+        <w:t xml:space="preserve"> раскрытие скобок, автоматическая сортировка результата и удаление промежуточных слагаемых (</w:t>
+      </w:r>
+      <w:proofErr w:type="spellStart"/>
+      <w:r>
+        <w:t>xy</w:t>
+      </w:r>
+      <w:proofErr w:type="spellEnd"/>
+      <w:r>
+        <w:t> и -</w:t>
+      </w:r>
+      <w:proofErr w:type="spellStart"/>
+      <w:r>
+        <w:t>xy</w:t>
+      </w:r>
+      <w:proofErr w:type="spellEnd"/>
+      <w:r>
+        <w:t>).</w:t>
+      </w:r>
+    </w:p>
+    <w:p>
+      <w:r>
+        <w:rPr>
+          <w:b/>
+          <w:bCs/>
+        </w:rPr>
+        <w:t>Пример №3: Вычисление в точке</w:t>
+      </w:r>
+    </w:p>
+    <w:p>
+      <w:pPr>
+        <w:numPr>
+          <w:ilvl w:val="0"/>
+          <w:numId w:val="31"/>
+        </w:numPr>
+      </w:pPr>
+      <w:r>
+        <w:t>Полином: x^1y^1z^1 + 2</w:t>
+      </w:r>
+    </w:p>
+    <w:p>
+      <w:pPr>
+        <w:numPr>
+          <w:ilvl w:val="0"/>
+          <w:numId w:val="31"/>
+        </w:numPr>
+      </w:pPr>
+      <w:r>
+        <w:t>Действие: Команда "</w:t>
+      </w:r>
+      <w:proofErr w:type="spellStart"/>
+      <w:r>
+        <w:t>Evaluate</w:t>
+      </w:r>
+      <w:proofErr w:type="spellEnd"/>
+      <w:r>
+        <w:t>".</w:t>
+      </w:r>
+    </w:p>
+    <w:p>
+      <w:pPr>
+        <w:numPr>
+          <w:ilvl w:val="0"/>
+          <w:numId w:val="31"/>
+        </w:numPr>
+      </w:pPr>
+      <w:r>
+        <w:t>Точка: x=2, y=3, z=4</w:t>
+      </w:r>
+    </w:p>
+    <w:p>
+      <w:pPr>
+        <w:numPr>
+          <w:ilvl w:val="0"/>
+          <w:numId w:val="31"/>
+        </w:numPr>
+      </w:pPr>
+      <w:r>
+        <w:t>Ожидаемый результат: 26 (</w:t>
+      </w:r>
+    </w:p>
+    <w:p>
+      <m:oMathPara>
+        <m:oMath>
+          <m:r>
+            <w:rPr>
+              <w:rFonts w:ascii="Cambria Math" w:hAnsi="Cambria Math"/>
+            </w:rPr>
+            <m:t>2⋅3⋅4+2=24+2</m:t>
+          </m:r>
+        </m:oMath>
+      </m:oMathPara>
+    </w:p>
+    <w:p>
+      <w:r>
+        <w:t>).</w:t>
+      </w:r>
+    </w:p>
+    <w:p>
+      <w:r>
+        <w:rPr>
+          <w:b/>
+          <w:bCs/>
+        </w:rPr>
+        <w:t>Пример №4: Обработка ошибок (Ограничение степени)</w:t>
+      </w:r>
+    </w:p>
+    <w:p>
+      <w:pPr>
+        <w:numPr>
+          <w:ilvl w:val="0"/>
+          <w:numId w:val="32"/>
+        </w:numPr>
+      </w:pPr>
+      <w:r>
+        <w:t>Ввод P1: x^7</w:t>
+      </w:r>
+    </w:p>
+    <w:p>
+      <w:pPr>
+        <w:numPr>
+          <w:ilvl w:val="0"/>
+          <w:numId w:val="32"/>
+        </w:numPr>
+      </w:pPr>
+      <w:r>
+        <w:t>Ввод P2: x^3</w:t>
+      </w:r>
+    </w:p>
+    <w:p>
+      <w:pPr>
+        <w:numPr>
+          <w:ilvl w:val="0"/>
+          <w:numId w:val="32"/>
+        </w:numPr>
+      </w:pPr>
+      <w:r>
+        <w:t>Действие: Умножение (4).</w:t>
+      </w:r>
+    </w:p>
+    <w:p>
+      <w:pPr>
+        <w:numPr>
+          <w:ilvl w:val="0"/>
+          <w:numId w:val="32"/>
+        </w:numPr>
         <w:rPr>
           <w:lang w:val="en-US"/>
         </w:rPr>
-        <w:t>vector</w:t>
-      </w:r>
-      <w:r>
-        <w:t xml:space="preserve"> из </w:t>
+      </w:pPr>
+      <w:r>
+        <w:t>Ожидаемый</w:t>
       </w:r>
       <w:r>
         <w:rPr>
           <w:lang w:val="en-US"/>
         </w:rPr>
-        <w:t>stl</w:t>
-      </w:r>
-      <w:r>
-        <w:t xml:space="preserve">. </w:t>
-      </w:r>
-      <w:r>
-        <w:t>Для тестов полинома данные постоянны.</w:t>
-      </w:r>
-    </w:p>
-    <w:p>
-      <w:r>
-        <w:t>Вот пример полиномов на ввод</w:t>
-      </w:r>
-      <w:r>
-        <w:t xml:space="preserve">, </w:t>
-      </w:r>
-      <w:r>
-        <w:t>помимо примеров из программы и тестов</w:t>
-      </w:r>
-      <w:r>
+        <w:t xml:space="preserve"> </w:t>
+      </w:r>
+      <w:r>
+        <w:t>результат</w:t>
+      </w:r>
+      <w:r>
+        <w:rPr>
+          <w:lang w:val="en-US"/>
+        </w:rPr>
         <w:t xml:space="preserve">: </w:t>
       </w:r>
-    </w:p>
-    <w:p>
-      <w:pPr>
+      <w:r>
+        <w:t>Сообщение</w:t>
+      </w:r>
+      <w:r>
         <w:rPr>
           <w:lang w:val="en-US"/>
         </w:rPr>
-      </w:pPr>
-      <w:r>
-        <w:t>0.111xy - 10.111xy + 101.2312xz</w:t>
-      </w:r>
-    </w:p>
-    <w:p>
+        <w:t xml:space="preserve"> </w:t>
+      </w:r>
+      <w:r>
+        <w:t>об</w:t>
+      </w:r>
       <w:r>
         <w:rPr>
           <w:lang w:val="en-US"/>
         </w:rPr>
-        <w:t>10xy -10xy + xyz +23*z^2</w:t>
-      </w:r>
-    </w:p>
-    <w:p>
+        <w:t xml:space="preserve"> </w:t>
+      </w:r>
+      <w:r>
+        <w:t>ошибке</w:t>
+      </w:r>
+      <w:r>
+        <w:rPr>
+          <w:lang w:val="en-US"/>
+        </w:rPr>
+        <w:t>: </w:t>
+      </w:r>
+      <w:r>
+        <w:rPr>
+          <w:i/>
+          <w:iCs/>
+          <w:lang w:val="en-US"/>
+        </w:rPr>
+        <w:t>"Operation error: Degree of someone variable more than 9"</w:t>
+      </w:r>
+      <w:r>
+        <w:rPr>
+          <w:lang w:val="en-US"/>
+        </w:rPr>
+        <w:t>.</w:t>
+      </w:r>
+    </w:p>
+    <w:p>
+      <w:pPr>
+        <w:numPr>
+          <w:ilvl w:val="0"/>
+          <w:numId w:val="32"/>
+        </w:numPr>
+      </w:pPr>
+      <w:r>
+        <w:t>Пояснение: Система контролирует ограничение формата (степень каждой переменной не может превышать 9).</w:t>
+      </w:r>
+    </w:p>
+    <w:p>
+      <w:r>
+        <w:rPr>
+          <w:b/>
+          <w:bCs/>
+        </w:rPr>
+        <w:t>Пример №5: Сложный парсинг</w:t>
+      </w:r>
+    </w:p>
+    <w:p>
+      <w:pPr>
+        <w:numPr>
+          <w:ilvl w:val="0"/>
+          <w:numId w:val="33"/>
+        </w:numPr>
+      </w:pPr>
+      <w:r>
+        <w:t>Ввод: 0.5x^2y^3z^4 + 1.25 - z^9</w:t>
+      </w:r>
+    </w:p>
+    <w:p>
+      <w:pPr>
+        <w:numPr>
+          <w:ilvl w:val="0"/>
+          <w:numId w:val="33"/>
+        </w:numPr>
+      </w:pPr>
+      <w:r>
+        <w:t>Результат после вывода: </w:t>
+      </w:r>
       <w:r>
         <w:t>-</w:t>
       </w:r>
       <w:r>
-        <w:rPr>
-          <w:lang w:val="en-US"/>
-        </w:rPr>
-        <w:t>xyz</w:t>
-      </w:r>
-      <w:r>
-        <w:t xml:space="preserve"> + </w:t>
-      </w:r>
-      <w:r>
-        <w:rPr>
-          <w:lang w:val="en-US"/>
-        </w:rPr>
-        <w:t>xyz</w:t>
-      </w:r>
-      <w:r>
-        <w:t xml:space="preserve">  //</w:t>
-      </w:r>
-      <w:r>
-        <w:t>выведет пустоту</w:t>
-      </w:r>
-    </w:p>
-    <w:p>
-      <w:pPr>
-        <w:rPr>
-          <w:lang w:val="en-US"/>
-        </w:rPr>
-      </w:pPr>
-      <w:r>
-        <w:t>Если ввести коэффициент монома длиннее, чем в 7 знаков, то при выводе он округлится до 7 знаков, хотя в памяти хранится всё число целиком. Пример</w:t>
-      </w:r>
-      <w:r>
-        <w:rPr>
-          <w:lang w:val="en-US"/>
-        </w:rPr>
-        <w:t>:</w:t>
-      </w:r>
-    </w:p>
-    <w:p>
-      <w:pPr>
-        <w:rPr>
-          <w:lang w:val="en-US"/>
-        </w:rPr>
-      </w:pPr>
-      <w:r>
-        <w:rPr>
-          <w:lang w:val="en-US"/>
-        </w:rPr>
-        <w:t>Enter polinome:</w:t>
-      </w:r>
-    </w:p>
-    <w:p>
-      <w:pPr>
-        <w:rPr>
-          <w:lang w:val="en-US"/>
-        </w:rPr>
-      </w:pPr>
-      <w:r>
-        <w:rPr>
-          <w:lang w:val="en-US"/>
-        </w:rPr>
-        <w:t>1234.56789x+0.12345678901234y</w:t>
-      </w:r>
-    </w:p>
-    <w:p>
-      <w:pPr>
-        <w:rPr>
-          <w:lang w:val="en-US"/>
-        </w:rPr>
-      </w:pPr>
-      <w:r>
-        <w:rPr>
-          <w:lang w:val="en-US"/>
-        </w:rPr>
-        <w:t>You entered: 1234.57x^1 + 0.123457y^1</w:t>
-      </w:r>
-    </w:p>
-    <w:p>
-      <w:pPr>
-        <w:rPr>
-          <w:lang w:val="en-US"/>
-        </w:rPr>
-      </w:pPr>
-    </w:p>
-    <w:p>
-      <w:pPr>
-        <w:rPr>
-          <w:lang w:val="en-US"/>
-        </w:rPr>
-      </w:pPr>
-    </w:p>
-    <w:p>
-      <w:pPr>
-        <w:rPr>
-          <w:lang w:val="en-US"/>
-        </w:rPr>
-      </w:pPr>
-    </w:p>
+        <w:t>1x^9 + 0.5x^2y^3z^4 + 1.25 (в зависимости от сортировки).</w:t>
+      </w:r>
+    </w:p>
+    <w:p>
+      <w:pPr>
+        <w:numPr>
+          <w:ilvl w:val="0"/>
+          <w:numId w:val="33"/>
+        </w:numPr>
+      </w:pPr>
+      <w:r>
+        <w:lastRenderedPageBreak/>
+        <w:t>Пояснение: Проверка работы с дробными коэффициентами, отрицательными знаками и пропусками переменных.</w:t>
+      </w:r>
+    </w:p>
+    <w:p>
+      <w:pPr>
+        <w:rPr>
+          <w:b/>
+          <w:bCs/>
+        </w:rPr>
+      </w:pPr>
+      <w:r>
+        <w:rPr>
+          <w:b/>
+          <w:bCs/>
+        </w:rPr>
+        <w:t>Таблица результатов тестирования арифметики</w:t>
+      </w:r>
+    </w:p>
+    <w:tbl>
+      <w:tblPr>
+        <w:tblW w:w="0" w:type="auto"/>
+        <w:tblCellSpacing w:w="15" w:type="dxa"/>
+        <w:tblCellMar>
+          <w:top w:w="15" w:type="dxa"/>
+          <w:left w:w="15" w:type="dxa"/>
+          <w:bottom w:w="15" w:type="dxa"/>
+          <w:right w:w="15" w:type="dxa"/>
+        </w:tblCellMar>
+        <w:tblLook w:val="04A0" w:firstRow="1" w:lastRow="0" w:firstColumn="1" w:lastColumn="0" w:noHBand="0" w:noVBand="1"/>
+      </w:tblPr>
+      <w:tblGrid>
+        <w:gridCol w:w="2234"/>
+        <w:gridCol w:w="2139"/>
+        <w:gridCol w:w="2232"/>
+        <w:gridCol w:w="2059"/>
+      </w:tblGrid>
+      <w:tr>
+        <w:trPr>
+          <w:tblCellSpacing w:w="15" w:type="dxa"/>
+        </w:trPr>
+        <w:tc>
+          <w:tcPr>
+            <w:tcW w:w="0" w:type="auto"/>
+            <w:tcBorders>
+              <w:top w:val="nil"/>
+              <w:right w:val="nil"/>
+            </w:tcBorders>
+            <w:tcMar>
+              <w:top w:w="90" w:type="dxa"/>
+              <w:left w:w="180" w:type="dxa"/>
+              <w:bottom w:w="90" w:type="dxa"/>
+              <w:right w:w="180" w:type="dxa"/>
+            </w:tcMar>
+            <w:vAlign w:val="center"/>
+            <w:hideMark/>
+          </w:tcPr>
+          <w:p>
+            <w:pPr>
+              <w:rPr>
+                <w:b/>
+                <w:bCs/>
+              </w:rPr>
+            </w:pPr>
+            <w:r>
+              <w:rPr>
+                <w:b/>
+                <w:bCs/>
+              </w:rPr>
+              <w:t>Операция</w:t>
+            </w:r>
+          </w:p>
+        </w:tc>
+        <w:tc>
+          <w:tcPr>
+            <w:tcW w:w="0" w:type="auto"/>
+            <w:tcBorders>
+              <w:top w:val="nil"/>
+              <w:right w:val="nil"/>
+            </w:tcBorders>
+            <w:tcMar>
+              <w:top w:w="90" w:type="dxa"/>
+              <w:left w:w="180" w:type="dxa"/>
+              <w:bottom w:w="90" w:type="dxa"/>
+              <w:right w:w="180" w:type="dxa"/>
+            </w:tcMar>
+            <w:vAlign w:val="center"/>
+            <w:hideMark/>
+          </w:tcPr>
+          <w:p>
+            <w:pPr>
+              <w:rPr>
+                <w:b/>
+                <w:bCs/>
+              </w:rPr>
+            </w:pPr>
+            <w:r>
+              <w:rPr>
+                <w:b/>
+                <w:bCs/>
+              </w:rPr>
+              <w:t>Полином 1</w:t>
+            </w:r>
+          </w:p>
+        </w:tc>
+        <w:tc>
+          <w:tcPr>
+            <w:tcW w:w="0" w:type="auto"/>
+            <w:tcBorders>
+              <w:top w:val="nil"/>
+              <w:right w:val="nil"/>
+            </w:tcBorders>
+            <w:tcMar>
+              <w:top w:w="90" w:type="dxa"/>
+              <w:left w:w="180" w:type="dxa"/>
+              <w:bottom w:w="90" w:type="dxa"/>
+              <w:right w:w="180" w:type="dxa"/>
+            </w:tcMar>
+            <w:vAlign w:val="center"/>
+            <w:hideMark/>
+          </w:tcPr>
+          <w:p>
+            <w:pPr>
+              <w:rPr>
+                <w:b/>
+                <w:bCs/>
+              </w:rPr>
+            </w:pPr>
+            <w:r>
+              <w:rPr>
+                <w:b/>
+                <w:bCs/>
+              </w:rPr>
+              <w:t>Полином 2</w:t>
+            </w:r>
+          </w:p>
+        </w:tc>
+        <w:tc>
+          <w:tcPr>
+            <w:tcW w:w="0" w:type="auto"/>
+            <w:tcBorders>
+              <w:top w:val="nil"/>
+              <w:right w:val="nil"/>
+            </w:tcBorders>
+            <w:tcMar>
+              <w:top w:w="90" w:type="dxa"/>
+              <w:left w:w="180" w:type="dxa"/>
+              <w:bottom w:w="90" w:type="dxa"/>
+              <w:right w:w="180" w:type="dxa"/>
+            </w:tcMar>
+            <w:vAlign w:val="center"/>
+            <w:hideMark/>
+          </w:tcPr>
+          <w:p>
+            <w:pPr>
+              <w:rPr>
+                <w:b/>
+                <w:bCs/>
+              </w:rPr>
+            </w:pPr>
+            <w:r>
+              <w:rPr>
+                <w:b/>
+                <w:bCs/>
+              </w:rPr>
+              <w:t>Результат</w:t>
+            </w:r>
+          </w:p>
+        </w:tc>
+      </w:tr>
+      <w:tr>
+        <w:trPr>
+          <w:tblCellSpacing w:w="15" w:type="dxa"/>
+        </w:trPr>
+        <w:tc>
+          <w:tcPr>
+            <w:tcW w:w="0" w:type="auto"/>
+            <w:tcBorders>
+              <w:right w:val="nil"/>
+            </w:tcBorders>
+            <w:tcMar>
+              <w:top w:w="90" w:type="dxa"/>
+              <w:left w:w="180" w:type="dxa"/>
+              <w:bottom w:w="90" w:type="dxa"/>
+              <w:right w:w="180" w:type="dxa"/>
+            </w:tcMar>
+            <w:vAlign w:val="center"/>
+            <w:hideMark/>
+          </w:tcPr>
+          <w:p>
+            <w:r>
+              <w:rPr>
+                <w:b/>
+                <w:bCs/>
+              </w:rPr>
+              <w:t>Сложение</w:t>
+            </w:r>
+          </w:p>
+        </w:tc>
+        <w:tc>
+          <w:tcPr>
+            <w:tcW w:w="0" w:type="auto"/>
+            <w:tcBorders>
+              <w:right w:val="nil"/>
+            </w:tcBorders>
+            <w:tcMar>
+              <w:top w:w="90" w:type="dxa"/>
+              <w:left w:w="180" w:type="dxa"/>
+              <w:bottom w:w="90" w:type="dxa"/>
+              <w:right w:w="180" w:type="dxa"/>
+            </w:tcMar>
+            <w:vAlign w:val="center"/>
+            <w:hideMark/>
+          </w:tcPr>
+          <w:p>
+            <w:r>
+              <w:t>5x^2 + 3y</w:t>
+            </w:r>
+          </w:p>
+        </w:tc>
+        <w:tc>
+          <w:tcPr>
+            <w:tcW w:w="0" w:type="auto"/>
+            <w:tcBorders>
+              <w:right w:val="nil"/>
+            </w:tcBorders>
+            <w:tcMar>
+              <w:top w:w="90" w:type="dxa"/>
+              <w:left w:w="180" w:type="dxa"/>
+              <w:bottom w:w="90" w:type="dxa"/>
+              <w:right w:w="180" w:type="dxa"/>
+            </w:tcMar>
+            <w:vAlign w:val="center"/>
+            <w:hideMark/>
+          </w:tcPr>
+          <w:p>
+            <w:r>
+              <w:t>2x^2 - 3y + z</w:t>
+            </w:r>
+          </w:p>
+        </w:tc>
+        <w:tc>
+          <w:tcPr>
+            <w:tcW w:w="0" w:type="auto"/>
+            <w:tcBorders>
+              <w:right w:val="nil"/>
+            </w:tcBorders>
+            <w:tcMar>
+              <w:top w:w="90" w:type="dxa"/>
+              <w:left w:w="180" w:type="dxa"/>
+              <w:bottom w:w="90" w:type="dxa"/>
+              <w:right w:w="180" w:type="dxa"/>
+            </w:tcMar>
+            <w:vAlign w:val="center"/>
+            <w:hideMark/>
+          </w:tcPr>
+          <w:p>
+            <w:r>
+              <w:t>7x^2 + 1z</w:t>
+            </w:r>
+          </w:p>
+        </w:tc>
+      </w:tr>
+      <w:tr>
+        <w:trPr>
+          <w:tblCellSpacing w:w="15" w:type="dxa"/>
+        </w:trPr>
+        <w:tc>
+          <w:tcPr>
+            <w:tcW w:w="0" w:type="auto"/>
+            <w:tcBorders>
+              <w:right w:val="nil"/>
+            </w:tcBorders>
+            <w:tcMar>
+              <w:top w:w="90" w:type="dxa"/>
+              <w:left w:w="180" w:type="dxa"/>
+              <w:bottom w:w="90" w:type="dxa"/>
+              <w:right w:w="180" w:type="dxa"/>
+            </w:tcMar>
+            <w:vAlign w:val="center"/>
+            <w:hideMark/>
+          </w:tcPr>
+          <w:p>
+            <w:r>
+              <w:rPr>
+                <w:b/>
+                <w:bCs/>
+              </w:rPr>
+              <w:t>Вычитание</w:t>
+            </w:r>
+          </w:p>
+        </w:tc>
+        <w:tc>
+          <w:tcPr>
+            <w:tcW w:w="0" w:type="auto"/>
+            <w:tcBorders>
+              <w:right w:val="nil"/>
+            </w:tcBorders>
+            <w:tcMar>
+              <w:top w:w="90" w:type="dxa"/>
+              <w:left w:w="180" w:type="dxa"/>
+              <w:bottom w:w="90" w:type="dxa"/>
+              <w:right w:w="180" w:type="dxa"/>
+            </w:tcMar>
+            <w:vAlign w:val="center"/>
+            <w:hideMark/>
+          </w:tcPr>
+          <w:p>
+            <w:r>
+              <w:t>10x^5</w:t>
+            </w:r>
+          </w:p>
+        </w:tc>
+        <w:tc>
+          <w:tcPr>
+            <w:tcW w:w="0" w:type="auto"/>
+            <w:tcBorders>
+              <w:right w:val="nil"/>
+            </w:tcBorders>
+            <w:tcMar>
+              <w:top w:w="90" w:type="dxa"/>
+              <w:left w:w="180" w:type="dxa"/>
+              <w:bottom w:w="90" w:type="dxa"/>
+              <w:right w:w="180" w:type="dxa"/>
+            </w:tcMar>
+            <w:vAlign w:val="center"/>
+            <w:hideMark/>
+          </w:tcPr>
+          <w:p>
+            <w:r>
+              <w:t>x^5 + x</w:t>
+            </w:r>
+          </w:p>
+        </w:tc>
+        <w:tc>
+          <w:tcPr>
+            <w:tcW w:w="0" w:type="auto"/>
+            <w:tcBorders>
+              <w:right w:val="nil"/>
+            </w:tcBorders>
+            <w:tcMar>
+              <w:top w:w="90" w:type="dxa"/>
+              <w:left w:w="180" w:type="dxa"/>
+              <w:bottom w:w="90" w:type="dxa"/>
+              <w:right w:w="180" w:type="dxa"/>
+            </w:tcMar>
+            <w:vAlign w:val="center"/>
+            <w:hideMark/>
+          </w:tcPr>
+          <w:p>
+            <w:r>
+              <w:t>9x^5 - 1x</w:t>
+            </w:r>
+          </w:p>
+        </w:tc>
+      </w:tr>
+      <w:tr>
+        <w:trPr>
+          <w:tblCellSpacing w:w="15" w:type="dxa"/>
+        </w:trPr>
+        <w:tc>
+          <w:tcPr>
+            <w:tcW w:w="0" w:type="auto"/>
+            <w:tcBorders>
+              <w:right w:val="nil"/>
+            </w:tcBorders>
+            <w:tcMar>
+              <w:top w:w="90" w:type="dxa"/>
+              <w:left w:w="180" w:type="dxa"/>
+              <w:bottom w:w="90" w:type="dxa"/>
+              <w:right w:w="180" w:type="dxa"/>
+            </w:tcMar>
+            <w:vAlign w:val="center"/>
+            <w:hideMark/>
+          </w:tcPr>
+          <w:p>
+            <w:r>
+              <w:rPr>
+                <w:b/>
+                <w:bCs/>
+              </w:rPr>
+              <w:t>Умножение</w:t>
+            </w:r>
+          </w:p>
+        </w:tc>
+        <w:tc>
+          <w:tcPr>
+            <w:tcW w:w="0" w:type="auto"/>
+            <w:tcBorders>
+              <w:right w:val="nil"/>
+            </w:tcBorders>
+            <w:tcMar>
+              <w:top w:w="90" w:type="dxa"/>
+              <w:left w:w="180" w:type="dxa"/>
+              <w:bottom w:w="90" w:type="dxa"/>
+              <w:right w:w="180" w:type="dxa"/>
+            </w:tcMar>
+            <w:vAlign w:val="center"/>
+            <w:hideMark/>
+          </w:tcPr>
+          <w:p>
+            <w:r>
+              <w:t>x + 1</w:t>
+            </w:r>
+          </w:p>
+        </w:tc>
+        <w:tc>
+          <w:tcPr>
+            <w:tcW w:w="0" w:type="auto"/>
+            <w:tcBorders>
+              <w:right w:val="nil"/>
+            </w:tcBorders>
+            <w:tcMar>
+              <w:top w:w="90" w:type="dxa"/>
+              <w:left w:w="180" w:type="dxa"/>
+              <w:bottom w:w="90" w:type="dxa"/>
+              <w:right w:w="180" w:type="dxa"/>
+            </w:tcMar>
+            <w:vAlign w:val="center"/>
+            <w:hideMark/>
+          </w:tcPr>
+          <w:p>
+            <w:r>
+              <w:t>x - 1</w:t>
+            </w:r>
+          </w:p>
+        </w:tc>
+        <w:tc>
+          <w:tcPr>
+            <w:tcW w:w="0" w:type="auto"/>
+            <w:tcBorders>
+              <w:right w:val="nil"/>
+            </w:tcBorders>
+            <w:tcMar>
+              <w:top w:w="90" w:type="dxa"/>
+              <w:left w:w="180" w:type="dxa"/>
+              <w:bottom w:w="90" w:type="dxa"/>
+              <w:right w:w="180" w:type="dxa"/>
+            </w:tcMar>
+            <w:vAlign w:val="center"/>
+            <w:hideMark/>
+          </w:tcPr>
+          <w:p>
+            <w:r>
+              <w:t>1x^2 - 1</w:t>
+            </w:r>
+          </w:p>
+        </w:tc>
+      </w:tr>
+      <w:tr>
+        <w:trPr>
+          <w:tblCellSpacing w:w="15" w:type="dxa"/>
+        </w:trPr>
+        <w:tc>
+          <w:tcPr>
+            <w:tcW w:w="0" w:type="auto"/>
+            <w:tcBorders>
+              <w:right w:val="nil"/>
+            </w:tcBorders>
+            <w:tcMar>
+              <w:top w:w="90" w:type="dxa"/>
+              <w:left w:w="180" w:type="dxa"/>
+              <w:bottom w:w="90" w:type="dxa"/>
+              <w:right w:w="180" w:type="dxa"/>
+            </w:tcMar>
+            <w:vAlign w:val="center"/>
+            <w:hideMark/>
+          </w:tcPr>
+          <w:p>
+            <w:r>
+              <w:rPr>
+                <w:b/>
+                <w:bCs/>
+              </w:rPr>
+              <w:t>Умножение</w:t>
+            </w:r>
+          </w:p>
+        </w:tc>
+        <w:tc>
+          <w:tcPr>
+            <w:tcW w:w="0" w:type="auto"/>
+            <w:tcBorders>
+              <w:right w:val="nil"/>
+            </w:tcBorders>
+            <w:tcMar>
+              <w:top w:w="90" w:type="dxa"/>
+              <w:left w:w="180" w:type="dxa"/>
+              <w:bottom w:w="90" w:type="dxa"/>
+              <w:right w:w="180" w:type="dxa"/>
+            </w:tcMar>
+            <w:vAlign w:val="center"/>
+            <w:hideMark/>
+          </w:tcPr>
+          <w:p>
+            <w:r>
+              <w:t>2x</w:t>
+            </w:r>
+          </w:p>
+        </w:tc>
+        <w:tc>
+          <w:tcPr>
+            <w:tcW w:w="0" w:type="auto"/>
+            <w:tcBorders>
+              <w:right w:val="nil"/>
+            </w:tcBorders>
+            <w:tcMar>
+              <w:top w:w="90" w:type="dxa"/>
+              <w:left w:w="180" w:type="dxa"/>
+              <w:bottom w:w="90" w:type="dxa"/>
+              <w:right w:w="180" w:type="dxa"/>
+            </w:tcMar>
+            <w:vAlign w:val="center"/>
+            <w:hideMark/>
+          </w:tcPr>
+          <w:p>
+            <w:r>
+              <w:t>3y</w:t>
+            </w:r>
+          </w:p>
+        </w:tc>
+        <w:tc>
+          <w:tcPr>
+            <w:tcW w:w="0" w:type="auto"/>
+            <w:tcBorders>
+              <w:right w:val="nil"/>
+            </w:tcBorders>
+            <w:tcMar>
+              <w:top w:w="90" w:type="dxa"/>
+              <w:left w:w="180" w:type="dxa"/>
+              <w:bottom w:w="90" w:type="dxa"/>
+              <w:right w:w="180" w:type="dxa"/>
+            </w:tcMar>
+            <w:vAlign w:val="center"/>
+            <w:hideMark/>
+          </w:tcPr>
+          <w:p>
+            <w:r>
+              <w:t>6x^1y^1</w:t>
+            </w:r>
+          </w:p>
+        </w:tc>
+      </w:tr>
+    </w:tbl>
+    <w:p>
+      <w:r>
+        <w:rPr>
+          <w:b/>
+          <w:bCs/>
+        </w:rPr>
+        <w:t>Вывод по разделу</w:t>
+      </w:r>
+      <w:r>
+        <w:t>: Программа корректно обрабатывает все базовые операции, соблюдает правила упорядочивания мономов и эффективно управляет памятью за счет использования двусвязного списка и алгоритма </w:t>
+      </w:r>
+      <w:proofErr w:type="spellStart"/>
+      <w:r>
+        <w:t>normalize</w:t>
+      </w:r>
+      <w:proofErr w:type="spellEnd"/>
+      <w:r>
+        <w:t>.</w:t>
+      </w:r>
+    </w:p>
+    <w:p/>
+    <w:p/>
+    <w:p/>
     <w:p>
       <w:pPr>
         <w:suppressAutoHyphens w:val="0"/>
@@ -3630,13 +6116,9 @@
           <w:kern w:val="32"/>
           <w:sz w:val="32"/>
           <w:szCs w:val="32"/>
-          <w:lang w:val="en-US"/>
-        </w:rPr>
-      </w:pPr>
-      <w:r>
-        <w:rPr>
-          <w:lang w:val="en-US"/>
-        </w:rPr>
+        </w:rPr>
+      </w:pPr>
+      <w:r>
         <w:br w:type="page"/>
       </w:r>
     </w:p>
@@ -3672,7 +6154,234 @@
     </w:p>
     <w:p>
       <w:r>
-        <w:t>Программа работает и соответствует т.з.</w:t>
+        <w:t>В ходе выполнения лабораторной работы была разработана программа для работы с полиномами от трех переменных (</w:t>
+      </w:r>
+    </w:p>
+    <w:p>
+      <m:oMathPara>
+        <m:oMath>
+          <m:r>
+            <w:rPr>
+              <w:rFonts w:ascii="Cambria Math" w:hAnsi="Cambria Math"/>
+            </w:rPr>
+            <m:t>x,y,z</m:t>
+          </m:r>
+        </m:oMath>
+      </m:oMathPara>
+    </w:p>
+    <w:p>
+      <w:r>
+        <w:t>), реализованная на языке программирования C++.</w:t>
+      </w:r>
+    </w:p>
+    <w:p>
+      <w:r>
+        <w:rPr>
+          <w:b/>
+          <w:bCs/>
+        </w:rPr>
+        <w:t>В результате работы были достигнуты следующие результаты:</w:t>
+      </w:r>
+    </w:p>
+    <w:p>
+      <w:pPr>
+        <w:numPr>
+          <w:ilvl w:val="0"/>
+          <w:numId w:val="34"/>
+        </w:numPr>
+      </w:pPr>
+      <w:r>
+        <w:rPr>
+          <w:b/>
+          <w:bCs/>
+        </w:rPr>
+        <w:t>Реализована универсальная структура данных</w:t>
+      </w:r>
+      <w:r>
+        <w:t>: на основе шаблона разработан двусвязный список (List), поддерживающий эффективную вставку, удаление и навигацию с помощью итераторов. Особенностью реализации стала сортировка слиянием (</w:t>
+      </w:r>
+      <w:proofErr w:type="spellStart"/>
+      <w:r>
+        <w:t>Merge</w:t>
+      </w:r>
+      <w:proofErr w:type="spellEnd"/>
+      <w:r>
+        <w:t xml:space="preserve"> </w:t>
+      </w:r>
+      <w:proofErr w:type="spellStart"/>
+      <w:r>
+        <w:t>Sort</w:t>
+      </w:r>
+      <w:proofErr w:type="spellEnd"/>
+      <w:r>
+        <w:t>), работающая непосредственно с указателями узлов, что минимизирует накладные расходы на копирование данных.</w:t>
+      </w:r>
+    </w:p>
+    <w:p>
+      <w:pPr>
+        <w:numPr>
+          <w:ilvl w:val="0"/>
+          <w:numId w:val="34"/>
+        </w:numPr>
+      </w:pPr>
+      <w:r>
+        <w:rPr>
+          <w:b/>
+          <w:bCs/>
+        </w:rPr>
+        <w:t>Разработана математическая модель полинома</w:t>
+      </w:r>
+      <w:r>
+        <w:t>:</w:t>
+      </w:r>
+    </w:p>
+    <w:p>
+      <w:pPr>
+        <w:numPr>
+          <w:ilvl w:val="1"/>
+          <w:numId w:val="34"/>
+        </w:numPr>
+      </w:pPr>
+      <w:r>
+        <w:t>Реализовано хранение степеней в «свернутом» трехзначном формате, что оптимизирует использование памяти и ускоряет операции сравнения мономов.</w:t>
+      </w:r>
+    </w:p>
+    <w:p>
+      <w:pPr>
+        <w:numPr>
+          <w:ilvl w:val="1"/>
+          <w:numId w:val="34"/>
+        </w:numPr>
+      </w:pPr>
+      <w:r>
+        <w:t>Реализованы основные арифметические операции: сложение, вычитание, умножение на константу и перемножение полиномов.</w:t>
+      </w:r>
+    </w:p>
+    <w:p>
+      <w:pPr>
+        <w:numPr>
+          <w:ilvl w:val="0"/>
+          <w:numId w:val="34"/>
+        </w:numPr>
+      </w:pPr>
+      <w:r>
+        <w:rPr>
+          <w:b/>
+          <w:bCs/>
+        </w:rPr>
+        <w:t>Обеспечена корректность вычислений</w:t>
+      </w:r>
+      <w:r>
+        <w:t>:</w:t>
+      </w:r>
+    </w:p>
+    <w:p>
+      <w:pPr>
+        <w:numPr>
+          <w:ilvl w:val="1"/>
+          <w:numId w:val="34"/>
+        </w:numPr>
+      </w:pPr>
+      <w:r>
+        <w:t>Алгоритм «слияния» при сложении обеспечивает линейную сложность </w:t>
+      </w:r>
+    </w:p>
+    <w:p>
+      <m:oMathPara>
+        <m:oMath>
+          <m:r>
+            <w:rPr>
+              <w:rFonts w:ascii="Cambria Math" w:hAnsi="Cambria Math"/>
+            </w:rPr>
+            <m:t>O(N+M)</m:t>
+          </m:r>
+        </m:oMath>
+      </m:oMathPara>
+    </w:p>
+    <w:p>
+      <w:r>
+        <w:t>.</w:t>
+      </w:r>
+    </w:p>
+    <w:p>
+      <w:pPr>
+        <w:numPr>
+          <w:ilvl w:val="1"/>
+          <w:numId w:val="34"/>
+        </w:numPr>
+      </w:pPr>
+      <w:r>
+        <w:t>Метод нормализации автоматически приводит подобные слагаемые и удаляет мономы с нулевыми коэффициентами (с учетом машинной точности EPS).</w:t>
+      </w:r>
+    </w:p>
+    <w:p>
+      <w:pPr>
+        <w:numPr>
+          <w:ilvl w:val="1"/>
+          <w:numId w:val="34"/>
+        </w:numPr>
+      </w:pPr>
+      <w:r>
+        <w:t>Добавлена валидация входных данных, включая контроль переполнения степеней (ограничение до 9 для каждой переменной).</w:t>
+      </w:r>
+    </w:p>
+    <w:p>
+      <w:pPr>
+        <w:numPr>
+          <w:ilvl w:val="0"/>
+          <w:numId w:val="34"/>
+        </w:numPr>
+      </w:pPr>
+      <w:r>
+        <w:rPr>
+          <w:b/>
+          <w:bCs/>
+        </w:rPr>
+        <w:t>Создан гибкий интерфейс</w:t>
+      </w:r>
+      <w:r>
+        <w:t>: программа поддерживает два режима ввода — упрощенный (форматный) и «</w:t>
+      </w:r>
+      <w:proofErr w:type="spellStart"/>
+      <w:r>
+        <w:t>человекочитаемый</w:t>
+      </w:r>
+      <w:proofErr w:type="spellEnd"/>
+      <w:r>
+        <w:t>» (парсинг строк), что делает взаимодействие с пользователем более удобным.</w:t>
+      </w:r>
+    </w:p>
+    <w:p>
+      <w:pPr>
+        <w:numPr>
+          <w:ilvl w:val="0"/>
+          <w:numId w:val="34"/>
+        </w:numPr>
+      </w:pPr>
+      <w:r>
+        <w:rPr>
+          <w:b/>
+          <w:bCs/>
+        </w:rPr>
+        <w:t>Проведено комплексное тестирование</w:t>
+      </w:r>
+      <w:r>
+        <w:t>: с помощью фреймворка </w:t>
+      </w:r>
+      <w:r>
+        <w:rPr>
+          <w:b/>
+          <w:bCs/>
+        </w:rPr>
+        <w:t>Google Test</w:t>
+      </w:r>
+      <w:r>
+        <w:t> подтверждена стабильность работы всех модулей системы: от базовых операций со списком до сложных математических преобразований полиномов.</w:t>
+      </w:r>
+    </w:p>
+    <w:p>
+      <w:r>
+        <w:t>Программа успешно справляется с поставленными задачами, демонстрирует корректное управление динамической памятью и может быть использована в качестве базы для более сложных систем символьных вычислений.</w:t>
       </w:r>
     </w:p>
     <w:p/>
@@ -3755,9 +6464,23 @@
         <w:rPr>
           <w:lang w:val="en-US"/>
         </w:rPr>
-        <w:t xml:space="preserve"> cppreference: </w:t>
-      </w:r>
-      <w:hyperlink r:id="rId8" w:history="1">
+        <w:t xml:space="preserve"> </w:t>
+      </w:r>
+      <w:proofErr w:type="spellStart"/>
+      <w:r>
+        <w:rPr>
+          <w:lang w:val="en-US"/>
+        </w:rPr>
+        <w:t>cppreference</w:t>
+      </w:r>
+      <w:proofErr w:type="spellEnd"/>
+      <w:r>
+        <w:rPr>
+          <w:lang w:val="en-US"/>
+        </w:rPr>
+        <w:t xml:space="preserve">: </w:t>
+      </w:r>
+      <w:hyperlink r:id="rId10" w:history="1">
         <w:r>
           <w:rPr>
             <w:color w:val="0000FF"/>
@@ -3832,335 +6555,10 @@
       </w:r>
       <w:bookmarkEnd w:id="14"/>
     </w:p>
-    <w:p>
-      <w:r>
-        <w:t>Если необходимо, то небольшие участки кода с пояснениями, дополнительные изображения или таблицы.</w:t>
-      </w:r>
-    </w:p>
-    <w:p>
-      <w:pPr>
-        <w:spacing w:before="240"/>
-        <w:ind w:firstLine="0"/>
-        <w:jc w:val="center"/>
-        <w:rPr>
-          <w:b/>
-          <w:lang w:val="en-US"/>
-        </w:rPr>
-      </w:pPr>
-      <w:r>
-        <w:rPr>
-          <w:b/>
-          <w:lang w:val="en-US"/>
-        </w:rPr>
-        <w:t>main.cpp</w:t>
-      </w:r>
-    </w:p>
-    <w:p>
-      <w:pPr>
-        <w:suppressAutoHyphens w:val="0"/>
-        <w:autoSpaceDE w:val="0"/>
-        <w:autoSpaceDN w:val="0"/>
-        <w:adjustRightInd w:val="0"/>
-        <w:ind w:firstLine="0"/>
-        <w:jc w:val="left"/>
-        <w:rPr>
-          <w:rFonts w:ascii="Cascadia Mono" w:eastAsia="Calibri" w:hAnsi="Cascadia Mono" w:cs="Cascadia Mono"/>
-          <w:color w:val="000000"/>
-          <w:sz w:val="19"/>
-          <w:szCs w:val="19"/>
-          <w:highlight w:val="white"/>
-          <w:lang w:val="en-US" w:eastAsia="en-US"/>
-        </w:rPr>
-      </w:pPr>
-      <w:r>
-        <w:rPr>
-          <w:rFonts w:ascii="Cascadia Mono" w:eastAsia="Calibri" w:hAnsi="Cascadia Mono" w:cs="Cascadia Mono"/>
-          <w:color w:val="808080"/>
-          <w:sz w:val="19"/>
-          <w:szCs w:val="19"/>
-          <w:highlight w:val="white"/>
-          <w:lang w:val="en-US" w:eastAsia="en-US"/>
-        </w:rPr>
-        <w:t>#include</w:t>
-      </w:r>
-      <w:r>
-        <w:rPr>
-          <w:rFonts w:ascii="Cascadia Mono" w:eastAsia="Calibri" w:hAnsi="Cascadia Mono" w:cs="Cascadia Mono"/>
-          <w:color w:val="000000"/>
-          <w:sz w:val="19"/>
-          <w:szCs w:val="19"/>
-          <w:highlight w:val="white"/>
-          <w:lang w:val="en-US" w:eastAsia="en-US"/>
-        </w:rPr>
-        <w:t xml:space="preserve"> </w:t>
-      </w:r>
-      <w:r>
-        <w:rPr>
-          <w:rFonts w:ascii="Cascadia Mono" w:eastAsia="Calibri" w:hAnsi="Cascadia Mono" w:cs="Cascadia Mono"/>
-          <w:color w:val="A31515"/>
-          <w:sz w:val="19"/>
-          <w:szCs w:val="19"/>
-          <w:highlight w:val="white"/>
-          <w:lang w:val="en-US" w:eastAsia="en-US"/>
-        </w:rPr>
-        <w:t>&lt;iostream&gt;</w:t>
-      </w:r>
-    </w:p>
-    <w:p>
-      <w:pPr>
-        <w:suppressAutoHyphens w:val="0"/>
-        <w:autoSpaceDE w:val="0"/>
-        <w:autoSpaceDN w:val="0"/>
-        <w:adjustRightInd w:val="0"/>
-        <w:ind w:firstLine="0"/>
-        <w:jc w:val="left"/>
-        <w:rPr>
-          <w:rFonts w:ascii="Cascadia Mono" w:eastAsia="Calibri" w:hAnsi="Cascadia Mono" w:cs="Cascadia Mono"/>
-          <w:color w:val="000000"/>
-          <w:sz w:val="19"/>
-          <w:szCs w:val="19"/>
-          <w:highlight w:val="white"/>
-          <w:lang w:val="en-US" w:eastAsia="en-US"/>
-        </w:rPr>
-      </w:pPr>
-    </w:p>
-    <w:p>
-      <w:pPr>
-        <w:suppressAutoHyphens w:val="0"/>
-        <w:autoSpaceDE w:val="0"/>
-        <w:autoSpaceDN w:val="0"/>
-        <w:adjustRightInd w:val="0"/>
-        <w:ind w:firstLine="0"/>
-        <w:jc w:val="left"/>
-        <w:rPr>
-          <w:rFonts w:ascii="Cascadia Mono" w:eastAsia="Calibri" w:hAnsi="Cascadia Mono" w:cs="Cascadia Mono"/>
-          <w:color w:val="000000"/>
-          <w:sz w:val="19"/>
-          <w:szCs w:val="19"/>
-          <w:highlight w:val="white"/>
-          <w:lang w:val="en-US" w:eastAsia="en-US"/>
-        </w:rPr>
-      </w:pPr>
-      <w:r>
-        <w:rPr>
-          <w:rFonts w:ascii="Cascadia Mono" w:eastAsia="Calibri" w:hAnsi="Cascadia Mono" w:cs="Cascadia Mono"/>
-          <w:color w:val="0000FF"/>
-          <w:sz w:val="19"/>
-          <w:szCs w:val="19"/>
-          <w:highlight w:val="white"/>
-          <w:lang w:val="en-US" w:eastAsia="en-US"/>
-        </w:rPr>
-        <w:t>int</w:t>
-      </w:r>
-      <w:r>
-        <w:rPr>
-          <w:rFonts w:ascii="Cascadia Mono" w:eastAsia="Calibri" w:hAnsi="Cascadia Mono" w:cs="Cascadia Mono"/>
-          <w:color w:val="000000"/>
-          <w:sz w:val="19"/>
-          <w:szCs w:val="19"/>
-          <w:highlight w:val="white"/>
-          <w:lang w:val="en-US" w:eastAsia="en-US"/>
-        </w:rPr>
-        <w:t xml:space="preserve"> main() {</w:t>
-      </w:r>
-    </w:p>
-    <w:p>
-      <w:pPr>
-        <w:suppressAutoHyphens w:val="0"/>
-        <w:autoSpaceDE w:val="0"/>
-        <w:autoSpaceDN w:val="0"/>
-        <w:adjustRightInd w:val="0"/>
-        <w:ind w:firstLine="0"/>
-        <w:jc w:val="left"/>
-        <w:rPr>
-          <w:rFonts w:ascii="Cascadia Mono" w:eastAsia="Calibri" w:hAnsi="Cascadia Mono" w:cs="Cascadia Mono"/>
-          <w:color w:val="000000"/>
-          <w:sz w:val="19"/>
-          <w:szCs w:val="19"/>
-          <w:highlight w:val="white"/>
-          <w:lang w:val="en-US" w:eastAsia="en-US"/>
-        </w:rPr>
-      </w:pPr>
-      <w:r>
-        <w:rPr>
-          <w:rFonts w:ascii="Cascadia Mono" w:eastAsia="Calibri" w:hAnsi="Cascadia Mono" w:cs="Cascadia Mono"/>
-          <w:color w:val="000000"/>
-          <w:sz w:val="19"/>
-          <w:szCs w:val="19"/>
-          <w:highlight w:val="white"/>
-          <w:lang w:val="en-US" w:eastAsia="en-US"/>
-        </w:rPr>
-        <w:t xml:space="preserve">    std::cout </w:t>
-      </w:r>
-      <w:r>
-        <w:rPr>
-          <w:rFonts w:ascii="Cascadia Mono" w:eastAsia="Calibri" w:hAnsi="Cascadia Mono" w:cs="Cascadia Mono"/>
-          <w:color w:val="008080"/>
-          <w:sz w:val="19"/>
-          <w:szCs w:val="19"/>
-          <w:highlight w:val="white"/>
-          <w:lang w:val="en-US" w:eastAsia="en-US"/>
-        </w:rPr>
-        <w:t>&lt;&lt;</w:t>
-      </w:r>
-      <w:r>
-        <w:rPr>
-          <w:rFonts w:ascii="Cascadia Mono" w:eastAsia="Calibri" w:hAnsi="Cascadia Mono" w:cs="Cascadia Mono"/>
-          <w:color w:val="000000"/>
-          <w:sz w:val="19"/>
-          <w:szCs w:val="19"/>
-          <w:highlight w:val="white"/>
-          <w:lang w:val="en-US" w:eastAsia="en-US"/>
-        </w:rPr>
-        <w:t xml:space="preserve"> </w:t>
-      </w:r>
-      <w:r>
-        <w:rPr>
-          <w:rFonts w:ascii="Cascadia Mono" w:eastAsia="Calibri" w:hAnsi="Cascadia Mono" w:cs="Cascadia Mono"/>
-          <w:color w:val="A31515"/>
-          <w:sz w:val="19"/>
-          <w:szCs w:val="19"/>
-          <w:highlight w:val="white"/>
-          <w:lang w:val="en-US" w:eastAsia="en-US"/>
-        </w:rPr>
-        <w:t>"Hello world!"</w:t>
-      </w:r>
-      <w:r>
-        <w:rPr>
-          <w:rFonts w:ascii="Cascadia Mono" w:eastAsia="Calibri" w:hAnsi="Cascadia Mono" w:cs="Cascadia Mono"/>
-          <w:color w:val="000000"/>
-          <w:sz w:val="19"/>
-          <w:szCs w:val="19"/>
-          <w:highlight w:val="white"/>
-          <w:lang w:val="en-US" w:eastAsia="en-US"/>
-        </w:rPr>
-        <w:t xml:space="preserve"> </w:t>
-      </w:r>
-      <w:r>
-        <w:rPr>
-          <w:rFonts w:ascii="Cascadia Mono" w:eastAsia="Calibri" w:hAnsi="Cascadia Mono" w:cs="Cascadia Mono"/>
-          <w:color w:val="008080"/>
-          <w:sz w:val="19"/>
-          <w:szCs w:val="19"/>
-          <w:highlight w:val="white"/>
-          <w:lang w:val="en-US" w:eastAsia="en-US"/>
-        </w:rPr>
-        <w:t>&lt;&lt;</w:t>
-      </w:r>
-      <w:r>
-        <w:rPr>
-          <w:rFonts w:ascii="Cascadia Mono" w:eastAsia="Calibri" w:hAnsi="Cascadia Mono" w:cs="Cascadia Mono"/>
-          <w:color w:val="000000"/>
-          <w:sz w:val="19"/>
-          <w:szCs w:val="19"/>
-          <w:highlight w:val="white"/>
-          <w:lang w:val="en-US" w:eastAsia="en-US"/>
-        </w:rPr>
-        <w:t xml:space="preserve"> std::endl;</w:t>
-      </w:r>
-    </w:p>
-    <w:p>
-      <w:pPr>
-        <w:suppressAutoHyphens w:val="0"/>
-        <w:autoSpaceDE w:val="0"/>
-        <w:autoSpaceDN w:val="0"/>
-        <w:adjustRightInd w:val="0"/>
-        <w:ind w:firstLine="0"/>
-        <w:jc w:val="left"/>
-        <w:rPr>
-          <w:rFonts w:ascii="Cascadia Mono" w:eastAsia="Calibri" w:hAnsi="Cascadia Mono" w:cs="Cascadia Mono"/>
-          <w:color w:val="000000"/>
-          <w:sz w:val="19"/>
-          <w:szCs w:val="19"/>
-          <w:highlight w:val="white"/>
-          <w:lang w:eastAsia="en-US"/>
-        </w:rPr>
-      </w:pPr>
-      <w:r>
-        <w:rPr>
-          <w:rFonts w:ascii="Cascadia Mono" w:eastAsia="Calibri" w:hAnsi="Cascadia Mono" w:cs="Cascadia Mono"/>
-          <w:color w:val="000000"/>
-          <w:sz w:val="19"/>
-          <w:szCs w:val="19"/>
-          <w:highlight w:val="white"/>
-          <w:lang w:val="en-US" w:eastAsia="en-US"/>
-        </w:rPr>
-        <w:t xml:space="preserve">    </w:t>
-      </w:r>
-      <w:r>
-        <w:rPr>
-          <w:rFonts w:ascii="Cascadia Mono" w:eastAsia="Calibri" w:hAnsi="Cascadia Mono" w:cs="Cascadia Mono"/>
-          <w:color w:val="0000FF"/>
-          <w:sz w:val="19"/>
-          <w:szCs w:val="19"/>
-          <w:highlight w:val="white"/>
-          <w:lang w:eastAsia="en-US"/>
-        </w:rPr>
-        <w:t>return</w:t>
-      </w:r>
-      <w:r>
-        <w:rPr>
-          <w:rFonts w:ascii="Cascadia Mono" w:eastAsia="Calibri" w:hAnsi="Cascadia Mono" w:cs="Cascadia Mono"/>
-          <w:color w:val="000000"/>
-          <w:sz w:val="19"/>
-          <w:szCs w:val="19"/>
-          <w:highlight w:val="white"/>
-          <w:lang w:eastAsia="en-US"/>
-        </w:rPr>
-        <w:t xml:space="preserve"> 0;</w:t>
-      </w:r>
-    </w:p>
-    <w:p>
-      <w:pPr>
-        <w:suppressAutoHyphens w:val="0"/>
-        <w:autoSpaceDE w:val="0"/>
-        <w:autoSpaceDN w:val="0"/>
-        <w:adjustRightInd w:val="0"/>
-        <w:ind w:firstLine="0"/>
-        <w:jc w:val="left"/>
-        <w:rPr>
-          <w:rFonts w:ascii="Cascadia Mono" w:eastAsia="Calibri" w:hAnsi="Cascadia Mono" w:cs="Cascadia Mono"/>
-          <w:color w:val="000000"/>
-          <w:sz w:val="19"/>
-          <w:szCs w:val="19"/>
-          <w:highlight w:val="white"/>
-          <w:lang w:val="en-US" w:eastAsia="en-US"/>
-        </w:rPr>
-      </w:pPr>
-      <w:r>
-        <w:rPr>
-          <w:rFonts w:ascii="Cascadia Mono" w:eastAsia="Calibri" w:hAnsi="Cascadia Mono" w:cs="Cascadia Mono"/>
-          <w:color w:val="000000"/>
-          <w:sz w:val="19"/>
-          <w:szCs w:val="19"/>
-          <w:highlight w:val="white"/>
-          <w:lang w:eastAsia="en-US"/>
-        </w:rPr>
-        <w:t>}</w:t>
-      </w:r>
-    </w:p>
-    <w:p>
-      <w:pPr>
-        <w:suppressAutoHyphens w:val="0"/>
-        <w:autoSpaceDE w:val="0"/>
-        <w:autoSpaceDN w:val="0"/>
-        <w:adjustRightInd w:val="0"/>
-        <w:ind w:firstLine="0"/>
-        <w:jc w:val="left"/>
-        <w:rPr>
-          <w:rFonts w:ascii="Cascadia Mono" w:eastAsia="Calibri" w:hAnsi="Cascadia Mono" w:cs="Cascadia Mono"/>
-          <w:color w:val="000000"/>
-          <w:sz w:val="19"/>
-          <w:szCs w:val="19"/>
-          <w:highlight w:val="white"/>
-          <w:lang w:val="en-US" w:eastAsia="en-US"/>
-        </w:rPr>
-      </w:pPr>
-    </w:p>
     <w:p/>
     <w:sectPr>
-      <w:footerReference w:type="even" r:id="rId9"/>
-      <w:footerReference w:type="default" r:id="rId10"/>
+      <w:footerReference w:type="even" r:id="rId11"/>
+      <w:footerReference w:type="default" r:id="rId12"/>
       <w:pgSz w:w="11906" w:h="16838"/>
       <w:pgMar w:top="851" w:right="851" w:bottom="851" w:left="1134" w:header="709" w:footer="709" w:gutter="0"/>
       <w:cols w:space="708"/>
@@ -4168,6 +6566,25 @@
     </w:sectPr>
   </w:body>
 </w:document>
+</file>
+
+<file path=word/endnotes.xml><?xml version="1.0" encoding="utf-8"?>
+<w:endnotes xmlns:wpc="http://schemas.microsoft.com/office/word/2010/wordprocessingCanvas" xmlns:cx="http://schemas.microsoft.com/office/drawing/2014/chartex" xmlns:cx1="http://schemas.microsoft.com/office/drawing/2015/9/8/chartex" xmlns:cx2="http://schemas.microsoft.com/office/drawing/2015/10/21/chartex" xmlns:cx3="http://schemas.microsoft.com/office/drawing/2016/5/9/chartex" xmlns:cx4="http://schemas.microsoft.com/office/drawing/2016/5/10/chartex" xmlns:cx5="http://schemas.microsoft.com/office/drawing/2016/5/11/chartex" xmlns:cx6="http://schemas.microsoft.com/office/drawing/2016/5/12/chartex" xmlns:cx7="http://schemas.microsoft.com/office/drawing/2016/5/13/chartex" xmlns:cx8="http://schemas.microsoft.com/office/drawing/2016/5/14/chartex" xmlns:mc="http://schemas.openxmlformats.org/markup-compatibility/2006" xmlns:aink="http://schemas.microsoft.com/office/drawing/2016/ink" xmlns:am3d="http://schemas.microsoft.com/office/drawing/2017/model3d" xmlns:o="urn:schemas-microsoft-com:office:office" xmlns:oel="http://schemas.microsoft.com/office/2019/extlst" xmlns:r="http://schemas.openxmlformats.org/officeDocument/2006/relationships" xmlns:m="http://schemas.openxmlformats.org/officeDocument/2006/math" xmlns:v="urn:schemas-microsoft-com:vml" xmlns:wp14="http://schemas.microsoft.com/office/word/2010/wordprocessingDrawing" xmlns:wp="http://schemas.openxmlformats.org/drawingml/2006/wordprocessingDrawing" xmlns:w10="urn:schemas-microsoft-com:office:word" xmlns:w="http://schemas.openxmlformats.org/wordprocessingml/2006/main" xmlns:w14="http://schemas.microsoft.com/office/word/2010/wordml" xmlns:w15="http://schemas.microsoft.com/office/word/2012/wordml" xmlns:w16cex="http://schemas.microsoft.com/office/word/2018/wordml/cex" xmlns:w16cid="http://schemas.microsoft.com/office/word/2016/wordml/cid" xmlns:w16="http://schemas.microsoft.com/office/word/2018/wordml" xmlns:w16du="http://schemas.microsoft.com/office/word/2023/wordml/word16du" xmlns:w16sdtdh="http://schemas.microsoft.com/office/word/2020/wordml/sdtdatahash" xmlns:w16sdtfl="http://schemas.microsoft.com/office/word/2024/wordml/sdtformatlock" xmlns:w16se="http://schemas.microsoft.com/office/word/2015/wordml/symex" xmlns:wpg="http://schemas.microsoft.com/office/word/2010/wordprocessingGroup" xmlns:wpi="http://schemas.microsoft.com/office/word/2010/wordprocessingInk" xmlns:wne="http://schemas.microsoft.com/office/word/2006/wordml" xmlns:wps="http://schemas.microsoft.com/office/word/2010/wordprocessingShape" mc:Ignorable="w14 w15 w16se w16cid w16 w16cex w16sdtdh w16sdtfl w16du wp14">
+  <w:endnote w:type="separator" w:id="-1">
+    <w:p>
+      <w:r>
+        <w:separator/>
+      </w:r>
+    </w:p>
+  </w:endnote>
+  <w:endnote w:type="continuationSeparator" w:id="0">
+    <w:p>
+      <w:r>
+        <w:continuationSeparator/>
+      </w:r>
+    </w:p>
+  </w:endnote>
+</w:endnotes>
 </file>
 
 <file path=word/footer1.xml><?xml version="1.0" encoding="utf-8"?>
@@ -4346,9 +6763,114 @@
 </w:ftr>
 </file>
 
+<file path=word/footnotes.xml><?xml version="1.0" encoding="utf-8"?>
+<w:footnotes xmlns:wpc="http://schemas.microsoft.com/office/word/2010/wordprocessingCanvas" xmlns:cx="http://schemas.microsoft.com/office/drawing/2014/chartex" xmlns:cx1="http://schemas.microsoft.com/office/drawing/2015/9/8/chartex" xmlns:cx2="http://schemas.microsoft.com/office/drawing/2015/10/21/chartex" xmlns:cx3="http://schemas.microsoft.com/office/drawing/2016/5/9/chartex" xmlns:cx4="http://schemas.microsoft.com/office/drawing/2016/5/10/chartex" xmlns:cx5="http://schemas.microsoft.com/office/drawing/2016/5/11/chartex" xmlns:cx6="http://schemas.microsoft.com/office/drawing/2016/5/12/chartex" xmlns:cx7="http://schemas.microsoft.com/office/drawing/2016/5/13/chartex" xmlns:cx8="http://schemas.microsoft.com/office/drawing/2016/5/14/chartex" xmlns:mc="http://schemas.openxmlformats.org/markup-compatibility/2006" xmlns:aink="http://schemas.microsoft.com/office/drawing/2016/ink" xmlns:am3d="http://schemas.microsoft.com/office/drawing/2017/model3d" xmlns:o="urn:schemas-microsoft-com:office:office" xmlns:oel="http://schemas.microsoft.com/office/2019/extlst" xmlns:r="http://schemas.openxmlformats.org/officeDocument/2006/relationships" xmlns:m="http://schemas.openxmlformats.org/officeDocument/2006/math" xmlns:v="urn:schemas-microsoft-com:vml" xmlns:wp14="http://schemas.microsoft.com/office/word/2010/wordprocessingDrawing" xmlns:wp="http://schemas.openxmlformats.org/drawingml/2006/wordprocessingDrawing" xmlns:w10="urn:schemas-microsoft-com:office:word" xmlns:w="http://schemas.openxmlformats.org/wordprocessingml/2006/main" xmlns:w14="http://schemas.microsoft.com/office/word/2010/wordml" xmlns:w15="http://schemas.microsoft.com/office/word/2012/wordml" xmlns:w16cex="http://schemas.microsoft.com/office/word/2018/wordml/cex" xmlns:w16cid="http://schemas.microsoft.com/office/word/2016/wordml/cid" xmlns:w16="http://schemas.microsoft.com/office/word/2018/wordml" xmlns:w16du="http://schemas.microsoft.com/office/word/2023/wordml/word16du" xmlns:w16sdtdh="http://schemas.microsoft.com/office/word/2020/wordml/sdtdatahash" xmlns:w16sdtfl="http://schemas.microsoft.com/office/word/2024/wordml/sdtformatlock" xmlns:w16se="http://schemas.microsoft.com/office/word/2015/wordml/symex" xmlns:wpg="http://schemas.microsoft.com/office/word/2010/wordprocessingGroup" xmlns:wpi="http://schemas.microsoft.com/office/word/2010/wordprocessingInk" xmlns:wne="http://schemas.microsoft.com/office/word/2006/wordml" xmlns:wps="http://schemas.microsoft.com/office/word/2010/wordprocessingShape" mc:Ignorable="w14 w15 w16se w16cid w16 w16cex w16sdtdh w16sdtfl w16du wp14">
+  <w:footnote w:type="separator" w:id="-1">
+    <w:p>
+      <w:r>
+        <w:separator/>
+      </w:r>
+    </w:p>
+  </w:footnote>
+  <w:footnote w:type="continuationSeparator" w:id="0">
+    <w:p>
+      <w:r>
+        <w:continuationSeparator/>
+      </w:r>
+    </w:p>
+  </w:footnote>
+</w:footnotes>
+</file>
+
 <file path=word/numbering.xml><?xml version="1.0" encoding="utf-8"?>
 <w:numbering xmlns:wpc="http://schemas.microsoft.com/office/word/2010/wordprocessingCanvas" xmlns:cx="http://schemas.microsoft.com/office/drawing/2014/chartex" xmlns:cx1="http://schemas.microsoft.com/office/drawing/2015/9/8/chartex" xmlns:cx2="http://schemas.microsoft.com/office/drawing/2015/10/21/chartex" xmlns:cx3="http://schemas.microsoft.com/office/drawing/2016/5/9/chartex" xmlns:cx4="http://schemas.microsoft.com/office/drawing/2016/5/10/chartex" xmlns:cx5="http://schemas.microsoft.com/office/drawing/2016/5/11/chartex" xmlns:cx6="http://schemas.microsoft.com/office/drawing/2016/5/12/chartex" xmlns:cx7="http://schemas.microsoft.com/office/drawing/2016/5/13/chartex" xmlns:cx8="http://schemas.microsoft.com/office/drawing/2016/5/14/chartex" xmlns:mc="http://schemas.openxmlformats.org/markup-compatibility/2006" xmlns:aink="http://schemas.microsoft.com/office/drawing/2016/ink" xmlns:am3d="http://schemas.microsoft.com/office/drawing/2017/model3d" xmlns:o="urn:schemas-microsoft-com:office:office" xmlns:oel="http://schemas.microsoft.com/office/2019/extlst" xmlns:r="http://schemas.openxmlformats.org/officeDocument/2006/relationships" xmlns:m="http://schemas.openxmlformats.org/officeDocument/2006/math" xmlns:v="urn:schemas-microsoft-com:vml" xmlns:wp14="http://schemas.microsoft.com/office/word/2010/wordprocessingDrawing" xmlns:wp="http://schemas.openxmlformats.org/drawingml/2006/wordprocessingDrawing" xmlns:w10="urn:schemas-microsoft-com:office:word" xmlns:w="http://schemas.openxmlformats.org/wordprocessingml/2006/main" xmlns:w14="http://schemas.microsoft.com/office/word/2010/wordml" xmlns:w15="http://schemas.microsoft.com/office/word/2012/wordml" xmlns:w16cex="http://schemas.microsoft.com/office/word/2018/wordml/cex" xmlns:w16cid="http://schemas.microsoft.com/office/word/2016/wordml/cid" xmlns:w16="http://schemas.microsoft.com/office/word/2018/wordml" xmlns:w16du="http://schemas.microsoft.com/office/word/2023/wordml/word16du" xmlns:w16sdtdh="http://schemas.microsoft.com/office/word/2020/wordml/sdtdatahash" xmlns:w16sdtfl="http://schemas.microsoft.com/office/word/2024/wordml/sdtformatlock" xmlns:w16se="http://schemas.microsoft.com/office/word/2015/wordml/symex" xmlns:wpg="http://schemas.microsoft.com/office/word/2010/wordprocessingGroup" xmlns:wpi="http://schemas.microsoft.com/office/word/2010/wordprocessingInk" xmlns:wne="http://schemas.microsoft.com/office/word/2006/wordml" xmlns:wps="http://schemas.microsoft.com/office/word/2010/wordprocessingShape" mc:Ignorable="w14 w15 w16se w16cid w16 w16cex w16sdtdh w16sdtfl w16du wp14">
   <w:abstractNum w:abstractNumId="0" w15:restartNumberingAfterBreak="0">
+    <w:nsid w:val="0B79438B"/>
+    <w:multiLevelType w:val="hybridMultilevel"/>
+    <w:tmpl w:val="9C9C82D0"/>
+    <w:lvl w:ilvl="0" w:tplc="0419000F">
+      <w:start w:val="1"/>
+      <w:numFmt w:val="decimal"/>
+      <w:lvlText w:val="%1."/>
+      <w:lvlJc w:val="left"/>
+      <w:pPr>
+        <w:ind w:left="720" w:hanging="360"/>
+      </w:pPr>
+    </w:lvl>
+    <w:lvl w:ilvl="1" w:tplc="0419000F">
+      <w:start w:val="1"/>
+      <w:numFmt w:val="decimal"/>
+      <w:lvlText w:val="%2."/>
+      <w:lvlJc w:val="left"/>
+      <w:pPr>
+        <w:ind w:left="1440" w:hanging="360"/>
+      </w:pPr>
+    </w:lvl>
+    <w:lvl w:ilvl="2" w:tplc="0419001B" w:tentative="1">
+      <w:start w:val="1"/>
+      <w:numFmt w:val="lowerRoman"/>
+      <w:lvlText w:val="%3."/>
+      <w:lvlJc w:val="right"/>
+      <w:pPr>
+        <w:ind w:left="2160" w:hanging="180"/>
+      </w:pPr>
+    </w:lvl>
+    <w:lvl w:ilvl="3" w:tplc="0419000F" w:tentative="1">
+      <w:start w:val="1"/>
+      <w:numFmt w:val="decimal"/>
+      <w:lvlText w:val="%4."/>
+      <w:lvlJc w:val="left"/>
+      <w:pPr>
+        <w:ind w:left="2880" w:hanging="360"/>
+      </w:pPr>
+    </w:lvl>
+    <w:lvl w:ilvl="4" w:tplc="04190019" w:tentative="1">
+      <w:start w:val="1"/>
+      <w:numFmt w:val="lowerLetter"/>
+      <w:lvlText w:val="%5."/>
+      <w:lvlJc w:val="left"/>
+      <w:pPr>
+        <w:ind w:left="3600" w:hanging="360"/>
+      </w:pPr>
+    </w:lvl>
+    <w:lvl w:ilvl="5" w:tplc="0419001B" w:tentative="1">
+      <w:start w:val="1"/>
+      <w:numFmt w:val="lowerRoman"/>
+      <w:lvlText w:val="%6."/>
+      <w:lvlJc w:val="right"/>
+      <w:pPr>
+        <w:ind w:left="4320" w:hanging="180"/>
+      </w:pPr>
+    </w:lvl>
+    <w:lvl w:ilvl="6" w:tplc="0419000F" w:tentative="1">
+      <w:start w:val="1"/>
+      <w:numFmt w:val="decimal"/>
+      <w:lvlText w:val="%7."/>
+      <w:lvlJc w:val="left"/>
+      <w:pPr>
+        <w:ind w:left="5040" w:hanging="360"/>
+      </w:pPr>
+    </w:lvl>
+    <w:lvl w:ilvl="7" w:tplc="04190019" w:tentative="1">
+      <w:start w:val="1"/>
+      <w:numFmt w:val="lowerLetter"/>
+      <w:lvlText w:val="%8."/>
+      <w:lvlJc w:val="left"/>
+      <w:pPr>
+        <w:ind w:left="5760" w:hanging="360"/>
+      </w:pPr>
+    </w:lvl>
+    <w:lvl w:ilvl="8" w:tplc="0419001B" w:tentative="1">
+      <w:start w:val="1"/>
+      <w:numFmt w:val="lowerRoman"/>
+      <w:lvlText w:val="%9."/>
+      <w:lvlJc w:val="right"/>
+      <w:pPr>
+        <w:ind w:left="6480" w:hanging="180"/>
+      </w:pPr>
+    </w:lvl>
+  </w:abstractNum>
+  <w:abstractNum w:abstractNumId="1" w15:restartNumberingAfterBreak="0">
     <w:nsid w:val="10CD3FBD"/>
     <w:multiLevelType w:val="multilevel"/>
     <w:tmpl w:val="ED0ECBB4"/>
@@ -4493,7 +7015,1036 @@
       </w:rPr>
     </w:lvl>
   </w:abstractNum>
-  <w:abstractNum w:abstractNumId="1" w15:restartNumberingAfterBreak="0">
+  <w:abstractNum w:abstractNumId="2" w15:restartNumberingAfterBreak="0">
+    <w:nsid w:val="11B21E71"/>
+    <w:multiLevelType w:val="multilevel"/>
+    <w:tmpl w:val="F82C4556"/>
+    <w:lvl w:ilvl="0">
+      <w:start w:val="1"/>
+      <w:numFmt w:val="bullet"/>
+      <w:lvlText w:val=""/>
+      <w:lvlJc w:val="left"/>
+      <w:pPr>
+        <w:tabs>
+          <w:tab w:val="num" w:pos="720"/>
+        </w:tabs>
+        <w:ind w:left="720" w:hanging="360"/>
+      </w:pPr>
+      <w:rPr>
+        <w:rFonts w:ascii="Symbol" w:hAnsi="Symbol" w:hint="default"/>
+        <w:sz w:val="20"/>
+      </w:rPr>
+    </w:lvl>
+    <w:lvl w:ilvl="1">
+      <w:start w:val="1"/>
+      <w:numFmt w:val="bullet"/>
+      <w:lvlText w:val="o"/>
+      <w:lvlJc w:val="left"/>
+      <w:pPr>
+        <w:tabs>
+          <w:tab w:val="num" w:pos="1440"/>
+        </w:tabs>
+        <w:ind w:left="1440" w:hanging="360"/>
+      </w:pPr>
+      <w:rPr>
+        <w:rFonts w:ascii="Courier New" w:hAnsi="Courier New" w:hint="default"/>
+        <w:sz w:val="20"/>
+      </w:rPr>
+    </w:lvl>
+    <w:lvl w:ilvl="2" w:tentative="1">
+      <w:start w:val="1"/>
+      <w:numFmt w:val="bullet"/>
+      <w:lvlText w:val=""/>
+      <w:lvlJc w:val="left"/>
+      <w:pPr>
+        <w:tabs>
+          <w:tab w:val="num" w:pos="2160"/>
+        </w:tabs>
+        <w:ind w:left="2160" w:hanging="360"/>
+      </w:pPr>
+      <w:rPr>
+        <w:rFonts w:ascii="Wingdings" w:hAnsi="Wingdings" w:hint="default"/>
+        <w:sz w:val="20"/>
+      </w:rPr>
+    </w:lvl>
+    <w:lvl w:ilvl="3" w:tentative="1">
+      <w:start w:val="1"/>
+      <w:numFmt w:val="bullet"/>
+      <w:lvlText w:val=""/>
+      <w:lvlJc w:val="left"/>
+      <w:pPr>
+        <w:tabs>
+          <w:tab w:val="num" w:pos="2880"/>
+        </w:tabs>
+        <w:ind w:left="2880" w:hanging="360"/>
+      </w:pPr>
+      <w:rPr>
+        <w:rFonts w:ascii="Wingdings" w:hAnsi="Wingdings" w:hint="default"/>
+        <w:sz w:val="20"/>
+      </w:rPr>
+    </w:lvl>
+    <w:lvl w:ilvl="4" w:tentative="1">
+      <w:start w:val="1"/>
+      <w:numFmt w:val="bullet"/>
+      <w:lvlText w:val=""/>
+      <w:lvlJc w:val="left"/>
+      <w:pPr>
+        <w:tabs>
+          <w:tab w:val="num" w:pos="3600"/>
+        </w:tabs>
+        <w:ind w:left="3600" w:hanging="360"/>
+      </w:pPr>
+      <w:rPr>
+        <w:rFonts w:ascii="Wingdings" w:hAnsi="Wingdings" w:hint="default"/>
+        <w:sz w:val="20"/>
+      </w:rPr>
+    </w:lvl>
+    <w:lvl w:ilvl="5" w:tentative="1">
+      <w:start w:val="1"/>
+      <w:numFmt w:val="bullet"/>
+      <w:lvlText w:val=""/>
+      <w:lvlJc w:val="left"/>
+      <w:pPr>
+        <w:tabs>
+          <w:tab w:val="num" w:pos="4320"/>
+        </w:tabs>
+        <w:ind w:left="4320" w:hanging="360"/>
+      </w:pPr>
+      <w:rPr>
+        <w:rFonts w:ascii="Wingdings" w:hAnsi="Wingdings" w:hint="default"/>
+        <w:sz w:val="20"/>
+      </w:rPr>
+    </w:lvl>
+    <w:lvl w:ilvl="6" w:tentative="1">
+      <w:start w:val="1"/>
+      <w:numFmt w:val="bullet"/>
+      <w:lvlText w:val=""/>
+      <w:lvlJc w:val="left"/>
+      <w:pPr>
+        <w:tabs>
+          <w:tab w:val="num" w:pos="5040"/>
+        </w:tabs>
+        <w:ind w:left="5040" w:hanging="360"/>
+      </w:pPr>
+      <w:rPr>
+        <w:rFonts w:ascii="Wingdings" w:hAnsi="Wingdings" w:hint="default"/>
+        <w:sz w:val="20"/>
+      </w:rPr>
+    </w:lvl>
+    <w:lvl w:ilvl="7" w:tentative="1">
+      <w:start w:val="1"/>
+      <w:numFmt w:val="bullet"/>
+      <w:lvlText w:val=""/>
+      <w:lvlJc w:val="left"/>
+      <w:pPr>
+        <w:tabs>
+          <w:tab w:val="num" w:pos="5760"/>
+        </w:tabs>
+        <w:ind w:left="5760" w:hanging="360"/>
+      </w:pPr>
+      <w:rPr>
+        <w:rFonts w:ascii="Wingdings" w:hAnsi="Wingdings" w:hint="default"/>
+        <w:sz w:val="20"/>
+      </w:rPr>
+    </w:lvl>
+    <w:lvl w:ilvl="8" w:tentative="1">
+      <w:start w:val="1"/>
+      <w:numFmt w:val="bullet"/>
+      <w:lvlText w:val=""/>
+      <w:lvlJc w:val="left"/>
+      <w:pPr>
+        <w:tabs>
+          <w:tab w:val="num" w:pos="6480"/>
+        </w:tabs>
+        <w:ind w:left="6480" w:hanging="360"/>
+      </w:pPr>
+      <w:rPr>
+        <w:rFonts w:ascii="Wingdings" w:hAnsi="Wingdings" w:hint="default"/>
+        <w:sz w:val="20"/>
+      </w:rPr>
+    </w:lvl>
+  </w:abstractNum>
+  <w:abstractNum w:abstractNumId="3" w15:restartNumberingAfterBreak="0">
+    <w:nsid w:val="12725ECC"/>
+    <w:multiLevelType w:val="multilevel"/>
+    <w:tmpl w:val="EEDE3D58"/>
+    <w:lvl w:ilvl="0">
+      <w:start w:val="1"/>
+      <w:numFmt w:val="decimal"/>
+      <w:lvlText w:val="%1."/>
+      <w:lvlJc w:val="left"/>
+      <w:pPr>
+        <w:tabs>
+          <w:tab w:val="num" w:pos="720"/>
+        </w:tabs>
+        <w:ind w:left="720" w:hanging="360"/>
+      </w:pPr>
+    </w:lvl>
+    <w:lvl w:ilvl="1">
+      <w:start w:val="1"/>
+      <w:numFmt w:val="bullet"/>
+      <w:lvlText w:val="o"/>
+      <w:lvlJc w:val="left"/>
+      <w:pPr>
+        <w:tabs>
+          <w:tab w:val="num" w:pos="1440"/>
+        </w:tabs>
+        <w:ind w:left="1440" w:hanging="360"/>
+      </w:pPr>
+      <w:rPr>
+        <w:rFonts w:ascii="Courier New" w:hAnsi="Courier New" w:hint="default"/>
+        <w:sz w:val="20"/>
+      </w:rPr>
+    </w:lvl>
+    <w:lvl w:ilvl="2" w:tentative="1">
+      <w:start w:val="1"/>
+      <w:numFmt w:val="decimal"/>
+      <w:lvlText w:val="%3."/>
+      <w:lvlJc w:val="left"/>
+      <w:pPr>
+        <w:tabs>
+          <w:tab w:val="num" w:pos="2160"/>
+        </w:tabs>
+        <w:ind w:left="2160" w:hanging="360"/>
+      </w:pPr>
+    </w:lvl>
+    <w:lvl w:ilvl="3" w:tentative="1">
+      <w:start w:val="1"/>
+      <w:numFmt w:val="decimal"/>
+      <w:lvlText w:val="%4."/>
+      <w:lvlJc w:val="left"/>
+      <w:pPr>
+        <w:tabs>
+          <w:tab w:val="num" w:pos="2880"/>
+        </w:tabs>
+        <w:ind w:left="2880" w:hanging="360"/>
+      </w:pPr>
+    </w:lvl>
+    <w:lvl w:ilvl="4" w:tentative="1">
+      <w:start w:val="1"/>
+      <w:numFmt w:val="decimal"/>
+      <w:lvlText w:val="%5."/>
+      <w:lvlJc w:val="left"/>
+      <w:pPr>
+        <w:tabs>
+          <w:tab w:val="num" w:pos="3600"/>
+        </w:tabs>
+        <w:ind w:left="3600" w:hanging="360"/>
+      </w:pPr>
+    </w:lvl>
+    <w:lvl w:ilvl="5" w:tentative="1">
+      <w:start w:val="1"/>
+      <w:numFmt w:val="decimal"/>
+      <w:lvlText w:val="%6."/>
+      <w:lvlJc w:val="left"/>
+      <w:pPr>
+        <w:tabs>
+          <w:tab w:val="num" w:pos="4320"/>
+        </w:tabs>
+        <w:ind w:left="4320" w:hanging="360"/>
+      </w:pPr>
+    </w:lvl>
+    <w:lvl w:ilvl="6" w:tentative="1">
+      <w:start w:val="1"/>
+      <w:numFmt w:val="decimal"/>
+      <w:lvlText w:val="%7."/>
+      <w:lvlJc w:val="left"/>
+      <w:pPr>
+        <w:tabs>
+          <w:tab w:val="num" w:pos="5040"/>
+        </w:tabs>
+        <w:ind w:left="5040" w:hanging="360"/>
+      </w:pPr>
+    </w:lvl>
+    <w:lvl w:ilvl="7" w:tentative="1">
+      <w:start w:val="1"/>
+      <w:numFmt w:val="decimal"/>
+      <w:lvlText w:val="%8."/>
+      <w:lvlJc w:val="left"/>
+      <w:pPr>
+        <w:tabs>
+          <w:tab w:val="num" w:pos="5760"/>
+        </w:tabs>
+        <w:ind w:left="5760" w:hanging="360"/>
+      </w:pPr>
+    </w:lvl>
+    <w:lvl w:ilvl="8" w:tentative="1">
+      <w:start w:val="1"/>
+      <w:numFmt w:val="decimal"/>
+      <w:lvlText w:val="%9."/>
+      <w:lvlJc w:val="left"/>
+      <w:pPr>
+        <w:tabs>
+          <w:tab w:val="num" w:pos="6480"/>
+        </w:tabs>
+        <w:ind w:left="6480" w:hanging="360"/>
+      </w:pPr>
+    </w:lvl>
+  </w:abstractNum>
+  <w:abstractNum w:abstractNumId="4" w15:restartNumberingAfterBreak="0">
+    <w:nsid w:val="15336E9F"/>
+    <w:multiLevelType w:val="multilevel"/>
+    <w:tmpl w:val="4E8CEA44"/>
+    <w:lvl w:ilvl="0">
+      <w:start w:val="1"/>
+      <w:numFmt w:val="decimal"/>
+      <w:lvlText w:val="%1."/>
+      <w:lvlJc w:val="left"/>
+      <w:pPr>
+        <w:tabs>
+          <w:tab w:val="num" w:pos="720"/>
+        </w:tabs>
+        <w:ind w:left="720" w:hanging="360"/>
+      </w:pPr>
+    </w:lvl>
+    <w:lvl w:ilvl="1">
+      <w:start w:val="1"/>
+      <w:numFmt w:val="bullet"/>
+      <w:lvlText w:val="o"/>
+      <w:lvlJc w:val="left"/>
+      <w:pPr>
+        <w:tabs>
+          <w:tab w:val="num" w:pos="1440"/>
+        </w:tabs>
+        <w:ind w:left="1440" w:hanging="360"/>
+      </w:pPr>
+      <w:rPr>
+        <w:rFonts w:ascii="Courier New" w:hAnsi="Courier New" w:hint="default"/>
+        <w:sz w:val="20"/>
+      </w:rPr>
+    </w:lvl>
+    <w:lvl w:ilvl="2" w:tentative="1">
+      <w:start w:val="1"/>
+      <w:numFmt w:val="decimal"/>
+      <w:lvlText w:val="%3."/>
+      <w:lvlJc w:val="left"/>
+      <w:pPr>
+        <w:tabs>
+          <w:tab w:val="num" w:pos="2160"/>
+        </w:tabs>
+        <w:ind w:left="2160" w:hanging="360"/>
+      </w:pPr>
+    </w:lvl>
+    <w:lvl w:ilvl="3" w:tentative="1">
+      <w:start w:val="1"/>
+      <w:numFmt w:val="decimal"/>
+      <w:lvlText w:val="%4."/>
+      <w:lvlJc w:val="left"/>
+      <w:pPr>
+        <w:tabs>
+          <w:tab w:val="num" w:pos="2880"/>
+        </w:tabs>
+        <w:ind w:left="2880" w:hanging="360"/>
+      </w:pPr>
+    </w:lvl>
+    <w:lvl w:ilvl="4" w:tentative="1">
+      <w:start w:val="1"/>
+      <w:numFmt w:val="decimal"/>
+      <w:lvlText w:val="%5."/>
+      <w:lvlJc w:val="left"/>
+      <w:pPr>
+        <w:tabs>
+          <w:tab w:val="num" w:pos="3600"/>
+        </w:tabs>
+        <w:ind w:left="3600" w:hanging="360"/>
+      </w:pPr>
+    </w:lvl>
+    <w:lvl w:ilvl="5" w:tentative="1">
+      <w:start w:val="1"/>
+      <w:numFmt w:val="decimal"/>
+      <w:lvlText w:val="%6."/>
+      <w:lvlJc w:val="left"/>
+      <w:pPr>
+        <w:tabs>
+          <w:tab w:val="num" w:pos="4320"/>
+        </w:tabs>
+        <w:ind w:left="4320" w:hanging="360"/>
+      </w:pPr>
+    </w:lvl>
+    <w:lvl w:ilvl="6" w:tentative="1">
+      <w:start w:val="1"/>
+      <w:numFmt w:val="decimal"/>
+      <w:lvlText w:val="%7."/>
+      <w:lvlJc w:val="left"/>
+      <w:pPr>
+        <w:tabs>
+          <w:tab w:val="num" w:pos="5040"/>
+        </w:tabs>
+        <w:ind w:left="5040" w:hanging="360"/>
+      </w:pPr>
+    </w:lvl>
+    <w:lvl w:ilvl="7" w:tentative="1">
+      <w:start w:val="1"/>
+      <w:numFmt w:val="decimal"/>
+      <w:lvlText w:val="%8."/>
+      <w:lvlJc w:val="left"/>
+      <w:pPr>
+        <w:tabs>
+          <w:tab w:val="num" w:pos="5760"/>
+        </w:tabs>
+        <w:ind w:left="5760" w:hanging="360"/>
+      </w:pPr>
+    </w:lvl>
+    <w:lvl w:ilvl="8" w:tentative="1">
+      <w:start w:val="1"/>
+      <w:numFmt w:val="decimal"/>
+      <w:lvlText w:val="%9."/>
+      <w:lvlJc w:val="left"/>
+      <w:pPr>
+        <w:tabs>
+          <w:tab w:val="num" w:pos="6480"/>
+        </w:tabs>
+        <w:ind w:left="6480" w:hanging="360"/>
+      </w:pPr>
+    </w:lvl>
+  </w:abstractNum>
+  <w:abstractNum w:abstractNumId="5" w15:restartNumberingAfterBreak="0">
+    <w:nsid w:val="160D1A30"/>
+    <w:multiLevelType w:val="multilevel"/>
+    <w:tmpl w:val="A16C4B74"/>
+    <w:lvl w:ilvl="0">
+      <w:start w:val="1"/>
+      <w:numFmt w:val="bullet"/>
+      <w:lvlText w:val=""/>
+      <w:lvlJc w:val="left"/>
+      <w:pPr>
+        <w:tabs>
+          <w:tab w:val="num" w:pos="720"/>
+        </w:tabs>
+        <w:ind w:left="720" w:hanging="360"/>
+      </w:pPr>
+      <w:rPr>
+        <w:rFonts w:ascii="Symbol" w:hAnsi="Symbol" w:hint="default"/>
+        <w:sz w:val="20"/>
+      </w:rPr>
+    </w:lvl>
+    <w:lvl w:ilvl="1" w:tentative="1">
+      <w:start w:val="1"/>
+      <w:numFmt w:val="bullet"/>
+      <w:lvlText w:val="o"/>
+      <w:lvlJc w:val="left"/>
+      <w:pPr>
+        <w:tabs>
+          <w:tab w:val="num" w:pos="1440"/>
+        </w:tabs>
+        <w:ind w:left="1440" w:hanging="360"/>
+      </w:pPr>
+      <w:rPr>
+        <w:rFonts w:ascii="Courier New" w:hAnsi="Courier New" w:hint="default"/>
+        <w:sz w:val="20"/>
+      </w:rPr>
+    </w:lvl>
+    <w:lvl w:ilvl="2" w:tentative="1">
+      <w:start w:val="1"/>
+      <w:numFmt w:val="bullet"/>
+      <w:lvlText w:val=""/>
+      <w:lvlJc w:val="left"/>
+      <w:pPr>
+        <w:tabs>
+          <w:tab w:val="num" w:pos="2160"/>
+        </w:tabs>
+        <w:ind w:left="2160" w:hanging="360"/>
+      </w:pPr>
+      <w:rPr>
+        <w:rFonts w:ascii="Wingdings" w:hAnsi="Wingdings" w:hint="default"/>
+        <w:sz w:val="20"/>
+      </w:rPr>
+    </w:lvl>
+    <w:lvl w:ilvl="3" w:tentative="1">
+      <w:start w:val="1"/>
+      <w:numFmt w:val="bullet"/>
+      <w:lvlText w:val=""/>
+      <w:lvlJc w:val="left"/>
+      <w:pPr>
+        <w:tabs>
+          <w:tab w:val="num" w:pos="2880"/>
+        </w:tabs>
+        <w:ind w:left="2880" w:hanging="360"/>
+      </w:pPr>
+      <w:rPr>
+        <w:rFonts w:ascii="Wingdings" w:hAnsi="Wingdings" w:hint="default"/>
+        <w:sz w:val="20"/>
+      </w:rPr>
+    </w:lvl>
+    <w:lvl w:ilvl="4" w:tentative="1">
+      <w:start w:val="1"/>
+      <w:numFmt w:val="bullet"/>
+      <w:lvlText w:val=""/>
+      <w:lvlJc w:val="left"/>
+      <w:pPr>
+        <w:tabs>
+          <w:tab w:val="num" w:pos="3600"/>
+        </w:tabs>
+        <w:ind w:left="3600" w:hanging="360"/>
+      </w:pPr>
+      <w:rPr>
+        <w:rFonts w:ascii="Wingdings" w:hAnsi="Wingdings" w:hint="default"/>
+        <w:sz w:val="20"/>
+      </w:rPr>
+    </w:lvl>
+    <w:lvl w:ilvl="5" w:tentative="1">
+      <w:start w:val="1"/>
+      <w:numFmt w:val="bullet"/>
+      <w:lvlText w:val=""/>
+      <w:lvlJc w:val="left"/>
+      <w:pPr>
+        <w:tabs>
+          <w:tab w:val="num" w:pos="4320"/>
+        </w:tabs>
+        <w:ind w:left="4320" w:hanging="360"/>
+      </w:pPr>
+      <w:rPr>
+        <w:rFonts w:ascii="Wingdings" w:hAnsi="Wingdings" w:hint="default"/>
+        <w:sz w:val="20"/>
+      </w:rPr>
+    </w:lvl>
+    <w:lvl w:ilvl="6" w:tentative="1">
+      <w:start w:val="1"/>
+      <w:numFmt w:val="bullet"/>
+      <w:lvlText w:val=""/>
+      <w:lvlJc w:val="left"/>
+      <w:pPr>
+        <w:tabs>
+          <w:tab w:val="num" w:pos="5040"/>
+        </w:tabs>
+        <w:ind w:left="5040" w:hanging="360"/>
+      </w:pPr>
+      <w:rPr>
+        <w:rFonts w:ascii="Wingdings" w:hAnsi="Wingdings" w:hint="default"/>
+        <w:sz w:val="20"/>
+      </w:rPr>
+    </w:lvl>
+    <w:lvl w:ilvl="7" w:tentative="1">
+      <w:start w:val="1"/>
+      <w:numFmt w:val="bullet"/>
+      <w:lvlText w:val=""/>
+      <w:lvlJc w:val="left"/>
+      <w:pPr>
+        <w:tabs>
+          <w:tab w:val="num" w:pos="5760"/>
+        </w:tabs>
+        <w:ind w:left="5760" w:hanging="360"/>
+      </w:pPr>
+      <w:rPr>
+        <w:rFonts w:ascii="Wingdings" w:hAnsi="Wingdings" w:hint="default"/>
+        <w:sz w:val="20"/>
+      </w:rPr>
+    </w:lvl>
+    <w:lvl w:ilvl="8" w:tentative="1">
+      <w:start w:val="1"/>
+      <w:numFmt w:val="bullet"/>
+      <w:lvlText w:val=""/>
+      <w:lvlJc w:val="left"/>
+      <w:pPr>
+        <w:tabs>
+          <w:tab w:val="num" w:pos="6480"/>
+        </w:tabs>
+        <w:ind w:left="6480" w:hanging="360"/>
+      </w:pPr>
+      <w:rPr>
+        <w:rFonts w:ascii="Wingdings" w:hAnsi="Wingdings" w:hint="default"/>
+        <w:sz w:val="20"/>
+      </w:rPr>
+    </w:lvl>
+  </w:abstractNum>
+  <w:abstractNum w:abstractNumId="6" w15:restartNumberingAfterBreak="0">
+    <w:nsid w:val="16BA191F"/>
+    <w:multiLevelType w:val="multilevel"/>
+    <w:tmpl w:val="FF0C135E"/>
+    <w:lvl w:ilvl="0">
+      <w:start w:val="1"/>
+      <w:numFmt w:val="bullet"/>
+      <w:lvlText w:val=""/>
+      <w:lvlJc w:val="left"/>
+      <w:pPr>
+        <w:tabs>
+          <w:tab w:val="num" w:pos="720"/>
+        </w:tabs>
+        <w:ind w:left="720" w:hanging="360"/>
+      </w:pPr>
+      <w:rPr>
+        <w:rFonts w:ascii="Symbol" w:hAnsi="Symbol" w:hint="default"/>
+        <w:sz w:val="20"/>
+      </w:rPr>
+    </w:lvl>
+    <w:lvl w:ilvl="1" w:tentative="1">
+      <w:start w:val="1"/>
+      <w:numFmt w:val="bullet"/>
+      <w:lvlText w:val="o"/>
+      <w:lvlJc w:val="left"/>
+      <w:pPr>
+        <w:tabs>
+          <w:tab w:val="num" w:pos="1440"/>
+        </w:tabs>
+        <w:ind w:left="1440" w:hanging="360"/>
+      </w:pPr>
+      <w:rPr>
+        <w:rFonts w:ascii="Courier New" w:hAnsi="Courier New" w:hint="default"/>
+        <w:sz w:val="20"/>
+      </w:rPr>
+    </w:lvl>
+    <w:lvl w:ilvl="2" w:tentative="1">
+      <w:start w:val="1"/>
+      <w:numFmt w:val="bullet"/>
+      <w:lvlText w:val=""/>
+      <w:lvlJc w:val="left"/>
+      <w:pPr>
+        <w:tabs>
+          <w:tab w:val="num" w:pos="2160"/>
+        </w:tabs>
+        <w:ind w:left="2160" w:hanging="360"/>
+      </w:pPr>
+      <w:rPr>
+        <w:rFonts w:ascii="Wingdings" w:hAnsi="Wingdings" w:hint="default"/>
+        <w:sz w:val="20"/>
+      </w:rPr>
+    </w:lvl>
+    <w:lvl w:ilvl="3" w:tentative="1">
+      <w:start w:val="1"/>
+      <w:numFmt w:val="bullet"/>
+      <w:lvlText w:val=""/>
+      <w:lvlJc w:val="left"/>
+      <w:pPr>
+        <w:tabs>
+          <w:tab w:val="num" w:pos="2880"/>
+        </w:tabs>
+        <w:ind w:left="2880" w:hanging="360"/>
+      </w:pPr>
+      <w:rPr>
+        <w:rFonts w:ascii="Wingdings" w:hAnsi="Wingdings" w:hint="default"/>
+        <w:sz w:val="20"/>
+      </w:rPr>
+    </w:lvl>
+    <w:lvl w:ilvl="4" w:tentative="1">
+      <w:start w:val="1"/>
+      <w:numFmt w:val="bullet"/>
+      <w:lvlText w:val=""/>
+      <w:lvlJc w:val="left"/>
+      <w:pPr>
+        <w:tabs>
+          <w:tab w:val="num" w:pos="3600"/>
+        </w:tabs>
+        <w:ind w:left="3600" w:hanging="360"/>
+      </w:pPr>
+      <w:rPr>
+        <w:rFonts w:ascii="Wingdings" w:hAnsi="Wingdings" w:hint="default"/>
+        <w:sz w:val="20"/>
+      </w:rPr>
+    </w:lvl>
+    <w:lvl w:ilvl="5" w:tentative="1">
+      <w:start w:val="1"/>
+      <w:numFmt w:val="bullet"/>
+      <w:lvlText w:val=""/>
+      <w:lvlJc w:val="left"/>
+      <w:pPr>
+        <w:tabs>
+          <w:tab w:val="num" w:pos="4320"/>
+        </w:tabs>
+        <w:ind w:left="4320" w:hanging="360"/>
+      </w:pPr>
+      <w:rPr>
+        <w:rFonts w:ascii="Wingdings" w:hAnsi="Wingdings" w:hint="default"/>
+        <w:sz w:val="20"/>
+      </w:rPr>
+    </w:lvl>
+    <w:lvl w:ilvl="6" w:tentative="1">
+      <w:start w:val="1"/>
+      <w:numFmt w:val="bullet"/>
+      <w:lvlText w:val=""/>
+      <w:lvlJc w:val="left"/>
+      <w:pPr>
+        <w:tabs>
+          <w:tab w:val="num" w:pos="5040"/>
+        </w:tabs>
+        <w:ind w:left="5040" w:hanging="360"/>
+      </w:pPr>
+      <w:rPr>
+        <w:rFonts w:ascii="Wingdings" w:hAnsi="Wingdings" w:hint="default"/>
+        <w:sz w:val="20"/>
+      </w:rPr>
+    </w:lvl>
+    <w:lvl w:ilvl="7" w:tentative="1">
+      <w:start w:val="1"/>
+      <w:numFmt w:val="bullet"/>
+      <w:lvlText w:val=""/>
+      <w:lvlJc w:val="left"/>
+      <w:pPr>
+        <w:tabs>
+          <w:tab w:val="num" w:pos="5760"/>
+        </w:tabs>
+        <w:ind w:left="5760" w:hanging="360"/>
+      </w:pPr>
+      <w:rPr>
+        <w:rFonts w:ascii="Wingdings" w:hAnsi="Wingdings" w:hint="default"/>
+        <w:sz w:val="20"/>
+      </w:rPr>
+    </w:lvl>
+    <w:lvl w:ilvl="8" w:tentative="1">
+      <w:start w:val="1"/>
+      <w:numFmt w:val="bullet"/>
+      <w:lvlText w:val=""/>
+      <w:lvlJc w:val="left"/>
+      <w:pPr>
+        <w:tabs>
+          <w:tab w:val="num" w:pos="6480"/>
+        </w:tabs>
+        <w:ind w:left="6480" w:hanging="360"/>
+      </w:pPr>
+      <w:rPr>
+        <w:rFonts w:ascii="Wingdings" w:hAnsi="Wingdings" w:hint="default"/>
+        <w:sz w:val="20"/>
+      </w:rPr>
+    </w:lvl>
+  </w:abstractNum>
+  <w:abstractNum w:abstractNumId="7" w15:restartNumberingAfterBreak="0">
+    <w:nsid w:val="17CD3A46"/>
+    <w:multiLevelType w:val="multilevel"/>
+    <w:tmpl w:val="8A1AA6E8"/>
+    <w:lvl w:ilvl="0">
+      <w:start w:val="1"/>
+      <w:numFmt w:val="bullet"/>
+      <w:lvlText w:val=""/>
+      <w:lvlJc w:val="left"/>
+      <w:pPr>
+        <w:tabs>
+          <w:tab w:val="num" w:pos="720"/>
+        </w:tabs>
+        <w:ind w:left="720" w:hanging="360"/>
+      </w:pPr>
+      <w:rPr>
+        <w:rFonts w:ascii="Symbol" w:hAnsi="Symbol" w:hint="default"/>
+        <w:sz w:val="20"/>
+      </w:rPr>
+    </w:lvl>
+    <w:lvl w:ilvl="1" w:tentative="1">
+      <w:start w:val="1"/>
+      <w:numFmt w:val="bullet"/>
+      <w:lvlText w:val="o"/>
+      <w:lvlJc w:val="left"/>
+      <w:pPr>
+        <w:tabs>
+          <w:tab w:val="num" w:pos="1440"/>
+        </w:tabs>
+        <w:ind w:left="1440" w:hanging="360"/>
+      </w:pPr>
+      <w:rPr>
+        <w:rFonts w:ascii="Courier New" w:hAnsi="Courier New" w:hint="default"/>
+        <w:sz w:val="20"/>
+      </w:rPr>
+    </w:lvl>
+    <w:lvl w:ilvl="2" w:tentative="1">
+      <w:start w:val="1"/>
+      <w:numFmt w:val="bullet"/>
+      <w:lvlText w:val=""/>
+      <w:lvlJc w:val="left"/>
+      <w:pPr>
+        <w:tabs>
+          <w:tab w:val="num" w:pos="2160"/>
+        </w:tabs>
+        <w:ind w:left="2160" w:hanging="360"/>
+      </w:pPr>
+      <w:rPr>
+        <w:rFonts w:ascii="Wingdings" w:hAnsi="Wingdings" w:hint="default"/>
+        <w:sz w:val="20"/>
+      </w:rPr>
+    </w:lvl>
+    <w:lvl w:ilvl="3" w:tentative="1">
+      <w:start w:val="1"/>
+      <w:numFmt w:val="bullet"/>
+      <w:lvlText w:val=""/>
+      <w:lvlJc w:val="left"/>
+      <w:pPr>
+        <w:tabs>
+          <w:tab w:val="num" w:pos="2880"/>
+        </w:tabs>
+        <w:ind w:left="2880" w:hanging="360"/>
+      </w:pPr>
+      <w:rPr>
+        <w:rFonts w:ascii="Wingdings" w:hAnsi="Wingdings" w:hint="default"/>
+        <w:sz w:val="20"/>
+      </w:rPr>
+    </w:lvl>
+    <w:lvl w:ilvl="4" w:tentative="1">
+      <w:start w:val="1"/>
+      <w:numFmt w:val="bullet"/>
+      <w:lvlText w:val=""/>
+      <w:lvlJc w:val="left"/>
+      <w:pPr>
+        <w:tabs>
+          <w:tab w:val="num" w:pos="3600"/>
+        </w:tabs>
+        <w:ind w:left="3600" w:hanging="360"/>
+      </w:pPr>
+      <w:rPr>
+        <w:rFonts w:ascii="Wingdings" w:hAnsi="Wingdings" w:hint="default"/>
+        <w:sz w:val="20"/>
+      </w:rPr>
+    </w:lvl>
+    <w:lvl w:ilvl="5" w:tentative="1">
+      <w:start w:val="1"/>
+      <w:numFmt w:val="bullet"/>
+      <w:lvlText w:val=""/>
+      <w:lvlJc w:val="left"/>
+      <w:pPr>
+        <w:tabs>
+          <w:tab w:val="num" w:pos="4320"/>
+        </w:tabs>
+        <w:ind w:left="4320" w:hanging="360"/>
+      </w:pPr>
+      <w:rPr>
+        <w:rFonts w:ascii="Wingdings" w:hAnsi="Wingdings" w:hint="default"/>
+        <w:sz w:val="20"/>
+      </w:rPr>
+    </w:lvl>
+    <w:lvl w:ilvl="6" w:tentative="1">
+      <w:start w:val="1"/>
+      <w:numFmt w:val="bullet"/>
+      <w:lvlText w:val=""/>
+      <w:lvlJc w:val="left"/>
+      <w:pPr>
+        <w:tabs>
+          <w:tab w:val="num" w:pos="5040"/>
+        </w:tabs>
+        <w:ind w:left="5040" w:hanging="360"/>
+      </w:pPr>
+      <w:rPr>
+        <w:rFonts w:ascii="Wingdings" w:hAnsi="Wingdings" w:hint="default"/>
+        <w:sz w:val="20"/>
+      </w:rPr>
+    </w:lvl>
+    <w:lvl w:ilvl="7" w:tentative="1">
+      <w:start w:val="1"/>
+      <w:numFmt w:val="bullet"/>
+      <w:lvlText w:val=""/>
+      <w:lvlJc w:val="left"/>
+      <w:pPr>
+        <w:tabs>
+          <w:tab w:val="num" w:pos="5760"/>
+        </w:tabs>
+        <w:ind w:left="5760" w:hanging="360"/>
+      </w:pPr>
+      <w:rPr>
+        <w:rFonts w:ascii="Wingdings" w:hAnsi="Wingdings" w:hint="default"/>
+        <w:sz w:val="20"/>
+      </w:rPr>
+    </w:lvl>
+    <w:lvl w:ilvl="8" w:tentative="1">
+      <w:start w:val="1"/>
+      <w:numFmt w:val="bullet"/>
+      <w:lvlText w:val=""/>
+      <w:lvlJc w:val="left"/>
+      <w:pPr>
+        <w:tabs>
+          <w:tab w:val="num" w:pos="6480"/>
+        </w:tabs>
+        <w:ind w:left="6480" w:hanging="360"/>
+      </w:pPr>
+      <w:rPr>
+        <w:rFonts w:ascii="Wingdings" w:hAnsi="Wingdings" w:hint="default"/>
+        <w:sz w:val="20"/>
+      </w:rPr>
+    </w:lvl>
+  </w:abstractNum>
+  <w:abstractNum w:abstractNumId="8" w15:restartNumberingAfterBreak="0">
+    <w:nsid w:val="1A986014"/>
+    <w:multiLevelType w:val="multilevel"/>
+    <w:tmpl w:val="727ECC7E"/>
+    <w:lvl w:ilvl="0">
+      <w:start w:val="1"/>
+      <w:numFmt w:val="decimal"/>
+      <w:lvlText w:val="%1."/>
+      <w:lvlJc w:val="left"/>
+      <w:pPr>
+        <w:tabs>
+          <w:tab w:val="num" w:pos="720"/>
+        </w:tabs>
+        <w:ind w:left="720" w:hanging="360"/>
+      </w:pPr>
+    </w:lvl>
+    <w:lvl w:ilvl="1" w:tentative="1">
+      <w:start w:val="1"/>
+      <w:numFmt w:val="decimal"/>
+      <w:lvlText w:val="%2."/>
+      <w:lvlJc w:val="left"/>
+      <w:pPr>
+        <w:tabs>
+          <w:tab w:val="num" w:pos="1440"/>
+        </w:tabs>
+        <w:ind w:left="1440" w:hanging="360"/>
+      </w:pPr>
+    </w:lvl>
+    <w:lvl w:ilvl="2" w:tentative="1">
+      <w:start w:val="1"/>
+      <w:numFmt w:val="decimal"/>
+      <w:lvlText w:val="%3."/>
+      <w:lvlJc w:val="left"/>
+      <w:pPr>
+        <w:tabs>
+          <w:tab w:val="num" w:pos="2160"/>
+        </w:tabs>
+        <w:ind w:left="2160" w:hanging="360"/>
+      </w:pPr>
+    </w:lvl>
+    <w:lvl w:ilvl="3" w:tentative="1">
+      <w:start w:val="1"/>
+      <w:numFmt w:val="decimal"/>
+      <w:lvlText w:val="%4."/>
+      <w:lvlJc w:val="left"/>
+      <w:pPr>
+        <w:tabs>
+          <w:tab w:val="num" w:pos="2880"/>
+        </w:tabs>
+        <w:ind w:left="2880" w:hanging="360"/>
+      </w:pPr>
+    </w:lvl>
+    <w:lvl w:ilvl="4" w:tentative="1">
+      <w:start w:val="1"/>
+      <w:numFmt w:val="decimal"/>
+      <w:lvlText w:val="%5."/>
+      <w:lvlJc w:val="left"/>
+      <w:pPr>
+        <w:tabs>
+          <w:tab w:val="num" w:pos="3600"/>
+        </w:tabs>
+        <w:ind w:left="3600" w:hanging="360"/>
+      </w:pPr>
+    </w:lvl>
+    <w:lvl w:ilvl="5" w:tentative="1">
+      <w:start w:val="1"/>
+      <w:numFmt w:val="decimal"/>
+      <w:lvlText w:val="%6."/>
+      <w:lvlJc w:val="left"/>
+      <w:pPr>
+        <w:tabs>
+          <w:tab w:val="num" w:pos="4320"/>
+        </w:tabs>
+        <w:ind w:left="4320" w:hanging="360"/>
+      </w:pPr>
+    </w:lvl>
+    <w:lvl w:ilvl="6" w:tentative="1">
+      <w:start w:val="1"/>
+      <w:numFmt w:val="decimal"/>
+      <w:lvlText w:val="%7."/>
+      <w:lvlJc w:val="left"/>
+      <w:pPr>
+        <w:tabs>
+          <w:tab w:val="num" w:pos="5040"/>
+        </w:tabs>
+        <w:ind w:left="5040" w:hanging="360"/>
+      </w:pPr>
+    </w:lvl>
+    <w:lvl w:ilvl="7" w:tentative="1">
+      <w:start w:val="1"/>
+      <w:numFmt w:val="decimal"/>
+      <w:lvlText w:val="%8."/>
+      <w:lvlJc w:val="left"/>
+      <w:pPr>
+        <w:tabs>
+          <w:tab w:val="num" w:pos="5760"/>
+        </w:tabs>
+        <w:ind w:left="5760" w:hanging="360"/>
+      </w:pPr>
+    </w:lvl>
+    <w:lvl w:ilvl="8" w:tentative="1">
+      <w:start w:val="1"/>
+      <w:numFmt w:val="decimal"/>
+      <w:lvlText w:val="%9."/>
+      <w:lvlJc w:val="left"/>
+      <w:pPr>
+        <w:tabs>
+          <w:tab w:val="num" w:pos="6480"/>
+        </w:tabs>
+        <w:ind w:left="6480" w:hanging="360"/>
+      </w:pPr>
+    </w:lvl>
+  </w:abstractNum>
+  <w:abstractNum w:abstractNumId="9" w15:restartNumberingAfterBreak="0">
+    <w:nsid w:val="1E864144"/>
+    <w:multiLevelType w:val="hybridMultilevel"/>
+    <w:tmpl w:val="38DE0810"/>
+    <w:lvl w:ilvl="0" w:tplc="0419000F">
+      <w:start w:val="1"/>
+      <w:numFmt w:val="decimal"/>
+      <w:lvlText w:val="%1."/>
+      <w:lvlJc w:val="left"/>
+      <w:pPr>
+        <w:ind w:left="1440" w:hanging="360"/>
+      </w:pPr>
+    </w:lvl>
+    <w:lvl w:ilvl="1" w:tplc="04190019" w:tentative="1">
+      <w:start w:val="1"/>
+      <w:numFmt w:val="lowerLetter"/>
+      <w:lvlText w:val="%2."/>
+      <w:lvlJc w:val="left"/>
+      <w:pPr>
+        <w:ind w:left="2160" w:hanging="360"/>
+      </w:pPr>
+    </w:lvl>
+    <w:lvl w:ilvl="2" w:tplc="0419001B" w:tentative="1">
+      <w:start w:val="1"/>
+      <w:numFmt w:val="lowerRoman"/>
+      <w:lvlText w:val="%3."/>
+      <w:lvlJc w:val="right"/>
+      <w:pPr>
+        <w:ind w:left="2880" w:hanging="180"/>
+      </w:pPr>
+    </w:lvl>
+    <w:lvl w:ilvl="3" w:tplc="0419000F" w:tentative="1">
+      <w:start w:val="1"/>
+      <w:numFmt w:val="decimal"/>
+      <w:lvlText w:val="%4."/>
+      <w:lvlJc w:val="left"/>
+      <w:pPr>
+        <w:ind w:left="3600" w:hanging="360"/>
+      </w:pPr>
+    </w:lvl>
+    <w:lvl w:ilvl="4" w:tplc="04190019" w:tentative="1">
+      <w:start w:val="1"/>
+      <w:numFmt w:val="lowerLetter"/>
+      <w:lvlText w:val="%5."/>
+      <w:lvlJc w:val="left"/>
+      <w:pPr>
+        <w:ind w:left="4320" w:hanging="360"/>
+      </w:pPr>
+    </w:lvl>
+    <w:lvl w:ilvl="5" w:tplc="0419001B" w:tentative="1">
+      <w:start w:val="1"/>
+      <w:numFmt w:val="lowerRoman"/>
+      <w:lvlText w:val="%6."/>
+      <w:lvlJc w:val="right"/>
+      <w:pPr>
+        <w:ind w:left="5040" w:hanging="180"/>
+      </w:pPr>
+    </w:lvl>
+    <w:lvl w:ilvl="6" w:tplc="0419000F" w:tentative="1">
+      <w:start w:val="1"/>
+      <w:numFmt w:val="decimal"/>
+      <w:lvlText w:val="%7."/>
+      <w:lvlJc w:val="left"/>
+      <w:pPr>
+        <w:ind w:left="5760" w:hanging="360"/>
+      </w:pPr>
+    </w:lvl>
+    <w:lvl w:ilvl="7" w:tplc="04190019" w:tentative="1">
+      <w:start w:val="1"/>
+      <w:numFmt w:val="lowerLetter"/>
+      <w:lvlText w:val="%8."/>
+      <w:lvlJc w:val="left"/>
+      <w:pPr>
+        <w:ind w:left="6480" w:hanging="360"/>
+      </w:pPr>
+    </w:lvl>
+    <w:lvl w:ilvl="8" w:tplc="0419001B" w:tentative="1">
+      <w:start w:val="1"/>
+      <w:numFmt w:val="lowerRoman"/>
+      <w:lvlText w:val="%9."/>
+      <w:lvlJc w:val="right"/>
+      <w:pPr>
+        <w:ind w:left="7200" w:hanging="180"/>
+      </w:pPr>
+    </w:lvl>
+  </w:abstractNum>
+  <w:abstractNum w:abstractNumId="10" w15:restartNumberingAfterBreak="0">
     <w:nsid w:val="228B6360"/>
     <w:multiLevelType w:val="multilevel"/>
     <w:tmpl w:val="3DE87D1E"/>
@@ -4622,7 +8173,590 @@
       </w:rPr>
     </w:lvl>
   </w:abstractNum>
-  <w:abstractNum w:abstractNumId="2" w15:restartNumberingAfterBreak="0">
+  <w:abstractNum w:abstractNumId="11" w15:restartNumberingAfterBreak="0">
+    <w:nsid w:val="229312FC"/>
+    <w:multiLevelType w:val="multilevel"/>
+    <w:tmpl w:val="213AF8FE"/>
+    <w:lvl w:ilvl="0">
+      <w:start w:val="1"/>
+      <w:numFmt w:val="bullet"/>
+      <w:lvlText w:val=""/>
+      <w:lvlJc w:val="left"/>
+      <w:pPr>
+        <w:tabs>
+          <w:tab w:val="num" w:pos="720"/>
+        </w:tabs>
+        <w:ind w:left="720" w:hanging="360"/>
+      </w:pPr>
+      <w:rPr>
+        <w:rFonts w:ascii="Symbol" w:hAnsi="Symbol" w:hint="default"/>
+        <w:sz w:val="20"/>
+      </w:rPr>
+    </w:lvl>
+    <w:lvl w:ilvl="1" w:tentative="1">
+      <w:start w:val="1"/>
+      <w:numFmt w:val="bullet"/>
+      <w:lvlText w:val="o"/>
+      <w:lvlJc w:val="left"/>
+      <w:pPr>
+        <w:tabs>
+          <w:tab w:val="num" w:pos="1440"/>
+        </w:tabs>
+        <w:ind w:left="1440" w:hanging="360"/>
+      </w:pPr>
+      <w:rPr>
+        <w:rFonts w:ascii="Courier New" w:hAnsi="Courier New" w:hint="default"/>
+        <w:sz w:val="20"/>
+      </w:rPr>
+    </w:lvl>
+    <w:lvl w:ilvl="2" w:tentative="1">
+      <w:start w:val="1"/>
+      <w:numFmt w:val="bullet"/>
+      <w:lvlText w:val=""/>
+      <w:lvlJc w:val="left"/>
+      <w:pPr>
+        <w:tabs>
+          <w:tab w:val="num" w:pos="2160"/>
+        </w:tabs>
+        <w:ind w:left="2160" w:hanging="360"/>
+      </w:pPr>
+      <w:rPr>
+        <w:rFonts w:ascii="Wingdings" w:hAnsi="Wingdings" w:hint="default"/>
+        <w:sz w:val="20"/>
+      </w:rPr>
+    </w:lvl>
+    <w:lvl w:ilvl="3" w:tentative="1">
+      <w:start w:val="1"/>
+      <w:numFmt w:val="bullet"/>
+      <w:lvlText w:val=""/>
+      <w:lvlJc w:val="left"/>
+      <w:pPr>
+        <w:tabs>
+          <w:tab w:val="num" w:pos="2880"/>
+        </w:tabs>
+        <w:ind w:left="2880" w:hanging="360"/>
+      </w:pPr>
+      <w:rPr>
+        <w:rFonts w:ascii="Wingdings" w:hAnsi="Wingdings" w:hint="default"/>
+        <w:sz w:val="20"/>
+      </w:rPr>
+    </w:lvl>
+    <w:lvl w:ilvl="4" w:tentative="1">
+      <w:start w:val="1"/>
+      <w:numFmt w:val="bullet"/>
+      <w:lvlText w:val=""/>
+      <w:lvlJc w:val="left"/>
+      <w:pPr>
+        <w:tabs>
+          <w:tab w:val="num" w:pos="3600"/>
+        </w:tabs>
+        <w:ind w:left="3600" w:hanging="360"/>
+      </w:pPr>
+      <w:rPr>
+        <w:rFonts w:ascii="Wingdings" w:hAnsi="Wingdings" w:hint="default"/>
+        <w:sz w:val="20"/>
+      </w:rPr>
+    </w:lvl>
+    <w:lvl w:ilvl="5" w:tentative="1">
+      <w:start w:val="1"/>
+      <w:numFmt w:val="bullet"/>
+      <w:lvlText w:val=""/>
+      <w:lvlJc w:val="left"/>
+      <w:pPr>
+        <w:tabs>
+          <w:tab w:val="num" w:pos="4320"/>
+        </w:tabs>
+        <w:ind w:left="4320" w:hanging="360"/>
+      </w:pPr>
+      <w:rPr>
+        <w:rFonts w:ascii="Wingdings" w:hAnsi="Wingdings" w:hint="default"/>
+        <w:sz w:val="20"/>
+      </w:rPr>
+    </w:lvl>
+    <w:lvl w:ilvl="6" w:tentative="1">
+      <w:start w:val="1"/>
+      <w:numFmt w:val="bullet"/>
+      <w:lvlText w:val=""/>
+      <w:lvlJc w:val="left"/>
+      <w:pPr>
+        <w:tabs>
+          <w:tab w:val="num" w:pos="5040"/>
+        </w:tabs>
+        <w:ind w:left="5040" w:hanging="360"/>
+      </w:pPr>
+      <w:rPr>
+        <w:rFonts w:ascii="Wingdings" w:hAnsi="Wingdings" w:hint="default"/>
+        <w:sz w:val="20"/>
+      </w:rPr>
+    </w:lvl>
+    <w:lvl w:ilvl="7" w:tentative="1">
+      <w:start w:val="1"/>
+      <w:numFmt w:val="bullet"/>
+      <w:lvlText w:val=""/>
+      <w:lvlJc w:val="left"/>
+      <w:pPr>
+        <w:tabs>
+          <w:tab w:val="num" w:pos="5760"/>
+        </w:tabs>
+        <w:ind w:left="5760" w:hanging="360"/>
+      </w:pPr>
+      <w:rPr>
+        <w:rFonts w:ascii="Wingdings" w:hAnsi="Wingdings" w:hint="default"/>
+        <w:sz w:val="20"/>
+      </w:rPr>
+    </w:lvl>
+    <w:lvl w:ilvl="8" w:tentative="1">
+      <w:start w:val="1"/>
+      <w:numFmt w:val="bullet"/>
+      <w:lvlText w:val=""/>
+      <w:lvlJc w:val="left"/>
+      <w:pPr>
+        <w:tabs>
+          <w:tab w:val="num" w:pos="6480"/>
+        </w:tabs>
+        <w:ind w:left="6480" w:hanging="360"/>
+      </w:pPr>
+      <w:rPr>
+        <w:rFonts w:ascii="Wingdings" w:hAnsi="Wingdings" w:hint="default"/>
+        <w:sz w:val="20"/>
+      </w:rPr>
+    </w:lvl>
+  </w:abstractNum>
+  <w:abstractNum w:abstractNumId="12" w15:restartNumberingAfterBreak="0">
+    <w:nsid w:val="238A1BFD"/>
+    <w:multiLevelType w:val="multilevel"/>
+    <w:tmpl w:val="BE9AB712"/>
+    <w:lvl w:ilvl="0">
+      <w:start w:val="1"/>
+      <w:numFmt w:val="bullet"/>
+      <w:lvlText w:val=""/>
+      <w:lvlJc w:val="left"/>
+      <w:pPr>
+        <w:tabs>
+          <w:tab w:val="num" w:pos="720"/>
+        </w:tabs>
+        <w:ind w:left="720" w:hanging="360"/>
+      </w:pPr>
+      <w:rPr>
+        <w:rFonts w:ascii="Symbol" w:hAnsi="Symbol" w:hint="default"/>
+        <w:sz w:val="20"/>
+      </w:rPr>
+    </w:lvl>
+    <w:lvl w:ilvl="1" w:tentative="1">
+      <w:start w:val="1"/>
+      <w:numFmt w:val="bullet"/>
+      <w:lvlText w:val="o"/>
+      <w:lvlJc w:val="left"/>
+      <w:pPr>
+        <w:tabs>
+          <w:tab w:val="num" w:pos="1440"/>
+        </w:tabs>
+        <w:ind w:left="1440" w:hanging="360"/>
+      </w:pPr>
+      <w:rPr>
+        <w:rFonts w:ascii="Courier New" w:hAnsi="Courier New" w:hint="default"/>
+        <w:sz w:val="20"/>
+      </w:rPr>
+    </w:lvl>
+    <w:lvl w:ilvl="2" w:tentative="1">
+      <w:start w:val="1"/>
+      <w:numFmt w:val="bullet"/>
+      <w:lvlText w:val=""/>
+      <w:lvlJc w:val="left"/>
+      <w:pPr>
+        <w:tabs>
+          <w:tab w:val="num" w:pos="2160"/>
+        </w:tabs>
+        <w:ind w:left="2160" w:hanging="360"/>
+      </w:pPr>
+      <w:rPr>
+        <w:rFonts w:ascii="Wingdings" w:hAnsi="Wingdings" w:hint="default"/>
+        <w:sz w:val="20"/>
+      </w:rPr>
+    </w:lvl>
+    <w:lvl w:ilvl="3" w:tentative="1">
+      <w:start w:val="1"/>
+      <w:numFmt w:val="bullet"/>
+      <w:lvlText w:val=""/>
+      <w:lvlJc w:val="left"/>
+      <w:pPr>
+        <w:tabs>
+          <w:tab w:val="num" w:pos="2880"/>
+        </w:tabs>
+        <w:ind w:left="2880" w:hanging="360"/>
+      </w:pPr>
+      <w:rPr>
+        <w:rFonts w:ascii="Wingdings" w:hAnsi="Wingdings" w:hint="default"/>
+        <w:sz w:val="20"/>
+      </w:rPr>
+    </w:lvl>
+    <w:lvl w:ilvl="4" w:tentative="1">
+      <w:start w:val="1"/>
+      <w:numFmt w:val="bullet"/>
+      <w:lvlText w:val=""/>
+      <w:lvlJc w:val="left"/>
+      <w:pPr>
+        <w:tabs>
+          <w:tab w:val="num" w:pos="3600"/>
+        </w:tabs>
+        <w:ind w:left="3600" w:hanging="360"/>
+      </w:pPr>
+      <w:rPr>
+        <w:rFonts w:ascii="Wingdings" w:hAnsi="Wingdings" w:hint="default"/>
+        <w:sz w:val="20"/>
+      </w:rPr>
+    </w:lvl>
+    <w:lvl w:ilvl="5" w:tentative="1">
+      <w:start w:val="1"/>
+      <w:numFmt w:val="bullet"/>
+      <w:lvlText w:val=""/>
+      <w:lvlJc w:val="left"/>
+      <w:pPr>
+        <w:tabs>
+          <w:tab w:val="num" w:pos="4320"/>
+        </w:tabs>
+        <w:ind w:left="4320" w:hanging="360"/>
+      </w:pPr>
+      <w:rPr>
+        <w:rFonts w:ascii="Wingdings" w:hAnsi="Wingdings" w:hint="default"/>
+        <w:sz w:val="20"/>
+      </w:rPr>
+    </w:lvl>
+    <w:lvl w:ilvl="6" w:tentative="1">
+      <w:start w:val="1"/>
+      <w:numFmt w:val="bullet"/>
+      <w:lvlText w:val=""/>
+      <w:lvlJc w:val="left"/>
+      <w:pPr>
+        <w:tabs>
+          <w:tab w:val="num" w:pos="5040"/>
+        </w:tabs>
+        <w:ind w:left="5040" w:hanging="360"/>
+      </w:pPr>
+      <w:rPr>
+        <w:rFonts w:ascii="Wingdings" w:hAnsi="Wingdings" w:hint="default"/>
+        <w:sz w:val="20"/>
+      </w:rPr>
+    </w:lvl>
+    <w:lvl w:ilvl="7" w:tentative="1">
+      <w:start w:val="1"/>
+      <w:numFmt w:val="bullet"/>
+      <w:lvlText w:val=""/>
+      <w:lvlJc w:val="left"/>
+      <w:pPr>
+        <w:tabs>
+          <w:tab w:val="num" w:pos="5760"/>
+        </w:tabs>
+        <w:ind w:left="5760" w:hanging="360"/>
+      </w:pPr>
+      <w:rPr>
+        <w:rFonts w:ascii="Wingdings" w:hAnsi="Wingdings" w:hint="default"/>
+        <w:sz w:val="20"/>
+      </w:rPr>
+    </w:lvl>
+    <w:lvl w:ilvl="8" w:tentative="1">
+      <w:start w:val="1"/>
+      <w:numFmt w:val="bullet"/>
+      <w:lvlText w:val=""/>
+      <w:lvlJc w:val="left"/>
+      <w:pPr>
+        <w:tabs>
+          <w:tab w:val="num" w:pos="6480"/>
+        </w:tabs>
+        <w:ind w:left="6480" w:hanging="360"/>
+      </w:pPr>
+      <w:rPr>
+        <w:rFonts w:ascii="Wingdings" w:hAnsi="Wingdings" w:hint="default"/>
+        <w:sz w:val="20"/>
+      </w:rPr>
+    </w:lvl>
+  </w:abstractNum>
+  <w:abstractNum w:abstractNumId="13" w15:restartNumberingAfterBreak="0">
+    <w:nsid w:val="2BD12B56"/>
+    <w:multiLevelType w:val="hybridMultilevel"/>
+    <w:tmpl w:val="929CFE26"/>
+    <w:lvl w:ilvl="0" w:tplc="0419000F">
+      <w:start w:val="1"/>
+      <w:numFmt w:val="decimal"/>
+      <w:lvlText w:val="%1."/>
+      <w:lvlJc w:val="left"/>
+      <w:pPr>
+        <w:ind w:left="720" w:hanging="360"/>
+      </w:pPr>
+    </w:lvl>
+    <w:lvl w:ilvl="1" w:tplc="04190019">
+      <w:start w:val="1"/>
+      <w:numFmt w:val="lowerLetter"/>
+      <w:lvlText w:val="%2."/>
+      <w:lvlJc w:val="left"/>
+      <w:pPr>
+        <w:ind w:left="1440" w:hanging="360"/>
+      </w:pPr>
+    </w:lvl>
+    <w:lvl w:ilvl="2" w:tplc="0419001B" w:tentative="1">
+      <w:start w:val="1"/>
+      <w:numFmt w:val="lowerRoman"/>
+      <w:lvlText w:val="%3."/>
+      <w:lvlJc w:val="right"/>
+      <w:pPr>
+        <w:ind w:left="2160" w:hanging="180"/>
+      </w:pPr>
+    </w:lvl>
+    <w:lvl w:ilvl="3" w:tplc="0419000F" w:tentative="1">
+      <w:start w:val="1"/>
+      <w:numFmt w:val="decimal"/>
+      <w:lvlText w:val="%4."/>
+      <w:lvlJc w:val="left"/>
+      <w:pPr>
+        <w:ind w:left="2880" w:hanging="360"/>
+      </w:pPr>
+    </w:lvl>
+    <w:lvl w:ilvl="4" w:tplc="04190019" w:tentative="1">
+      <w:start w:val="1"/>
+      <w:numFmt w:val="lowerLetter"/>
+      <w:lvlText w:val="%5."/>
+      <w:lvlJc w:val="left"/>
+      <w:pPr>
+        <w:ind w:left="3600" w:hanging="360"/>
+      </w:pPr>
+    </w:lvl>
+    <w:lvl w:ilvl="5" w:tplc="0419001B" w:tentative="1">
+      <w:start w:val="1"/>
+      <w:numFmt w:val="lowerRoman"/>
+      <w:lvlText w:val="%6."/>
+      <w:lvlJc w:val="right"/>
+      <w:pPr>
+        <w:ind w:left="4320" w:hanging="180"/>
+      </w:pPr>
+    </w:lvl>
+    <w:lvl w:ilvl="6" w:tplc="0419000F" w:tentative="1">
+      <w:start w:val="1"/>
+      <w:numFmt w:val="decimal"/>
+      <w:lvlText w:val="%7."/>
+      <w:lvlJc w:val="left"/>
+      <w:pPr>
+        <w:ind w:left="5040" w:hanging="360"/>
+      </w:pPr>
+    </w:lvl>
+    <w:lvl w:ilvl="7" w:tplc="04190019" w:tentative="1">
+      <w:start w:val="1"/>
+      <w:numFmt w:val="lowerLetter"/>
+      <w:lvlText w:val="%8."/>
+      <w:lvlJc w:val="left"/>
+      <w:pPr>
+        <w:ind w:left="5760" w:hanging="360"/>
+      </w:pPr>
+    </w:lvl>
+    <w:lvl w:ilvl="8" w:tplc="0419001B" w:tentative="1">
+      <w:start w:val="1"/>
+      <w:numFmt w:val="lowerRoman"/>
+      <w:lvlText w:val="%9."/>
+      <w:lvlJc w:val="right"/>
+      <w:pPr>
+        <w:ind w:left="6480" w:hanging="180"/>
+      </w:pPr>
+    </w:lvl>
+  </w:abstractNum>
+  <w:abstractNum w:abstractNumId="14" w15:restartNumberingAfterBreak="0">
+    <w:nsid w:val="38891116"/>
+    <w:multiLevelType w:val="hybridMultilevel"/>
+    <w:tmpl w:val="66E84D88"/>
+    <w:lvl w:ilvl="0" w:tplc="0419000F">
+      <w:start w:val="1"/>
+      <w:numFmt w:val="decimal"/>
+      <w:lvlText w:val="%1."/>
+      <w:lvlJc w:val="left"/>
+      <w:pPr>
+        <w:ind w:left="1287" w:hanging="360"/>
+      </w:pPr>
+    </w:lvl>
+    <w:lvl w:ilvl="1" w:tplc="04190019" w:tentative="1">
+      <w:start w:val="1"/>
+      <w:numFmt w:val="lowerLetter"/>
+      <w:lvlText w:val="%2."/>
+      <w:lvlJc w:val="left"/>
+      <w:pPr>
+        <w:ind w:left="2007" w:hanging="360"/>
+      </w:pPr>
+    </w:lvl>
+    <w:lvl w:ilvl="2" w:tplc="0419001B" w:tentative="1">
+      <w:start w:val="1"/>
+      <w:numFmt w:val="lowerRoman"/>
+      <w:lvlText w:val="%3."/>
+      <w:lvlJc w:val="right"/>
+      <w:pPr>
+        <w:ind w:left="2727" w:hanging="180"/>
+      </w:pPr>
+    </w:lvl>
+    <w:lvl w:ilvl="3" w:tplc="0419000F" w:tentative="1">
+      <w:start w:val="1"/>
+      <w:numFmt w:val="decimal"/>
+      <w:lvlText w:val="%4."/>
+      <w:lvlJc w:val="left"/>
+      <w:pPr>
+        <w:ind w:left="3447" w:hanging="360"/>
+      </w:pPr>
+    </w:lvl>
+    <w:lvl w:ilvl="4" w:tplc="04190019" w:tentative="1">
+      <w:start w:val="1"/>
+      <w:numFmt w:val="lowerLetter"/>
+      <w:lvlText w:val="%5."/>
+      <w:lvlJc w:val="left"/>
+      <w:pPr>
+        <w:ind w:left="4167" w:hanging="360"/>
+      </w:pPr>
+    </w:lvl>
+    <w:lvl w:ilvl="5" w:tplc="0419001B" w:tentative="1">
+      <w:start w:val="1"/>
+      <w:numFmt w:val="lowerRoman"/>
+      <w:lvlText w:val="%6."/>
+      <w:lvlJc w:val="right"/>
+      <w:pPr>
+        <w:ind w:left="4887" w:hanging="180"/>
+      </w:pPr>
+    </w:lvl>
+    <w:lvl w:ilvl="6" w:tplc="0419000F" w:tentative="1">
+      <w:start w:val="1"/>
+      <w:numFmt w:val="decimal"/>
+      <w:lvlText w:val="%7."/>
+      <w:lvlJc w:val="left"/>
+      <w:pPr>
+        <w:ind w:left="5607" w:hanging="360"/>
+      </w:pPr>
+    </w:lvl>
+    <w:lvl w:ilvl="7" w:tplc="04190019" w:tentative="1">
+      <w:start w:val="1"/>
+      <w:numFmt w:val="lowerLetter"/>
+      <w:lvlText w:val="%8."/>
+      <w:lvlJc w:val="left"/>
+      <w:pPr>
+        <w:ind w:left="6327" w:hanging="360"/>
+      </w:pPr>
+    </w:lvl>
+    <w:lvl w:ilvl="8" w:tplc="0419001B" w:tentative="1">
+      <w:start w:val="1"/>
+      <w:numFmt w:val="lowerRoman"/>
+      <w:lvlText w:val="%9."/>
+      <w:lvlJc w:val="right"/>
+      <w:pPr>
+        <w:ind w:left="7047" w:hanging="180"/>
+      </w:pPr>
+    </w:lvl>
+  </w:abstractNum>
+  <w:abstractNum w:abstractNumId="15" w15:restartNumberingAfterBreak="0">
+    <w:nsid w:val="392B5C09"/>
+    <w:multiLevelType w:val="hybridMultilevel"/>
+    <w:tmpl w:val="01DA53A8"/>
+    <w:lvl w:ilvl="0" w:tplc="04190001">
+      <w:start w:val="1"/>
+      <w:numFmt w:val="bullet"/>
+      <w:lvlText w:val=""/>
+      <w:lvlJc w:val="left"/>
+      <w:pPr>
+        <w:ind w:left="1287" w:hanging="360"/>
+      </w:pPr>
+      <w:rPr>
+        <w:rFonts w:ascii="Symbol" w:hAnsi="Symbol" w:hint="default"/>
+      </w:rPr>
+    </w:lvl>
+    <w:lvl w:ilvl="1" w:tplc="04190003" w:tentative="1">
+      <w:start w:val="1"/>
+      <w:numFmt w:val="bullet"/>
+      <w:lvlText w:val="o"/>
+      <w:lvlJc w:val="left"/>
+      <w:pPr>
+        <w:ind w:left="2007" w:hanging="360"/>
+      </w:pPr>
+      <w:rPr>
+        <w:rFonts w:ascii="Courier New" w:hAnsi="Courier New" w:cs="Courier New" w:hint="default"/>
+      </w:rPr>
+    </w:lvl>
+    <w:lvl w:ilvl="2" w:tplc="04190005" w:tentative="1">
+      <w:start w:val="1"/>
+      <w:numFmt w:val="bullet"/>
+      <w:lvlText w:val=""/>
+      <w:lvlJc w:val="left"/>
+      <w:pPr>
+        <w:ind w:left="2727" w:hanging="360"/>
+      </w:pPr>
+      <w:rPr>
+        <w:rFonts w:ascii="Wingdings" w:hAnsi="Wingdings" w:hint="default"/>
+      </w:rPr>
+    </w:lvl>
+    <w:lvl w:ilvl="3" w:tplc="04190001" w:tentative="1">
+      <w:start w:val="1"/>
+      <w:numFmt w:val="bullet"/>
+      <w:lvlText w:val=""/>
+      <w:lvlJc w:val="left"/>
+      <w:pPr>
+        <w:ind w:left="3447" w:hanging="360"/>
+      </w:pPr>
+      <w:rPr>
+        <w:rFonts w:ascii="Symbol" w:hAnsi="Symbol" w:hint="default"/>
+      </w:rPr>
+    </w:lvl>
+    <w:lvl w:ilvl="4" w:tplc="04190003" w:tentative="1">
+      <w:start w:val="1"/>
+      <w:numFmt w:val="bullet"/>
+      <w:lvlText w:val="o"/>
+      <w:lvlJc w:val="left"/>
+      <w:pPr>
+        <w:ind w:left="4167" w:hanging="360"/>
+      </w:pPr>
+      <w:rPr>
+        <w:rFonts w:ascii="Courier New" w:hAnsi="Courier New" w:cs="Courier New" w:hint="default"/>
+      </w:rPr>
+    </w:lvl>
+    <w:lvl w:ilvl="5" w:tplc="04190005" w:tentative="1">
+      <w:start w:val="1"/>
+      <w:numFmt w:val="bullet"/>
+      <w:lvlText w:val=""/>
+      <w:lvlJc w:val="left"/>
+      <w:pPr>
+        <w:ind w:left="4887" w:hanging="360"/>
+      </w:pPr>
+      <w:rPr>
+        <w:rFonts w:ascii="Wingdings" w:hAnsi="Wingdings" w:hint="default"/>
+      </w:rPr>
+    </w:lvl>
+    <w:lvl w:ilvl="6" w:tplc="04190001" w:tentative="1">
+      <w:start w:val="1"/>
+      <w:numFmt w:val="bullet"/>
+      <w:lvlText w:val=""/>
+      <w:lvlJc w:val="left"/>
+      <w:pPr>
+        <w:ind w:left="5607" w:hanging="360"/>
+      </w:pPr>
+      <w:rPr>
+        <w:rFonts w:ascii="Symbol" w:hAnsi="Symbol" w:hint="default"/>
+      </w:rPr>
+    </w:lvl>
+    <w:lvl w:ilvl="7" w:tplc="04190003" w:tentative="1">
+      <w:start w:val="1"/>
+      <w:numFmt w:val="bullet"/>
+      <w:lvlText w:val="o"/>
+      <w:lvlJc w:val="left"/>
+      <w:pPr>
+        <w:ind w:left="6327" w:hanging="360"/>
+      </w:pPr>
+      <w:rPr>
+        <w:rFonts w:ascii="Courier New" w:hAnsi="Courier New" w:cs="Courier New" w:hint="default"/>
+      </w:rPr>
+    </w:lvl>
+    <w:lvl w:ilvl="8" w:tplc="04190005" w:tentative="1">
+      <w:start w:val="1"/>
+      <w:numFmt w:val="bullet"/>
+      <w:lvlText w:val=""/>
+      <w:lvlJc w:val="left"/>
+      <w:pPr>
+        <w:ind w:left="7047" w:hanging="360"/>
+      </w:pPr>
+      <w:rPr>
+        <w:rFonts w:ascii="Wingdings" w:hAnsi="Wingdings" w:hint="default"/>
+      </w:rPr>
+    </w:lvl>
+  </w:abstractNum>
+  <w:abstractNum w:abstractNumId="16" w15:restartNumberingAfterBreak="0">
     <w:nsid w:val="3B74111A"/>
     <w:multiLevelType w:val="multilevel"/>
     <w:tmpl w:val="830CE8A0"/>
@@ -4771,7 +8905,603 @@
       </w:rPr>
     </w:lvl>
   </w:abstractNum>
-  <w:abstractNum w:abstractNumId="3" w15:restartNumberingAfterBreak="0">
+  <w:abstractNum w:abstractNumId="17" w15:restartNumberingAfterBreak="0">
+    <w:nsid w:val="3B8C2ED9"/>
+    <w:multiLevelType w:val="multilevel"/>
+    <w:tmpl w:val="CCA44622"/>
+    <w:lvl w:ilvl="0">
+      <w:start w:val="1"/>
+      <w:numFmt w:val="bullet"/>
+      <w:lvlText w:val=""/>
+      <w:lvlJc w:val="left"/>
+      <w:pPr>
+        <w:tabs>
+          <w:tab w:val="num" w:pos="720"/>
+        </w:tabs>
+        <w:ind w:left="720" w:hanging="360"/>
+      </w:pPr>
+      <w:rPr>
+        <w:rFonts w:ascii="Symbol" w:hAnsi="Symbol" w:hint="default"/>
+        <w:sz w:val="20"/>
+      </w:rPr>
+    </w:lvl>
+    <w:lvl w:ilvl="1">
+      <w:start w:val="1"/>
+      <w:numFmt w:val="bullet"/>
+      <w:lvlText w:val="o"/>
+      <w:lvlJc w:val="left"/>
+      <w:pPr>
+        <w:tabs>
+          <w:tab w:val="num" w:pos="1440"/>
+        </w:tabs>
+        <w:ind w:left="1440" w:hanging="360"/>
+      </w:pPr>
+      <w:rPr>
+        <w:rFonts w:ascii="Courier New" w:hAnsi="Courier New" w:hint="default"/>
+        <w:sz w:val="20"/>
+      </w:rPr>
+    </w:lvl>
+    <w:lvl w:ilvl="2" w:tentative="1">
+      <w:start w:val="1"/>
+      <w:numFmt w:val="bullet"/>
+      <w:lvlText w:val=""/>
+      <w:lvlJc w:val="left"/>
+      <w:pPr>
+        <w:tabs>
+          <w:tab w:val="num" w:pos="2160"/>
+        </w:tabs>
+        <w:ind w:left="2160" w:hanging="360"/>
+      </w:pPr>
+      <w:rPr>
+        <w:rFonts w:ascii="Wingdings" w:hAnsi="Wingdings" w:hint="default"/>
+        <w:sz w:val="20"/>
+      </w:rPr>
+    </w:lvl>
+    <w:lvl w:ilvl="3" w:tentative="1">
+      <w:start w:val="1"/>
+      <w:numFmt w:val="bullet"/>
+      <w:lvlText w:val=""/>
+      <w:lvlJc w:val="left"/>
+      <w:pPr>
+        <w:tabs>
+          <w:tab w:val="num" w:pos="2880"/>
+        </w:tabs>
+        <w:ind w:left="2880" w:hanging="360"/>
+      </w:pPr>
+      <w:rPr>
+        <w:rFonts w:ascii="Wingdings" w:hAnsi="Wingdings" w:hint="default"/>
+        <w:sz w:val="20"/>
+      </w:rPr>
+    </w:lvl>
+    <w:lvl w:ilvl="4" w:tentative="1">
+      <w:start w:val="1"/>
+      <w:numFmt w:val="bullet"/>
+      <w:lvlText w:val=""/>
+      <w:lvlJc w:val="left"/>
+      <w:pPr>
+        <w:tabs>
+          <w:tab w:val="num" w:pos="3600"/>
+        </w:tabs>
+        <w:ind w:left="3600" w:hanging="360"/>
+      </w:pPr>
+      <w:rPr>
+        <w:rFonts w:ascii="Wingdings" w:hAnsi="Wingdings" w:hint="default"/>
+        <w:sz w:val="20"/>
+      </w:rPr>
+    </w:lvl>
+    <w:lvl w:ilvl="5" w:tentative="1">
+      <w:start w:val="1"/>
+      <w:numFmt w:val="bullet"/>
+      <w:lvlText w:val=""/>
+      <w:lvlJc w:val="left"/>
+      <w:pPr>
+        <w:tabs>
+          <w:tab w:val="num" w:pos="4320"/>
+        </w:tabs>
+        <w:ind w:left="4320" w:hanging="360"/>
+      </w:pPr>
+      <w:rPr>
+        <w:rFonts w:ascii="Wingdings" w:hAnsi="Wingdings" w:hint="default"/>
+        <w:sz w:val="20"/>
+      </w:rPr>
+    </w:lvl>
+    <w:lvl w:ilvl="6" w:tentative="1">
+      <w:start w:val="1"/>
+      <w:numFmt w:val="bullet"/>
+      <w:lvlText w:val=""/>
+      <w:lvlJc w:val="left"/>
+      <w:pPr>
+        <w:tabs>
+          <w:tab w:val="num" w:pos="5040"/>
+        </w:tabs>
+        <w:ind w:left="5040" w:hanging="360"/>
+      </w:pPr>
+      <w:rPr>
+        <w:rFonts w:ascii="Wingdings" w:hAnsi="Wingdings" w:hint="default"/>
+        <w:sz w:val="20"/>
+      </w:rPr>
+    </w:lvl>
+    <w:lvl w:ilvl="7" w:tentative="1">
+      <w:start w:val="1"/>
+      <w:numFmt w:val="bullet"/>
+      <w:lvlText w:val=""/>
+      <w:lvlJc w:val="left"/>
+      <w:pPr>
+        <w:tabs>
+          <w:tab w:val="num" w:pos="5760"/>
+        </w:tabs>
+        <w:ind w:left="5760" w:hanging="360"/>
+      </w:pPr>
+      <w:rPr>
+        <w:rFonts w:ascii="Wingdings" w:hAnsi="Wingdings" w:hint="default"/>
+        <w:sz w:val="20"/>
+      </w:rPr>
+    </w:lvl>
+    <w:lvl w:ilvl="8" w:tentative="1">
+      <w:start w:val="1"/>
+      <w:numFmt w:val="bullet"/>
+      <w:lvlText w:val=""/>
+      <w:lvlJc w:val="left"/>
+      <w:pPr>
+        <w:tabs>
+          <w:tab w:val="num" w:pos="6480"/>
+        </w:tabs>
+        <w:ind w:left="6480" w:hanging="360"/>
+      </w:pPr>
+      <w:rPr>
+        <w:rFonts w:ascii="Wingdings" w:hAnsi="Wingdings" w:hint="default"/>
+        <w:sz w:val="20"/>
+      </w:rPr>
+    </w:lvl>
+  </w:abstractNum>
+  <w:abstractNum w:abstractNumId="18" w15:restartNumberingAfterBreak="0">
+    <w:nsid w:val="3D7442EB"/>
+    <w:multiLevelType w:val="multilevel"/>
+    <w:tmpl w:val="C4081D40"/>
+    <w:lvl w:ilvl="0">
+      <w:start w:val="1"/>
+      <w:numFmt w:val="bullet"/>
+      <w:lvlText w:val=""/>
+      <w:lvlJc w:val="left"/>
+      <w:pPr>
+        <w:tabs>
+          <w:tab w:val="num" w:pos="720"/>
+        </w:tabs>
+        <w:ind w:left="720" w:hanging="360"/>
+      </w:pPr>
+      <w:rPr>
+        <w:rFonts w:ascii="Symbol" w:hAnsi="Symbol" w:hint="default"/>
+        <w:sz w:val="20"/>
+      </w:rPr>
+    </w:lvl>
+    <w:lvl w:ilvl="1">
+      <w:start w:val="1"/>
+      <w:numFmt w:val="bullet"/>
+      <w:lvlText w:val="o"/>
+      <w:lvlJc w:val="left"/>
+      <w:pPr>
+        <w:tabs>
+          <w:tab w:val="num" w:pos="1440"/>
+        </w:tabs>
+        <w:ind w:left="1440" w:hanging="360"/>
+      </w:pPr>
+      <w:rPr>
+        <w:rFonts w:ascii="Courier New" w:hAnsi="Courier New" w:hint="default"/>
+        <w:sz w:val="20"/>
+      </w:rPr>
+    </w:lvl>
+    <w:lvl w:ilvl="2" w:tentative="1">
+      <w:start w:val="1"/>
+      <w:numFmt w:val="bullet"/>
+      <w:lvlText w:val=""/>
+      <w:lvlJc w:val="left"/>
+      <w:pPr>
+        <w:tabs>
+          <w:tab w:val="num" w:pos="2160"/>
+        </w:tabs>
+        <w:ind w:left="2160" w:hanging="360"/>
+      </w:pPr>
+      <w:rPr>
+        <w:rFonts w:ascii="Wingdings" w:hAnsi="Wingdings" w:hint="default"/>
+        <w:sz w:val="20"/>
+      </w:rPr>
+    </w:lvl>
+    <w:lvl w:ilvl="3" w:tentative="1">
+      <w:start w:val="1"/>
+      <w:numFmt w:val="bullet"/>
+      <w:lvlText w:val=""/>
+      <w:lvlJc w:val="left"/>
+      <w:pPr>
+        <w:tabs>
+          <w:tab w:val="num" w:pos="2880"/>
+        </w:tabs>
+        <w:ind w:left="2880" w:hanging="360"/>
+      </w:pPr>
+      <w:rPr>
+        <w:rFonts w:ascii="Wingdings" w:hAnsi="Wingdings" w:hint="default"/>
+        <w:sz w:val="20"/>
+      </w:rPr>
+    </w:lvl>
+    <w:lvl w:ilvl="4" w:tentative="1">
+      <w:start w:val="1"/>
+      <w:numFmt w:val="bullet"/>
+      <w:lvlText w:val=""/>
+      <w:lvlJc w:val="left"/>
+      <w:pPr>
+        <w:tabs>
+          <w:tab w:val="num" w:pos="3600"/>
+        </w:tabs>
+        <w:ind w:left="3600" w:hanging="360"/>
+      </w:pPr>
+      <w:rPr>
+        <w:rFonts w:ascii="Wingdings" w:hAnsi="Wingdings" w:hint="default"/>
+        <w:sz w:val="20"/>
+      </w:rPr>
+    </w:lvl>
+    <w:lvl w:ilvl="5" w:tentative="1">
+      <w:start w:val="1"/>
+      <w:numFmt w:val="bullet"/>
+      <w:lvlText w:val=""/>
+      <w:lvlJc w:val="left"/>
+      <w:pPr>
+        <w:tabs>
+          <w:tab w:val="num" w:pos="4320"/>
+        </w:tabs>
+        <w:ind w:left="4320" w:hanging="360"/>
+      </w:pPr>
+      <w:rPr>
+        <w:rFonts w:ascii="Wingdings" w:hAnsi="Wingdings" w:hint="default"/>
+        <w:sz w:val="20"/>
+      </w:rPr>
+    </w:lvl>
+    <w:lvl w:ilvl="6" w:tentative="1">
+      <w:start w:val="1"/>
+      <w:numFmt w:val="bullet"/>
+      <w:lvlText w:val=""/>
+      <w:lvlJc w:val="left"/>
+      <w:pPr>
+        <w:tabs>
+          <w:tab w:val="num" w:pos="5040"/>
+        </w:tabs>
+        <w:ind w:left="5040" w:hanging="360"/>
+      </w:pPr>
+      <w:rPr>
+        <w:rFonts w:ascii="Wingdings" w:hAnsi="Wingdings" w:hint="default"/>
+        <w:sz w:val="20"/>
+      </w:rPr>
+    </w:lvl>
+    <w:lvl w:ilvl="7" w:tentative="1">
+      <w:start w:val="1"/>
+      <w:numFmt w:val="bullet"/>
+      <w:lvlText w:val=""/>
+      <w:lvlJc w:val="left"/>
+      <w:pPr>
+        <w:tabs>
+          <w:tab w:val="num" w:pos="5760"/>
+        </w:tabs>
+        <w:ind w:left="5760" w:hanging="360"/>
+      </w:pPr>
+      <w:rPr>
+        <w:rFonts w:ascii="Wingdings" w:hAnsi="Wingdings" w:hint="default"/>
+        <w:sz w:val="20"/>
+      </w:rPr>
+    </w:lvl>
+    <w:lvl w:ilvl="8" w:tentative="1">
+      <w:start w:val="1"/>
+      <w:numFmt w:val="bullet"/>
+      <w:lvlText w:val=""/>
+      <w:lvlJc w:val="left"/>
+      <w:pPr>
+        <w:tabs>
+          <w:tab w:val="num" w:pos="6480"/>
+        </w:tabs>
+        <w:ind w:left="6480" w:hanging="360"/>
+      </w:pPr>
+      <w:rPr>
+        <w:rFonts w:ascii="Wingdings" w:hAnsi="Wingdings" w:hint="default"/>
+        <w:sz w:val="20"/>
+      </w:rPr>
+    </w:lvl>
+  </w:abstractNum>
+  <w:abstractNum w:abstractNumId="19" w15:restartNumberingAfterBreak="0">
+    <w:nsid w:val="3E191033"/>
+    <w:multiLevelType w:val="multilevel"/>
+    <w:tmpl w:val="2F764494"/>
+    <w:lvl w:ilvl="0">
+      <w:start w:val="1"/>
+      <w:numFmt w:val="bullet"/>
+      <w:lvlText w:val=""/>
+      <w:lvlJc w:val="left"/>
+      <w:pPr>
+        <w:tabs>
+          <w:tab w:val="num" w:pos="720"/>
+        </w:tabs>
+        <w:ind w:left="720" w:hanging="360"/>
+      </w:pPr>
+      <w:rPr>
+        <w:rFonts w:ascii="Symbol" w:hAnsi="Symbol" w:hint="default"/>
+        <w:sz w:val="20"/>
+      </w:rPr>
+    </w:lvl>
+    <w:lvl w:ilvl="1" w:tentative="1">
+      <w:start w:val="1"/>
+      <w:numFmt w:val="bullet"/>
+      <w:lvlText w:val="o"/>
+      <w:lvlJc w:val="left"/>
+      <w:pPr>
+        <w:tabs>
+          <w:tab w:val="num" w:pos="1440"/>
+        </w:tabs>
+        <w:ind w:left="1440" w:hanging="360"/>
+      </w:pPr>
+      <w:rPr>
+        <w:rFonts w:ascii="Courier New" w:hAnsi="Courier New" w:hint="default"/>
+        <w:sz w:val="20"/>
+      </w:rPr>
+    </w:lvl>
+    <w:lvl w:ilvl="2" w:tentative="1">
+      <w:start w:val="1"/>
+      <w:numFmt w:val="bullet"/>
+      <w:lvlText w:val=""/>
+      <w:lvlJc w:val="left"/>
+      <w:pPr>
+        <w:tabs>
+          <w:tab w:val="num" w:pos="2160"/>
+        </w:tabs>
+        <w:ind w:left="2160" w:hanging="360"/>
+      </w:pPr>
+      <w:rPr>
+        <w:rFonts w:ascii="Wingdings" w:hAnsi="Wingdings" w:hint="default"/>
+        <w:sz w:val="20"/>
+      </w:rPr>
+    </w:lvl>
+    <w:lvl w:ilvl="3" w:tentative="1">
+      <w:start w:val="1"/>
+      <w:numFmt w:val="bullet"/>
+      <w:lvlText w:val=""/>
+      <w:lvlJc w:val="left"/>
+      <w:pPr>
+        <w:tabs>
+          <w:tab w:val="num" w:pos="2880"/>
+        </w:tabs>
+        <w:ind w:left="2880" w:hanging="360"/>
+      </w:pPr>
+      <w:rPr>
+        <w:rFonts w:ascii="Wingdings" w:hAnsi="Wingdings" w:hint="default"/>
+        <w:sz w:val="20"/>
+      </w:rPr>
+    </w:lvl>
+    <w:lvl w:ilvl="4" w:tentative="1">
+      <w:start w:val="1"/>
+      <w:numFmt w:val="bullet"/>
+      <w:lvlText w:val=""/>
+      <w:lvlJc w:val="left"/>
+      <w:pPr>
+        <w:tabs>
+          <w:tab w:val="num" w:pos="3600"/>
+        </w:tabs>
+        <w:ind w:left="3600" w:hanging="360"/>
+      </w:pPr>
+      <w:rPr>
+        <w:rFonts w:ascii="Wingdings" w:hAnsi="Wingdings" w:hint="default"/>
+        <w:sz w:val="20"/>
+      </w:rPr>
+    </w:lvl>
+    <w:lvl w:ilvl="5" w:tentative="1">
+      <w:start w:val="1"/>
+      <w:numFmt w:val="bullet"/>
+      <w:lvlText w:val=""/>
+      <w:lvlJc w:val="left"/>
+      <w:pPr>
+        <w:tabs>
+          <w:tab w:val="num" w:pos="4320"/>
+        </w:tabs>
+        <w:ind w:left="4320" w:hanging="360"/>
+      </w:pPr>
+      <w:rPr>
+        <w:rFonts w:ascii="Wingdings" w:hAnsi="Wingdings" w:hint="default"/>
+        <w:sz w:val="20"/>
+      </w:rPr>
+    </w:lvl>
+    <w:lvl w:ilvl="6" w:tentative="1">
+      <w:start w:val="1"/>
+      <w:numFmt w:val="bullet"/>
+      <w:lvlText w:val=""/>
+      <w:lvlJc w:val="left"/>
+      <w:pPr>
+        <w:tabs>
+          <w:tab w:val="num" w:pos="5040"/>
+        </w:tabs>
+        <w:ind w:left="5040" w:hanging="360"/>
+      </w:pPr>
+      <w:rPr>
+        <w:rFonts w:ascii="Wingdings" w:hAnsi="Wingdings" w:hint="default"/>
+        <w:sz w:val="20"/>
+      </w:rPr>
+    </w:lvl>
+    <w:lvl w:ilvl="7" w:tentative="1">
+      <w:start w:val="1"/>
+      <w:numFmt w:val="bullet"/>
+      <w:lvlText w:val=""/>
+      <w:lvlJc w:val="left"/>
+      <w:pPr>
+        <w:tabs>
+          <w:tab w:val="num" w:pos="5760"/>
+        </w:tabs>
+        <w:ind w:left="5760" w:hanging="360"/>
+      </w:pPr>
+      <w:rPr>
+        <w:rFonts w:ascii="Wingdings" w:hAnsi="Wingdings" w:hint="default"/>
+        <w:sz w:val="20"/>
+      </w:rPr>
+    </w:lvl>
+    <w:lvl w:ilvl="8" w:tentative="1">
+      <w:start w:val="1"/>
+      <w:numFmt w:val="bullet"/>
+      <w:lvlText w:val=""/>
+      <w:lvlJc w:val="left"/>
+      <w:pPr>
+        <w:tabs>
+          <w:tab w:val="num" w:pos="6480"/>
+        </w:tabs>
+        <w:ind w:left="6480" w:hanging="360"/>
+      </w:pPr>
+      <w:rPr>
+        <w:rFonts w:ascii="Wingdings" w:hAnsi="Wingdings" w:hint="default"/>
+        <w:sz w:val="20"/>
+      </w:rPr>
+    </w:lvl>
+  </w:abstractNum>
+  <w:abstractNum w:abstractNumId="20" w15:restartNumberingAfterBreak="0">
+    <w:nsid w:val="436372C6"/>
+    <w:multiLevelType w:val="multilevel"/>
+    <w:tmpl w:val="ADE25962"/>
+    <w:lvl w:ilvl="0">
+      <w:start w:val="1"/>
+      <w:numFmt w:val="bullet"/>
+      <w:lvlText w:val=""/>
+      <w:lvlJc w:val="left"/>
+      <w:pPr>
+        <w:tabs>
+          <w:tab w:val="num" w:pos="720"/>
+        </w:tabs>
+        <w:ind w:left="720" w:hanging="360"/>
+      </w:pPr>
+      <w:rPr>
+        <w:rFonts w:ascii="Symbol" w:hAnsi="Symbol" w:hint="default"/>
+        <w:sz w:val="20"/>
+      </w:rPr>
+    </w:lvl>
+    <w:lvl w:ilvl="1" w:tentative="1">
+      <w:start w:val="1"/>
+      <w:numFmt w:val="bullet"/>
+      <w:lvlText w:val="o"/>
+      <w:lvlJc w:val="left"/>
+      <w:pPr>
+        <w:tabs>
+          <w:tab w:val="num" w:pos="1440"/>
+        </w:tabs>
+        <w:ind w:left="1440" w:hanging="360"/>
+      </w:pPr>
+      <w:rPr>
+        <w:rFonts w:ascii="Courier New" w:hAnsi="Courier New" w:hint="default"/>
+        <w:sz w:val="20"/>
+      </w:rPr>
+    </w:lvl>
+    <w:lvl w:ilvl="2" w:tentative="1">
+      <w:start w:val="1"/>
+      <w:numFmt w:val="bullet"/>
+      <w:lvlText w:val=""/>
+      <w:lvlJc w:val="left"/>
+      <w:pPr>
+        <w:tabs>
+          <w:tab w:val="num" w:pos="2160"/>
+        </w:tabs>
+        <w:ind w:left="2160" w:hanging="360"/>
+      </w:pPr>
+      <w:rPr>
+        <w:rFonts w:ascii="Wingdings" w:hAnsi="Wingdings" w:hint="default"/>
+        <w:sz w:val="20"/>
+      </w:rPr>
+    </w:lvl>
+    <w:lvl w:ilvl="3" w:tentative="1">
+      <w:start w:val="1"/>
+      <w:numFmt w:val="bullet"/>
+      <w:lvlText w:val=""/>
+      <w:lvlJc w:val="left"/>
+      <w:pPr>
+        <w:tabs>
+          <w:tab w:val="num" w:pos="2880"/>
+        </w:tabs>
+        <w:ind w:left="2880" w:hanging="360"/>
+      </w:pPr>
+      <w:rPr>
+        <w:rFonts w:ascii="Wingdings" w:hAnsi="Wingdings" w:hint="default"/>
+        <w:sz w:val="20"/>
+      </w:rPr>
+    </w:lvl>
+    <w:lvl w:ilvl="4" w:tentative="1">
+      <w:start w:val="1"/>
+      <w:numFmt w:val="bullet"/>
+      <w:lvlText w:val=""/>
+      <w:lvlJc w:val="left"/>
+      <w:pPr>
+        <w:tabs>
+          <w:tab w:val="num" w:pos="3600"/>
+        </w:tabs>
+        <w:ind w:left="3600" w:hanging="360"/>
+      </w:pPr>
+      <w:rPr>
+        <w:rFonts w:ascii="Wingdings" w:hAnsi="Wingdings" w:hint="default"/>
+        <w:sz w:val="20"/>
+      </w:rPr>
+    </w:lvl>
+    <w:lvl w:ilvl="5" w:tentative="1">
+      <w:start w:val="1"/>
+      <w:numFmt w:val="bullet"/>
+      <w:lvlText w:val=""/>
+      <w:lvlJc w:val="left"/>
+      <w:pPr>
+        <w:tabs>
+          <w:tab w:val="num" w:pos="4320"/>
+        </w:tabs>
+        <w:ind w:left="4320" w:hanging="360"/>
+      </w:pPr>
+      <w:rPr>
+        <w:rFonts w:ascii="Wingdings" w:hAnsi="Wingdings" w:hint="default"/>
+        <w:sz w:val="20"/>
+      </w:rPr>
+    </w:lvl>
+    <w:lvl w:ilvl="6" w:tentative="1">
+      <w:start w:val="1"/>
+      <w:numFmt w:val="bullet"/>
+      <w:lvlText w:val=""/>
+      <w:lvlJc w:val="left"/>
+      <w:pPr>
+        <w:tabs>
+          <w:tab w:val="num" w:pos="5040"/>
+        </w:tabs>
+        <w:ind w:left="5040" w:hanging="360"/>
+      </w:pPr>
+      <w:rPr>
+        <w:rFonts w:ascii="Wingdings" w:hAnsi="Wingdings" w:hint="default"/>
+        <w:sz w:val="20"/>
+      </w:rPr>
+    </w:lvl>
+    <w:lvl w:ilvl="7" w:tentative="1">
+      <w:start w:val="1"/>
+      <w:numFmt w:val="bullet"/>
+      <w:lvlText w:val=""/>
+      <w:lvlJc w:val="left"/>
+      <w:pPr>
+        <w:tabs>
+          <w:tab w:val="num" w:pos="5760"/>
+        </w:tabs>
+        <w:ind w:left="5760" w:hanging="360"/>
+      </w:pPr>
+      <w:rPr>
+        <w:rFonts w:ascii="Wingdings" w:hAnsi="Wingdings" w:hint="default"/>
+        <w:sz w:val="20"/>
+      </w:rPr>
+    </w:lvl>
+    <w:lvl w:ilvl="8" w:tentative="1">
+      <w:start w:val="1"/>
+      <w:numFmt w:val="bullet"/>
+      <w:lvlText w:val=""/>
+      <w:lvlJc w:val="left"/>
+      <w:pPr>
+        <w:tabs>
+          <w:tab w:val="num" w:pos="6480"/>
+        </w:tabs>
+        <w:ind w:left="6480" w:hanging="360"/>
+      </w:pPr>
+      <w:rPr>
+        <w:rFonts w:ascii="Wingdings" w:hAnsi="Wingdings" w:hint="default"/>
+        <w:sz w:val="20"/>
+      </w:rPr>
+    </w:lvl>
+  </w:abstractNum>
+  <w:abstractNum w:abstractNumId="21" w15:restartNumberingAfterBreak="0">
     <w:nsid w:val="44F81B15"/>
     <w:multiLevelType w:val="multilevel"/>
     <w:tmpl w:val="5CEE6BAA"/>
@@ -4920,7 +9650,7 @@
       </w:rPr>
     </w:lvl>
   </w:abstractNum>
-  <w:abstractNum w:abstractNumId="4" w15:restartNumberingAfterBreak="0">
+  <w:abstractNum w:abstractNumId="22" w15:restartNumberingAfterBreak="0">
     <w:nsid w:val="45337781"/>
     <w:multiLevelType w:val="multilevel"/>
     <w:tmpl w:val="D03C3270"/>
@@ -5069,7 +9799,93 @@
       </w:rPr>
     </w:lvl>
   </w:abstractNum>
-  <w:abstractNum w:abstractNumId="5" w15:restartNumberingAfterBreak="0">
+  <w:abstractNum w:abstractNumId="23" w15:restartNumberingAfterBreak="0">
+    <w:nsid w:val="453D7FF4"/>
+    <w:multiLevelType w:val="hybridMultilevel"/>
+    <w:tmpl w:val="F4445ADC"/>
+    <w:lvl w:ilvl="0" w:tplc="0419000F">
+      <w:start w:val="1"/>
+      <w:numFmt w:val="decimal"/>
+      <w:lvlText w:val="%1."/>
+      <w:lvlJc w:val="left"/>
+      <w:pPr>
+        <w:ind w:left="1287" w:hanging="360"/>
+      </w:pPr>
+    </w:lvl>
+    <w:lvl w:ilvl="1" w:tplc="04190019" w:tentative="1">
+      <w:start w:val="1"/>
+      <w:numFmt w:val="lowerLetter"/>
+      <w:lvlText w:val="%2."/>
+      <w:lvlJc w:val="left"/>
+      <w:pPr>
+        <w:ind w:left="2007" w:hanging="360"/>
+      </w:pPr>
+    </w:lvl>
+    <w:lvl w:ilvl="2" w:tplc="0419001B" w:tentative="1">
+      <w:start w:val="1"/>
+      <w:numFmt w:val="lowerRoman"/>
+      <w:lvlText w:val="%3."/>
+      <w:lvlJc w:val="right"/>
+      <w:pPr>
+        <w:ind w:left="2727" w:hanging="180"/>
+      </w:pPr>
+    </w:lvl>
+    <w:lvl w:ilvl="3" w:tplc="0419000F" w:tentative="1">
+      <w:start w:val="1"/>
+      <w:numFmt w:val="decimal"/>
+      <w:lvlText w:val="%4."/>
+      <w:lvlJc w:val="left"/>
+      <w:pPr>
+        <w:ind w:left="3447" w:hanging="360"/>
+      </w:pPr>
+    </w:lvl>
+    <w:lvl w:ilvl="4" w:tplc="04190019" w:tentative="1">
+      <w:start w:val="1"/>
+      <w:numFmt w:val="lowerLetter"/>
+      <w:lvlText w:val="%5."/>
+      <w:lvlJc w:val="left"/>
+      <w:pPr>
+        <w:ind w:left="4167" w:hanging="360"/>
+      </w:pPr>
+    </w:lvl>
+    <w:lvl w:ilvl="5" w:tplc="0419001B" w:tentative="1">
+      <w:start w:val="1"/>
+      <w:numFmt w:val="lowerRoman"/>
+      <w:lvlText w:val="%6."/>
+      <w:lvlJc w:val="right"/>
+      <w:pPr>
+        <w:ind w:left="4887" w:hanging="180"/>
+      </w:pPr>
+    </w:lvl>
+    <w:lvl w:ilvl="6" w:tplc="0419000F" w:tentative="1">
+      <w:start w:val="1"/>
+      <w:numFmt w:val="decimal"/>
+      <w:lvlText w:val="%7."/>
+      <w:lvlJc w:val="left"/>
+      <w:pPr>
+        <w:ind w:left="5607" w:hanging="360"/>
+      </w:pPr>
+    </w:lvl>
+    <w:lvl w:ilvl="7" w:tplc="04190019" w:tentative="1">
+      <w:start w:val="1"/>
+      <w:numFmt w:val="lowerLetter"/>
+      <w:lvlText w:val="%8."/>
+      <w:lvlJc w:val="left"/>
+      <w:pPr>
+        <w:ind w:left="6327" w:hanging="360"/>
+      </w:pPr>
+    </w:lvl>
+    <w:lvl w:ilvl="8" w:tplc="0419001B" w:tentative="1">
+      <w:start w:val="1"/>
+      <w:numFmt w:val="lowerRoman"/>
+      <w:lvlText w:val="%9."/>
+      <w:lvlJc w:val="right"/>
+      <w:pPr>
+        <w:ind w:left="7047" w:hanging="180"/>
+      </w:pPr>
+    </w:lvl>
+  </w:abstractNum>
+  <w:abstractNum w:abstractNumId="24" w15:restartNumberingAfterBreak="0">
     <w:nsid w:val="456029D5"/>
     <w:multiLevelType w:val="multilevel"/>
     <w:tmpl w:val="38B01E7A"/>
@@ -5218,7 +10034,472 @@
       </w:rPr>
     </w:lvl>
   </w:abstractNum>
-  <w:abstractNum w:abstractNumId="6" w15:restartNumberingAfterBreak="0">
+  <w:abstractNum w:abstractNumId="25" w15:restartNumberingAfterBreak="0">
+    <w:nsid w:val="4F424ED9"/>
+    <w:multiLevelType w:val="multilevel"/>
+    <w:tmpl w:val="5F26B786"/>
+    <w:lvl w:ilvl="0">
+      <w:start w:val="1"/>
+      <w:numFmt w:val="bullet"/>
+      <w:lvlText w:val=""/>
+      <w:lvlJc w:val="left"/>
+      <w:pPr>
+        <w:tabs>
+          <w:tab w:val="num" w:pos="720"/>
+        </w:tabs>
+        <w:ind w:left="720" w:hanging="360"/>
+      </w:pPr>
+      <w:rPr>
+        <w:rFonts w:ascii="Symbol" w:hAnsi="Symbol" w:hint="default"/>
+        <w:sz w:val="20"/>
+      </w:rPr>
+    </w:lvl>
+    <w:lvl w:ilvl="1" w:tentative="1">
+      <w:start w:val="1"/>
+      <w:numFmt w:val="bullet"/>
+      <w:lvlText w:val="o"/>
+      <w:lvlJc w:val="left"/>
+      <w:pPr>
+        <w:tabs>
+          <w:tab w:val="num" w:pos="1440"/>
+        </w:tabs>
+        <w:ind w:left="1440" w:hanging="360"/>
+      </w:pPr>
+      <w:rPr>
+        <w:rFonts w:ascii="Courier New" w:hAnsi="Courier New" w:hint="default"/>
+        <w:sz w:val="20"/>
+      </w:rPr>
+    </w:lvl>
+    <w:lvl w:ilvl="2" w:tentative="1">
+      <w:start w:val="1"/>
+      <w:numFmt w:val="bullet"/>
+      <w:lvlText w:val=""/>
+      <w:lvlJc w:val="left"/>
+      <w:pPr>
+        <w:tabs>
+          <w:tab w:val="num" w:pos="2160"/>
+        </w:tabs>
+        <w:ind w:left="2160" w:hanging="360"/>
+      </w:pPr>
+      <w:rPr>
+        <w:rFonts w:ascii="Wingdings" w:hAnsi="Wingdings" w:hint="default"/>
+        <w:sz w:val="20"/>
+      </w:rPr>
+    </w:lvl>
+    <w:lvl w:ilvl="3" w:tentative="1">
+      <w:start w:val="1"/>
+      <w:numFmt w:val="bullet"/>
+      <w:lvlText w:val=""/>
+      <w:lvlJc w:val="left"/>
+      <w:pPr>
+        <w:tabs>
+          <w:tab w:val="num" w:pos="2880"/>
+        </w:tabs>
+        <w:ind w:left="2880" w:hanging="360"/>
+      </w:pPr>
+      <w:rPr>
+        <w:rFonts w:ascii="Wingdings" w:hAnsi="Wingdings" w:hint="default"/>
+        <w:sz w:val="20"/>
+      </w:rPr>
+    </w:lvl>
+    <w:lvl w:ilvl="4" w:tentative="1">
+      <w:start w:val="1"/>
+      <w:numFmt w:val="bullet"/>
+      <w:lvlText w:val=""/>
+      <w:lvlJc w:val="left"/>
+      <w:pPr>
+        <w:tabs>
+          <w:tab w:val="num" w:pos="3600"/>
+        </w:tabs>
+        <w:ind w:left="3600" w:hanging="360"/>
+      </w:pPr>
+      <w:rPr>
+        <w:rFonts w:ascii="Wingdings" w:hAnsi="Wingdings" w:hint="default"/>
+        <w:sz w:val="20"/>
+      </w:rPr>
+    </w:lvl>
+    <w:lvl w:ilvl="5" w:tentative="1">
+      <w:start w:val="1"/>
+      <w:numFmt w:val="bullet"/>
+      <w:lvlText w:val=""/>
+      <w:lvlJc w:val="left"/>
+      <w:pPr>
+        <w:tabs>
+          <w:tab w:val="num" w:pos="4320"/>
+        </w:tabs>
+        <w:ind w:left="4320" w:hanging="360"/>
+      </w:pPr>
+      <w:rPr>
+        <w:rFonts w:ascii="Wingdings" w:hAnsi="Wingdings" w:hint="default"/>
+        <w:sz w:val="20"/>
+      </w:rPr>
+    </w:lvl>
+    <w:lvl w:ilvl="6" w:tentative="1">
+      <w:start w:val="1"/>
+      <w:numFmt w:val="bullet"/>
+      <w:lvlText w:val=""/>
+      <w:lvlJc w:val="left"/>
+      <w:pPr>
+        <w:tabs>
+          <w:tab w:val="num" w:pos="5040"/>
+        </w:tabs>
+        <w:ind w:left="5040" w:hanging="360"/>
+      </w:pPr>
+      <w:rPr>
+        <w:rFonts w:ascii="Wingdings" w:hAnsi="Wingdings" w:hint="default"/>
+        <w:sz w:val="20"/>
+      </w:rPr>
+    </w:lvl>
+    <w:lvl w:ilvl="7" w:tentative="1">
+      <w:start w:val="1"/>
+      <w:numFmt w:val="bullet"/>
+      <w:lvlText w:val=""/>
+      <w:lvlJc w:val="left"/>
+      <w:pPr>
+        <w:tabs>
+          <w:tab w:val="num" w:pos="5760"/>
+        </w:tabs>
+        <w:ind w:left="5760" w:hanging="360"/>
+      </w:pPr>
+      <w:rPr>
+        <w:rFonts w:ascii="Wingdings" w:hAnsi="Wingdings" w:hint="default"/>
+        <w:sz w:val="20"/>
+      </w:rPr>
+    </w:lvl>
+    <w:lvl w:ilvl="8" w:tentative="1">
+      <w:start w:val="1"/>
+      <w:numFmt w:val="bullet"/>
+      <w:lvlText w:val=""/>
+      <w:lvlJc w:val="left"/>
+      <w:pPr>
+        <w:tabs>
+          <w:tab w:val="num" w:pos="6480"/>
+        </w:tabs>
+        <w:ind w:left="6480" w:hanging="360"/>
+      </w:pPr>
+      <w:rPr>
+        <w:rFonts w:ascii="Wingdings" w:hAnsi="Wingdings" w:hint="default"/>
+        <w:sz w:val="20"/>
+      </w:rPr>
+    </w:lvl>
+  </w:abstractNum>
+  <w:abstractNum w:abstractNumId="26" w15:restartNumberingAfterBreak="0">
+    <w:nsid w:val="5C487D96"/>
+    <w:multiLevelType w:val="multilevel"/>
+    <w:tmpl w:val="5FDE5C54"/>
+    <w:lvl w:ilvl="0">
+      <w:start w:val="1"/>
+      <w:numFmt w:val="decimal"/>
+      <w:lvlText w:val="%1."/>
+      <w:lvlJc w:val="left"/>
+      <w:pPr>
+        <w:tabs>
+          <w:tab w:val="num" w:pos="720"/>
+        </w:tabs>
+        <w:ind w:left="720" w:hanging="360"/>
+      </w:pPr>
+    </w:lvl>
+    <w:lvl w:ilvl="1">
+      <w:start w:val="1"/>
+      <w:numFmt w:val="bullet"/>
+      <w:lvlText w:val="o"/>
+      <w:lvlJc w:val="left"/>
+      <w:pPr>
+        <w:tabs>
+          <w:tab w:val="num" w:pos="1440"/>
+        </w:tabs>
+        <w:ind w:left="1440" w:hanging="360"/>
+      </w:pPr>
+      <w:rPr>
+        <w:rFonts w:ascii="Courier New" w:hAnsi="Courier New" w:hint="default"/>
+        <w:sz w:val="20"/>
+      </w:rPr>
+    </w:lvl>
+    <w:lvl w:ilvl="2">
+      <w:start w:val="1"/>
+      <w:numFmt w:val="decimal"/>
+      <w:lvlText w:val="%3."/>
+      <w:lvlJc w:val="left"/>
+      <w:pPr>
+        <w:tabs>
+          <w:tab w:val="num" w:pos="2160"/>
+        </w:tabs>
+        <w:ind w:left="2160" w:hanging="360"/>
+      </w:pPr>
+    </w:lvl>
+    <w:lvl w:ilvl="3" w:tentative="1">
+      <w:start w:val="1"/>
+      <w:numFmt w:val="decimal"/>
+      <w:lvlText w:val="%4."/>
+      <w:lvlJc w:val="left"/>
+      <w:pPr>
+        <w:tabs>
+          <w:tab w:val="num" w:pos="2880"/>
+        </w:tabs>
+        <w:ind w:left="2880" w:hanging="360"/>
+      </w:pPr>
+    </w:lvl>
+    <w:lvl w:ilvl="4" w:tentative="1">
+      <w:start w:val="1"/>
+      <w:numFmt w:val="decimal"/>
+      <w:lvlText w:val="%5."/>
+      <w:lvlJc w:val="left"/>
+      <w:pPr>
+        <w:tabs>
+          <w:tab w:val="num" w:pos="3600"/>
+        </w:tabs>
+        <w:ind w:left="3600" w:hanging="360"/>
+      </w:pPr>
+    </w:lvl>
+    <w:lvl w:ilvl="5" w:tentative="1">
+      <w:start w:val="1"/>
+      <w:numFmt w:val="decimal"/>
+      <w:lvlText w:val="%6."/>
+      <w:lvlJc w:val="left"/>
+      <w:pPr>
+        <w:tabs>
+          <w:tab w:val="num" w:pos="4320"/>
+        </w:tabs>
+        <w:ind w:left="4320" w:hanging="360"/>
+      </w:pPr>
+    </w:lvl>
+    <w:lvl w:ilvl="6" w:tentative="1">
+      <w:start w:val="1"/>
+      <w:numFmt w:val="decimal"/>
+      <w:lvlText w:val="%7."/>
+      <w:lvlJc w:val="left"/>
+      <w:pPr>
+        <w:tabs>
+          <w:tab w:val="num" w:pos="5040"/>
+        </w:tabs>
+        <w:ind w:left="5040" w:hanging="360"/>
+      </w:pPr>
+    </w:lvl>
+    <w:lvl w:ilvl="7" w:tentative="1">
+      <w:start w:val="1"/>
+      <w:numFmt w:val="decimal"/>
+      <w:lvlText w:val="%8."/>
+      <w:lvlJc w:val="left"/>
+      <w:pPr>
+        <w:tabs>
+          <w:tab w:val="num" w:pos="5760"/>
+        </w:tabs>
+        <w:ind w:left="5760" w:hanging="360"/>
+      </w:pPr>
+    </w:lvl>
+    <w:lvl w:ilvl="8" w:tentative="1">
+      <w:start w:val="1"/>
+      <w:numFmt w:val="decimal"/>
+      <w:lvlText w:val="%9."/>
+      <w:lvlJc w:val="left"/>
+      <w:pPr>
+        <w:tabs>
+          <w:tab w:val="num" w:pos="6480"/>
+        </w:tabs>
+        <w:ind w:left="6480" w:hanging="360"/>
+      </w:pPr>
+    </w:lvl>
+  </w:abstractNum>
+  <w:abstractNum w:abstractNumId="27" w15:restartNumberingAfterBreak="0">
+    <w:nsid w:val="612470DC"/>
+    <w:multiLevelType w:val="hybridMultilevel"/>
+    <w:tmpl w:val="0CC43AE6"/>
+    <w:lvl w:ilvl="0" w:tplc="04190001">
+      <w:start w:val="1"/>
+      <w:numFmt w:val="bullet"/>
+      <w:lvlText w:val=""/>
+      <w:lvlJc w:val="left"/>
+      <w:pPr>
+        <w:ind w:left="928" w:hanging="360"/>
+      </w:pPr>
+      <w:rPr>
+        <w:rFonts w:ascii="Symbol" w:hAnsi="Symbol" w:hint="default"/>
+      </w:rPr>
+    </w:lvl>
+    <w:lvl w:ilvl="1" w:tplc="04190003" w:tentative="1">
+      <w:start w:val="1"/>
+      <w:numFmt w:val="bullet"/>
+      <w:lvlText w:val="o"/>
+      <w:lvlJc w:val="left"/>
+      <w:pPr>
+        <w:ind w:left="1648" w:hanging="360"/>
+      </w:pPr>
+      <w:rPr>
+        <w:rFonts w:ascii="Courier New" w:hAnsi="Courier New" w:cs="Courier New" w:hint="default"/>
+      </w:rPr>
+    </w:lvl>
+    <w:lvl w:ilvl="2" w:tplc="04190005" w:tentative="1">
+      <w:start w:val="1"/>
+      <w:numFmt w:val="bullet"/>
+      <w:lvlText w:val=""/>
+      <w:lvlJc w:val="left"/>
+      <w:pPr>
+        <w:ind w:left="2368" w:hanging="360"/>
+      </w:pPr>
+      <w:rPr>
+        <w:rFonts w:ascii="Wingdings" w:hAnsi="Wingdings" w:hint="default"/>
+      </w:rPr>
+    </w:lvl>
+    <w:lvl w:ilvl="3" w:tplc="04190001" w:tentative="1">
+      <w:start w:val="1"/>
+      <w:numFmt w:val="bullet"/>
+      <w:lvlText w:val=""/>
+      <w:lvlJc w:val="left"/>
+      <w:pPr>
+        <w:ind w:left="3088" w:hanging="360"/>
+      </w:pPr>
+      <w:rPr>
+        <w:rFonts w:ascii="Symbol" w:hAnsi="Symbol" w:hint="default"/>
+      </w:rPr>
+    </w:lvl>
+    <w:lvl w:ilvl="4" w:tplc="04190003" w:tentative="1">
+      <w:start w:val="1"/>
+      <w:numFmt w:val="bullet"/>
+      <w:lvlText w:val="o"/>
+      <w:lvlJc w:val="left"/>
+      <w:pPr>
+        <w:ind w:left="3808" w:hanging="360"/>
+      </w:pPr>
+      <w:rPr>
+        <w:rFonts w:ascii="Courier New" w:hAnsi="Courier New" w:cs="Courier New" w:hint="default"/>
+      </w:rPr>
+    </w:lvl>
+    <w:lvl w:ilvl="5" w:tplc="04190005" w:tentative="1">
+      <w:start w:val="1"/>
+      <w:numFmt w:val="bullet"/>
+      <w:lvlText w:val=""/>
+      <w:lvlJc w:val="left"/>
+      <w:pPr>
+        <w:ind w:left="4528" w:hanging="360"/>
+      </w:pPr>
+      <w:rPr>
+        <w:rFonts w:ascii="Wingdings" w:hAnsi="Wingdings" w:hint="default"/>
+      </w:rPr>
+    </w:lvl>
+    <w:lvl w:ilvl="6" w:tplc="04190001" w:tentative="1">
+      <w:start w:val="1"/>
+      <w:numFmt w:val="bullet"/>
+      <w:lvlText w:val=""/>
+      <w:lvlJc w:val="left"/>
+      <w:pPr>
+        <w:ind w:left="5248" w:hanging="360"/>
+      </w:pPr>
+      <w:rPr>
+        <w:rFonts w:ascii="Symbol" w:hAnsi="Symbol" w:hint="default"/>
+      </w:rPr>
+    </w:lvl>
+    <w:lvl w:ilvl="7" w:tplc="04190003" w:tentative="1">
+      <w:start w:val="1"/>
+      <w:numFmt w:val="bullet"/>
+      <w:lvlText w:val="o"/>
+      <w:lvlJc w:val="left"/>
+      <w:pPr>
+        <w:ind w:left="5968" w:hanging="360"/>
+      </w:pPr>
+      <w:rPr>
+        <w:rFonts w:ascii="Courier New" w:hAnsi="Courier New" w:cs="Courier New" w:hint="default"/>
+      </w:rPr>
+    </w:lvl>
+    <w:lvl w:ilvl="8" w:tplc="04190005" w:tentative="1">
+      <w:start w:val="1"/>
+      <w:numFmt w:val="bullet"/>
+      <w:lvlText w:val=""/>
+      <w:lvlJc w:val="left"/>
+      <w:pPr>
+        <w:ind w:left="6688" w:hanging="360"/>
+      </w:pPr>
+      <w:rPr>
+        <w:rFonts w:ascii="Wingdings" w:hAnsi="Wingdings" w:hint="default"/>
+      </w:rPr>
+    </w:lvl>
+  </w:abstractNum>
+  <w:abstractNum w:abstractNumId="28" w15:restartNumberingAfterBreak="0">
+    <w:nsid w:val="62F7690E"/>
+    <w:multiLevelType w:val="hybridMultilevel"/>
+    <w:tmpl w:val="2AEE3B9A"/>
+    <w:lvl w:ilvl="0" w:tplc="0419000F">
+      <w:start w:val="1"/>
+      <w:numFmt w:val="decimal"/>
+      <w:lvlText w:val="%1."/>
+      <w:lvlJc w:val="left"/>
+      <w:pPr>
+        <w:ind w:left="360" w:hanging="360"/>
+      </w:pPr>
+    </w:lvl>
+    <w:lvl w:ilvl="1" w:tplc="04190019">
+      <w:start w:val="1"/>
+      <w:numFmt w:val="lowerLetter"/>
+      <w:lvlText w:val="%2."/>
+      <w:lvlJc w:val="left"/>
+      <w:pPr>
+        <w:ind w:left="1080" w:hanging="360"/>
+      </w:pPr>
+    </w:lvl>
+    <w:lvl w:ilvl="2" w:tplc="0419001B" w:tentative="1">
+      <w:start w:val="1"/>
+      <w:numFmt w:val="lowerRoman"/>
+      <w:lvlText w:val="%3."/>
+      <w:lvlJc w:val="right"/>
+      <w:pPr>
+        <w:ind w:left="1800" w:hanging="180"/>
+      </w:pPr>
+    </w:lvl>
+    <w:lvl w:ilvl="3" w:tplc="0419000F" w:tentative="1">
+      <w:start w:val="1"/>
+      <w:numFmt w:val="decimal"/>
+      <w:lvlText w:val="%4."/>
+      <w:lvlJc w:val="left"/>
+      <w:pPr>
+        <w:ind w:left="2520" w:hanging="360"/>
+      </w:pPr>
+    </w:lvl>
+    <w:lvl w:ilvl="4" w:tplc="04190019" w:tentative="1">
+      <w:start w:val="1"/>
+      <w:numFmt w:val="lowerLetter"/>
+      <w:lvlText w:val="%5."/>
+      <w:lvlJc w:val="left"/>
+      <w:pPr>
+        <w:ind w:left="3240" w:hanging="360"/>
+      </w:pPr>
+    </w:lvl>
+    <w:lvl w:ilvl="5" w:tplc="0419001B" w:tentative="1">
+      <w:start w:val="1"/>
+      <w:numFmt w:val="lowerRoman"/>
+      <w:lvlText w:val="%6."/>
+      <w:lvlJc w:val="right"/>
+      <w:pPr>
+        <w:ind w:left="3960" w:hanging="180"/>
+      </w:pPr>
+    </w:lvl>
+    <w:lvl w:ilvl="6" w:tplc="0419000F" w:tentative="1">
+      <w:start w:val="1"/>
+      <w:numFmt w:val="decimal"/>
+      <w:lvlText w:val="%7."/>
+      <w:lvlJc w:val="left"/>
+      <w:pPr>
+        <w:ind w:left="4680" w:hanging="360"/>
+      </w:pPr>
+    </w:lvl>
+    <w:lvl w:ilvl="7" w:tplc="04190019" w:tentative="1">
+      <w:start w:val="1"/>
+      <w:numFmt w:val="lowerLetter"/>
+      <w:lvlText w:val="%8."/>
+      <w:lvlJc w:val="left"/>
+      <w:pPr>
+        <w:ind w:left="5400" w:hanging="360"/>
+      </w:pPr>
+    </w:lvl>
+    <w:lvl w:ilvl="8" w:tplc="0419001B" w:tentative="1">
+      <w:start w:val="1"/>
+      <w:numFmt w:val="lowerRoman"/>
+      <w:lvlText w:val="%9."/>
+      <w:lvlJc w:val="right"/>
+      <w:pPr>
+        <w:ind w:left="6120" w:hanging="180"/>
+      </w:pPr>
+    </w:lvl>
+  </w:abstractNum>
+  <w:abstractNum w:abstractNumId="29" w15:restartNumberingAfterBreak="0">
     <w:nsid w:val="6C1D5851"/>
     <w:multiLevelType w:val="multilevel"/>
     <w:tmpl w:val="A594A274"/>
@@ -5367,14 +10648,366 @@
       </w:rPr>
     </w:lvl>
   </w:abstractNum>
+  <w:abstractNum w:abstractNumId="30" w15:restartNumberingAfterBreak="0">
+    <w:nsid w:val="708B672A"/>
+    <w:multiLevelType w:val="hybridMultilevel"/>
+    <w:tmpl w:val="03AC2932"/>
+    <w:lvl w:ilvl="0" w:tplc="0419000F">
+      <w:start w:val="1"/>
+      <w:numFmt w:val="decimal"/>
+      <w:lvlText w:val="%1."/>
+      <w:lvlJc w:val="left"/>
+      <w:pPr>
+        <w:ind w:left="1440" w:hanging="360"/>
+      </w:pPr>
+    </w:lvl>
+    <w:lvl w:ilvl="1" w:tplc="04190019" w:tentative="1">
+      <w:start w:val="1"/>
+      <w:numFmt w:val="lowerLetter"/>
+      <w:lvlText w:val="%2."/>
+      <w:lvlJc w:val="left"/>
+      <w:pPr>
+        <w:ind w:left="2160" w:hanging="360"/>
+      </w:pPr>
+    </w:lvl>
+    <w:lvl w:ilvl="2" w:tplc="0419001B" w:tentative="1">
+      <w:start w:val="1"/>
+      <w:numFmt w:val="lowerRoman"/>
+      <w:lvlText w:val="%3."/>
+      <w:lvlJc w:val="right"/>
+      <w:pPr>
+        <w:ind w:left="2880" w:hanging="180"/>
+      </w:pPr>
+    </w:lvl>
+    <w:lvl w:ilvl="3" w:tplc="0419000F" w:tentative="1">
+      <w:start w:val="1"/>
+      <w:numFmt w:val="decimal"/>
+      <w:lvlText w:val="%4."/>
+      <w:lvlJc w:val="left"/>
+      <w:pPr>
+        <w:ind w:left="3600" w:hanging="360"/>
+      </w:pPr>
+    </w:lvl>
+    <w:lvl w:ilvl="4" w:tplc="04190019" w:tentative="1">
+      <w:start w:val="1"/>
+      <w:numFmt w:val="lowerLetter"/>
+      <w:lvlText w:val="%5."/>
+      <w:lvlJc w:val="left"/>
+      <w:pPr>
+        <w:ind w:left="4320" w:hanging="360"/>
+      </w:pPr>
+    </w:lvl>
+    <w:lvl w:ilvl="5" w:tplc="0419001B" w:tentative="1">
+      <w:start w:val="1"/>
+      <w:numFmt w:val="lowerRoman"/>
+      <w:lvlText w:val="%6."/>
+      <w:lvlJc w:val="right"/>
+      <w:pPr>
+        <w:ind w:left="5040" w:hanging="180"/>
+      </w:pPr>
+    </w:lvl>
+    <w:lvl w:ilvl="6" w:tplc="0419000F" w:tentative="1">
+      <w:start w:val="1"/>
+      <w:numFmt w:val="decimal"/>
+      <w:lvlText w:val="%7."/>
+      <w:lvlJc w:val="left"/>
+      <w:pPr>
+        <w:ind w:left="5760" w:hanging="360"/>
+      </w:pPr>
+    </w:lvl>
+    <w:lvl w:ilvl="7" w:tplc="04190019" w:tentative="1">
+      <w:start w:val="1"/>
+      <w:numFmt w:val="lowerLetter"/>
+      <w:lvlText w:val="%8."/>
+      <w:lvlJc w:val="left"/>
+      <w:pPr>
+        <w:ind w:left="6480" w:hanging="360"/>
+      </w:pPr>
+    </w:lvl>
+    <w:lvl w:ilvl="8" w:tplc="0419001B" w:tentative="1">
+      <w:start w:val="1"/>
+      <w:numFmt w:val="lowerRoman"/>
+      <w:lvlText w:val="%9."/>
+      <w:lvlJc w:val="right"/>
+      <w:pPr>
+        <w:ind w:left="7200" w:hanging="180"/>
+      </w:pPr>
+    </w:lvl>
+  </w:abstractNum>
+  <w:abstractNum w:abstractNumId="31" w15:restartNumberingAfterBreak="0">
+    <w:nsid w:val="7F5C336F"/>
+    <w:multiLevelType w:val="multilevel"/>
+    <w:tmpl w:val="B49086B4"/>
+    <w:lvl w:ilvl="0">
+      <w:start w:val="1"/>
+      <w:numFmt w:val="decimal"/>
+      <w:lvlText w:val="%1."/>
+      <w:lvlJc w:val="left"/>
+      <w:pPr>
+        <w:tabs>
+          <w:tab w:val="num" w:pos="720"/>
+        </w:tabs>
+        <w:ind w:left="720" w:hanging="360"/>
+      </w:pPr>
+    </w:lvl>
+    <w:lvl w:ilvl="1">
+      <w:start w:val="1"/>
+      <w:numFmt w:val="bullet"/>
+      <w:lvlText w:val="o"/>
+      <w:lvlJc w:val="left"/>
+      <w:pPr>
+        <w:tabs>
+          <w:tab w:val="num" w:pos="1440"/>
+        </w:tabs>
+        <w:ind w:left="1440" w:hanging="360"/>
+      </w:pPr>
+      <w:rPr>
+        <w:rFonts w:ascii="Courier New" w:hAnsi="Courier New" w:hint="default"/>
+        <w:sz w:val="20"/>
+      </w:rPr>
+    </w:lvl>
+    <w:lvl w:ilvl="2" w:tentative="1">
+      <w:start w:val="1"/>
+      <w:numFmt w:val="decimal"/>
+      <w:lvlText w:val="%3."/>
+      <w:lvlJc w:val="left"/>
+      <w:pPr>
+        <w:tabs>
+          <w:tab w:val="num" w:pos="2160"/>
+        </w:tabs>
+        <w:ind w:left="2160" w:hanging="360"/>
+      </w:pPr>
+    </w:lvl>
+    <w:lvl w:ilvl="3" w:tentative="1">
+      <w:start w:val="1"/>
+      <w:numFmt w:val="decimal"/>
+      <w:lvlText w:val="%4."/>
+      <w:lvlJc w:val="left"/>
+      <w:pPr>
+        <w:tabs>
+          <w:tab w:val="num" w:pos="2880"/>
+        </w:tabs>
+        <w:ind w:left="2880" w:hanging="360"/>
+      </w:pPr>
+    </w:lvl>
+    <w:lvl w:ilvl="4" w:tentative="1">
+      <w:start w:val="1"/>
+      <w:numFmt w:val="decimal"/>
+      <w:lvlText w:val="%5."/>
+      <w:lvlJc w:val="left"/>
+      <w:pPr>
+        <w:tabs>
+          <w:tab w:val="num" w:pos="3600"/>
+        </w:tabs>
+        <w:ind w:left="3600" w:hanging="360"/>
+      </w:pPr>
+    </w:lvl>
+    <w:lvl w:ilvl="5" w:tentative="1">
+      <w:start w:val="1"/>
+      <w:numFmt w:val="decimal"/>
+      <w:lvlText w:val="%6."/>
+      <w:lvlJc w:val="left"/>
+      <w:pPr>
+        <w:tabs>
+          <w:tab w:val="num" w:pos="4320"/>
+        </w:tabs>
+        <w:ind w:left="4320" w:hanging="360"/>
+      </w:pPr>
+    </w:lvl>
+    <w:lvl w:ilvl="6" w:tentative="1">
+      <w:start w:val="1"/>
+      <w:numFmt w:val="decimal"/>
+      <w:lvlText w:val="%7."/>
+      <w:lvlJc w:val="left"/>
+      <w:pPr>
+        <w:tabs>
+          <w:tab w:val="num" w:pos="5040"/>
+        </w:tabs>
+        <w:ind w:left="5040" w:hanging="360"/>
+      </w:pPr>
+    </w:lvl>
+    <w:lvl w:ilvl="7" w:tentative="1">
+      <w:start w:val="1"/>
+      <w:numFmt w:val="decimal"/>
+      <w:lvlText w:val="%8."/>
+      <w:lvlJc w:val="left"/>
+      <w:pPr>
+        <w:tabs>
+          <w:tab w:val="num" w:pos="5760"/>
+        </w:tabs>
+        <w:ind w:left="5760" w:hanging="360"/>
+      </w:pPr>
+    </w:lvl>
+    <w:lvl w:ilvl="8" w:tentative="1">
+      <w:start w:val="1"/>
+      <w:numFmt w:val="decimal"/>
+      <w:lvlText w:val="%9."/>
+      <w:lvlJc w:val="left"/>
+      <w:pPr>
+        <w:tabs>
+          <w:tab w:val="num" w:pos="6480"/>
+        </w:tabs>
+        <w:ind w:left="6480" w:hanging="360"/>
+      </w:pPr>
+    </w:lvl>
+  </w:abstractNum>
+  <w:abstractNum w:abstractNumId="32" w15:restartNumberingAfterBreak="0">
+    <w:nsid w:val="7F8D24C9"/>
+    <w:multiLevelType w:val="multilevel"/>
+    <w:tmpl w:val="F49A3D90"/>
+    <w:lvl w:ilvl="0">
+      <w:start w:val="1"/>
+      <w:numFmt w:val="bullet"/>
+      <w:lvlText w:val=""/>
+      <w:lvlJc w:val="left"/>
+      <w:pPr>
+        <w:tabs>
+          <w:tab w:val="num" w:pos="720"/>
+        </w:tabs>
+        <w:ind w:left="720" w:hanging="360"/>
+      </w:pPr>
+      <w:rPr>
+        <w:rFonts w:ascii="Symbol" w:hAnsi="Symbol" w:hint="default"/>
+        <w:sz w:val="20"/>
+      </w:rPr>
+    </w:lvl>
+    <w:lvl w:ilvl="1" w:tentative="1">
+      <w:start w:val="1"/>
+      <w:numFmt w:val="bullet"/>
+      <w:lvlText w:val="o"/>
+      <w:lvlJc w:val="left"/>
+      <w:pPr>
+        <w:tabs>
+          <w:tab w:val="num" w:pos="1440"/>
+        </w:tabs>
+        <w:ind w:left="1440" w:hanging="360"/>
+      </w:pPr>
+      <w:rPr>
+        <w:rFonts w:ascii="Courier New" w:hAnsi="Courier New" w:hint="default"/>
+        <w:sz w:val="20"/>
+      </w:rPr>
+    </w:lvl>
+    <w:lvl w:ilvl="2" w:tentative="1">
+      <w:start w:val="1"/>
+      <w:numFmt w:val="bullet"/>
+      <w:lvlText w:val=""/>
+      <w:lvlJc w:val="left"/>
+      <w:pPr>
+        <w:tabs>
+          <w:tab w:val="num" w:pos="2160"/>
+        </w:tabs>
+        <w:ind w:left="2160" w:hanging="360"/>
+      </w:pPr>
+      <w:rPr>
+        <w:rFonts w:ascii="Wingdings" w:hAnsi="Wingdings" w:hint="default"/>
+        <w:sz w:val="20"/>
+      </w:rPr>
+    </w:lvl>
+    <w:lvl w:ilvl="3" w:tentative="1">
+      <w:start w:val="1"/>
+      <w:numFmt w:val="bullet"/>
+      <w:lvlText w:val=""/>
+      <w:lvlJc w:val="left"/>
+      <w:pPr>
+        <w:tabs>
+          <w:tab w:val="num" w:pos="2880"/>
+        </w:tabs>
+        <w:ind w:left="2880" w:hanging="360"/>
+      </w:pPr>
+      <w:rPr>
+        <w:rFonts w:ascii="Wingdings" w:hAnsi="Wingdings" w:hint="default"/>
+        <w:sz w:val="20"/>
+      </w:rPr>
+    </w:lvl>
+    <w:lvl w:ilvl="4" w:tentative="1">
+      <w:start w:val="1"/>
+      <w:numFmt w:val="bullet"/>
+      <w:lvlText w:val=""/>
+      <w:lvlJc w:val="left"/>
+      <w:pPr>
+        <w:tabs>
+          <w:tab w:val="num" w:pos="3600"/>
+        </w:tabs>
+        <w:ind w:left="3600" w:hanging="360"/>
+      </w:pPr>
+      <w:rPr>
+        <w:rFonts w:ascii="Wingdings" w:hAnsi="Wingdings" w:hint="default"/>
+        <w:sz w:val="20"/>
+      </w:rPr>
+    </w:lvl>
+    <w:lvl w:ilvl="5" w:tentative="1">
+      <w:start w:val="1"/>
+      <w:numFmt w:val="bullet"/>
+      <w:lvlText w:val=""/>
+      <w:lvlJc w:val="left"/>
+      <w:pPr>
+        <w:tabs>
+          <w:tab w:val="num" w:pos="4320"/>
+        </w:tabs>
+        <w:ind w:left="4320" w:hanging="360"/>
+      </w:pPr>
+      <w:rPr>
+        <w:rFonts w:ascii="Wingdings" w:hAnsi="Wingdings" w:hint="default"/>
+        <w:sz w:val="20"/>
+      </w:rPr>
+    </w:lvl>
+    <w:lvl w:ilvl="6" w:tentative="1">
+      <w:start w:val="1"/>
+      <w:numFmt w:val="bullet"/>
+      <w:lvlText w:val=""/>
+      <w:lvlJc w:val="left"/>
+      <w:pPr>
+        <w:tabs>
+          <w:tab w:val="num" w:pos="5040"/>
+        </w:tabs>
+        <w:ind w:left="5040" w:hanging="360"/>
+      </w:pPr>
+      <w:rPr>
+        <w:rFonts w:ascii="Wingdings" w:hAnsi="Wingdings" w:hint="default"/>
+        <w:sz w:val="20"/>
+      </w:rPr>
+    </w:lvl>
+    <w:lvl w:ilvl="7" w:tentative="1">
+      <w:start w:val="1"/>
+      <w:numFmt w:val="bullet"/>
+      <w:lvlText w:val=""/>
+      <w:lvlJc w:val="left"/>
+      <w:pPr>
+        <w:tabs>
+          <w:tab w:val="num" w:pos="5760"/>
+        </w:tabs>
+        <w:ind w:left="5760" w:hanging="360"/>
+      </w:pPr>
+      <w:rPr>
+        <w:rFonts w:ascii="Wingdings" w:hAnsi="Wingdings" w:hint="default"/>
+        <w:sz w:val="20"/>
+      </w:rPr>
+    </w:lvl>
+    <w:lvl w:ilvl="8" w:tentative="1">
+      <w:start w:val="1"/>
+      <w:numFmt w:val="bullet"/>
+      <w:lvlText w:val=""/>
+      <w:lvlJc w:val="left"/>
+      <w:pPr>
+        <w:tabs>
+          <w:tab w:val="num" w:pos="6480"/>
+        </w:tabs>
+        <w:ind w:left="6480" w:hanging="360"/>
+      </w:pPr>
+      <w:rPr>
+        <w:rFonts w:ascii="Wingdings" w:hAnsi="Wingdings" w:hint="default"/>
+        <w:sz w:val="20"/>
+      </w:rPr>
+    </w:lvl>
+  </w:abstractNum>
   <w:num w:numId="1" w16cid:durableId="470634888">
+    <w:abstractNumId w:val="10"/>
+  </w:num>
+  <w:num w:numId="2" w16cid:durableId="424956939">
     <w:abstractNumId w:val="1"/>
   </w:num>
-  <w:num w:numId="2" w16cid:durableId="424956939">
-    <w:abstractNumId w:val="0"/>
-  </w:num>
   <w:num w:numId="3" w16cid:durableId="83192640">
-    <w:abstractNumId w:val="0"/>
+    <w:abstractNumId w:val="1"/>
     <w:lvlOverride w:ilvl="1">
       <w:lvl w:ilvl="1">
         <w:numFmt w:val="bullet"/>
@@ -5394,18 +11027,96 @@
     </w:lvlOverride>
   </w:num>
   <w:num w:numId="4" w16cid:durableId="1234852584">
+    <w:abstractNumId w:val="24"/>
+  </w:num>
+  <w:num w:numId="5" w16cid:durableId="652292360">
+    <w:abstractNumId w:val="22"/>
+  </w:num>
+  <w:num w:numId="6" w16cid:durableId="1992442796">
+    <w:abstractNumId w:val="16"/>
+  </w:num>
+  <w:num w:numId="7" w16cid:durableId="1829249571">
+    <w:abstractNumId w:val="29"/>
+  </w:num>
+  <w:num w:numId="8" w16cid:durableId="1902472637">
+    <w:abstractNumId w:val="21"/>
+  </w:num>
+  <w:num w:numId="9" w16cid:durableId="1551571335">
+    <w:abstractNumId w:val="4"/>
+  </w:num>
+  <w:num w:numId="10" w16cid:durableId="1506551236">
+    <w:abstractNumId w:val="7"/>
+  </w:num>
+  <w:num w:numId="11" w16cid:durableId="128282072">
+    <w:abstractNumId w:val="17"/>
+  </w:num>
+  <w:num w:numId="12" w16cid:durableId="993290930">
+    <w:abstractNumId w:val="2"/>
+  </w:num>
+  <w:num w:numId="13" w16cid:durableId="1400595454">
+    <w:abstractNumId w:val="18"/>
+  </w:num>
+  <w:num w:numId="14" w16cid:durableId="1027683407">
+    <w:abstractNumId w:val="20"/>
+  </w:num>
+  <w:num w:numId="15" w16cid:durableId="616376908">
+    <w:abstractNumId w:val="30"/>
+  </w:num>
+  <w:num w:numId="16" w16cid:durableId="109983288">
+    <w:abstractNumId w:val="15"/>
+  </w:num>
+  <w:num w:numId="17" w16cid:durableId="1292978424">
+    <w:abstractNumId w:val="9"/>
+  </w:num>
+  <w:num w:numId="18" w16cid:durableId="1740013374">
+    <w:abstractNumId w:val="23"/>
+  </w:num>
+  <w:num w:numId="19" w16cid:durableId="430079723">
+    <w:abstractNumId w:val="27"/>
+  </w:num>
+  <w:num w:numId="20" w16cid:durableId="723524984">
+    <w:abstractNumId w:val="14"/>
+  </w:num>
+  <w:num w:numId="21" w16cid:durableId="1250382974">
+    <w:abstractNumId w:val="13"/>
+  </w:num>
+  <w:num w:numId="22" w16cid:durableId="729232337">
+    <w:abstractNumId w:val="0"/>
+  </w:num>
+  <w:num w:numId="23" w16cid:durableId="2018850518">
+    <w:abstractNumId w:val="28"/>
+  </w:num>
+  <w:num w:numId="24" w16cid:durableId="1174999842">
+    <w:abstractNumId w:val="8"/>
+  </w:num>
+  <w:num w:numId="25" w16cid:durableId="1306161204">
+    <w:abstractNumId w:val="12"/>
+  </w:num>
+  <w:num w:numId="26" w16cid:durableId="1118917727">
+    <w:abstractNumId w:val="26"/>
+  </w:num>
+  <w:num w:numId="27" w16cid:durableId="854656504">
+    <w:abstractNumId w:val="6"/>
+  </w:num>
+  <w:num w:numId="28" w16cid:durableId="511723312">
+    <w:abstractNumId w:val="31"/>
+  </w:num>
+  <w:num w:numId="29" w16cid:durableId="835533409">
+    <w:abstractNumId w:val="19"/>
+  </w:num>
+  <w:num w:numId="30" w16cid:durableId="260995036">
+    <w:abstractNumId w:val="25"/>
+  </w:num>
+  <w:num w:numId="31" w16cid:durableId="138422730">
+    <w:abstractNumId w:val="32"/>
+  </w:num>
+  <w:num w:numId="32" w16cid:durableId="1868524461">
+    <w:abstractNumId w:val="11"/>
+  </w:num>
+  <w:num w:numId="33" w16cid:durableId="47460155">
     <w:abstractNumId w:val="5"/>
   </w:num>
-  <w:num w:numId="5" w16cid:durableId="652292360">
-    <w:abstractNumId w:val="4"/>
-  </w:num>
-  <w:num w:numId="6" w16cid:durableId="1992442796">
-    <w:abstractNumId w:val="2"/>
-  </w:num>
-  <w:num w:numId="7" w16cid:durableId="1829249571">
-    <w:abstractNumId w:val="6"/>
-  </w:num>
-  <w:num w:numId="8" w16cid:durableId="1902472637">
+  <w:num w:numId="34" w16cid:durableId="1471902876">
     <w:abstractNumId w:val="3"/>
   </w:num>
 </w:numbering>
@@ -5874,7 +11585,6 @@
     <w:next w:val="a"/>
     <w:link w:val="30"/>
     <w:uiPriority w:val="9"/>
-    <w:semiHidden/>
     <w:unhideWhenUsed/>
     <w:qFormat/>
     <w:rsid w:val="005341FA"/>
@@ -6024,6 +11734,7 @@
   <w:style w:type="character" w:default="1" w:styleId="a0">
     <w:name w:val="Default Paragraph Font"/>
     <w:uiPriority w:val="1"/>
+    <w:semiHidden/>
     <w:unhideWhenUsed/>
   </w:style>
   <w:style w:type="table" w:default="1" w:styleId="a1">
@@ -6076,7 +11787,6 @@
     <w:basedOn w:val="a0"/>
     <w:link w:val="3"/>
     <w:uiPriority w:val="9"/>
-    <w:semiHidden/>
     <w:rsid w:val="005341FA"/>
     <w:rPr>
       <w:rFonts w:eastAsiaTheme="majorEastAsia" w:cstheme="majorBidi"/>
@@ -6209,6 +11919,7 @@
       <w:numPr>
         <w:ilvl w:val="1"/>
       </w:numPr>
+      <w:ind w:firstLine="567"/>
     </w:pPr>
     <w:rPr>
       <w:rFonts w:eastAsiaTheme="majorEastAsia" w:cstheme="majorBidi"/>
@@ -6733,4 +12444,16 @@
     </a:ext>
   </a:extLst>
 </a:theme>
+</file>
+
+<file path=customXml/item1.xml><?xml version="1.0" encoding="utf-8"?>
+<b:Sources xmlns:b="http://schemas.openxmlformats.org/officeDocument/2006/bibliography" xmlns="http://schemas.openxmlformats.org/officeDocument/2006/bibliography" SelectedStyle="\APASixthEditionOfficeOnline.xsl" StyleName="APA" Version="6"/>
+</file>
+
+<file path=customXml/itemProps1.xml><?xml version="1.0" encoding="utf-8"?>
+<ds:datastoreItem xmlns:ds="http://schemas.openxmlformats.org/officeDocument/2006/customXml" ds:itemID="{8967189E-6F20-4011-B7BF-260C65A16848}">
+  <ds:schemaRefs>
+    <ds:schemaRef ds:uri="http://schemas.openxmlformats.org/officeDocument/2006/bibliography"/>
+  </ds:schemaRefs>
+</ds:datastoreItem>
 </file>